--- a/skills/phong-dieu-duong/assets/nd30-mau-1.7-giay-moi.docx
+++ b/skills/phong-dieu-duong/assets/nd30-mau-1.7-giay-moi.docx
@@ -1,5 +1,57 @@
 
-<file path=word/document.xml><?xml version="1.0" encoding="utf-8"?>
+<file path=./[Content_Types].xml><?xml version="1.0" encoding="utf-8"?>
+<Types xmlns="http://schemas.openxmlformats.org/package/2006/content-types">
+  <Default Extension="fntdata" ContentType="application/x-fontdata"/>
+  <Default Extension="jpeg" ContentType="image/jpeg"/>
+  <Default Extension="png" ContentType="image/png"/>
+  <Default Extension="rels" ContentType="application/vnd.openxmlformats-package.relationships+xml"/>
+  <Default Extension="xml" ContentType="application/xml"/>
+  <Override PartName="/word/document.xml" ContentType="application/vnd.openxmlformats-officedocument.wordprocessingml.document.main+xml"/>
+  <Override PartName="/word/styles.xml" ContentType="application/vnd.openxmlformats-officedocument.wordprocessingml.styles+xml"/>
+  <Override PartName="/word/numbering.xml" ContentType="application/vnd.openxmlformats-officedocument.wordprocessingml.numbering+xml"/>
+  <Override PartName="/word/settings.xml" ContentType="application/vnd.openxmlformats-officedocument.wordprocessingml.settings+xml"/>
+  <Override PartName="/word/fontTable.xml" ContentType="application/vnd.openxmlformats-officedocument.wordprocessingml.fontTable+xml"/>
+  <Override PartName="/word/theme/theme1.xml" ContentType="application/vnd.openxmlformats-officedocument.theme+xml"/>
+  <Override PartName="/docProps/custom.xml" ContentType="application/vnd.openxmlformats-officedocument.custom-properties+xml"/>
+  <Override PartName="/docProps/core.xml" ContentType="application/vnd.openxmlformats-package.core-properties+xml"/>
+  <Override PartName="/docProps/app.xml" ContentType="application/vnd.openxmlformats-officedocument.extended-properties+xml"/>
+</Types>
+</file>
+
+<file path=./docProps/app.xml><?xml version="1.0" encoding="utf-8"?>
+<Properties xmlns="http://schemas.openxmlformats.org/officeDocument/2006/extended-properties" xmlns:vt="http://schemas.openxmlformats.org/officeDocument/2006/docPropsVTypes">
+  <Template>Normal</Template>
+  <TotalTime>158</TotalTime>
+  <Application>LibreOffice/26.2.4.2$Windows_X86_64 LibreOffice_project/0229ac93fcf0d7cbc6376066c6f35021cef002dc</Application>
+  <AppVersion>15.0000</AppVersion>
+</Properties>
+</file>
+
+<file path=./docProps/core.xml><?xml version="1.0" encoding="utf-8"?>
+<cp:coreProperties xmlns:cp="http://schemas.openxmlformats.org/package/2006/metadata/core-properties" xmlns:dc="http://purl.org/dc/elements/1.1/" xmlns:dcterms="http://purl.org/dc/terms/" xmlns:dcmitype="http://purl.org/dc/dcmitype/" xmlns:xsi="http://www.w3.org/2001/XMLSchema-instance">
+  <dcterms:created xsi:type="dcterms:W3CDTF">2020-03-13T13:22:00Z</dcterms:created>
+  <dc:creator>congbao</dc:creator>
+  <dc:description/>
+  <cp:keywords/>
+  <dc:language>en-US</dc:language>
+  <cp:lastModifiedBy>PC</cp:lastModifiedBy>
+  <cp:lastPrinted>2020-03-14T11:13:00Z</cp:lastPrinted>
+  <dcterms:modified xsi:type="dcterms:W3CDTF">2020-11-10T14:00:00Z</dcterms:modified>
+  <cp:revision>71</cp:revision>
+  <dc:subject/>
+  <dc:title>Số 215 + 216                                                                  Ngày 08 tháng 3 năm 2007</dc:title>
+</cp:coreProperties>
+</file>
+
+<file path=./docProps/custom.xml><?xml version="1.0" encoding="utf-8"?>
+<Properties xmlns="http://schemas.openxmlformats.org/officeDocument/2006/custom-properties" xmlns:vt="http://schemas.openxmlformats.org/officeDocument/2006/docPropsVTypes">
+  <property fmtid="{D5CDD505-2E9C-101B-9397-08002B2CF9AE}" pid="2" name="MTEquationNumber2">
+    <vt:lpwstr>(#S1.#E1)</vt:lpwstr>
+  </property>
+</Properties>
+</file>
+
+<file path=./word/document.xml><?xml version="1.0" encoding="utf-8"?>
 <w:document xmlns:o="urn:schemas-microsoft-com:office:office" xmlns:r="http://schemas.openxmlformats.org/officeDocument/2006/relationships" xmlns:v="urn:schemas-microsoft-com:vml" xmlns:w="http://schemas.openxmlformats.org/wordprocessingml/2006/main" xmlns:w10="urn:schemas-microsoft-com:office:word" xmlns:wp="http://schemas.openxmlformats.org/drawingml/2006/wordprocessingDrawing" xmlns:pic="http://schemas.openxmlformats.org/drawingml/2006/picture" xmlns:wps="http://schemas.microsoft.com/office/word/2010/wordprocessingShape" xmlns:wpg="http://schemas.microsoft.com/office/word/2010/wordprocessingGroup" xmlns:mc="http://schemas.openxmlformats.org/markup-compatibility/2006" xmlns:wp14="http://schemas.microsoft.com/office/word/2010/wordprocessingDrawing" xmlns:w14="http://schemas.microsoft.com/office/word/2010/wordml" xmlns:w15="http://schemas.microsoft.com/office/word/2012/wordml">
   <w:body>
     <w:tbl>
@@ -1792,7 +1844,261 @@
 </w:document>
 </file>
 
-<file path=word/numbering.xml><?xml version="1.0" encoding="utf-8"?>
+<file path=./word/fontTable.xml><?xml version="1.0" encoding="utf-8"?>
+<w:fonts xmlns:w="http://schemas.openxmlformats.org/wordprocessingml/2006/main" xmlns:r="http://schemas.openxmlformats.org/officeDocument/2006/relationships">
+  <w:font w:name="Times New Roman">
+    <w:family w:val="roman"/>
+    <w:pitch w:val="variable"/>
+  </w:font>
+  <w:font w:name="Symbol">
+    <w:family w:val="roman"/>
+    <w:pitch w:val="variable"/>
+  </w:font>
+  <w:font w:name="Arial">
+    <w:family w:val="swiss"/>
+    <w:pitch w:val="variable"/>
+  </w:font>
+  <w:font w:name="Liberation Serif">
+    <w:altName w:val="Times New Roman"/>
+    <w:family w:val="roman"/>
+    <w:pitch w:val="variable"/>
+  </w:font>
+  <w:font w:name=".VnTimeH">
+    <w:altName w:val="Courier New"/>
+    <w:family w:val="swiss"/>
+    <w:pitch w:val="variable"/>
+  </w:font>
+  <w:font w:name=".VnTime">
+    <w:altName w:val="Courier New"/>
+    <w:family w:val="swiss"/>
+    <w:pitch w:val="variable"/>
+  </w:font>
+  <w:font w:name="Courier New">
+    <w:family w:val="modern"/>
+    <w:pitch w:val="default"/>
+  </w:font>
+  <w:font w:name="Wingdings">
+    <w:family w:val="auto"/>
+    <w:pitch w:val="variable"/>
+  </w:font>
+  <w:font w:name="Tahoma">
+    <w:family w:val="swiss"/>
+    <w:pitch w:val="variable"/>
+  </w:font>
+  <w:font w:name="Calibri">
+    <w:family w:val="swiss"/>
+    <w:pitch w:val="variable"/>
+  </w:font>
+  <w:font w:name="VNI-Times">
+    <w:family w:val="auto"/>
+    <w:pitch w:val="variable"/>
+  </w:font>
+  <w:font w:name=".VnAvant">
+    <w:altName w:val="Courier New"/>
+    <w:family w:val="swiss"/>
+    <w:pitch w:val="variable"/>
+  </w:font>
+  <w:font w:name="Muc mon">
+    <w:altName w:val="Times New Roman"/>
+    <w:family w:val="roman"/>
+    <w:pitch w:val="default"/>
+  </w:font>
+  <w:font w:name=".VnCourier NewH">
+    <w:altName w:val="Courier New"/>
+    <w:family w:val="roman"/>
+    <w:pitch w:val="variable"/>
+  </w:font>
+  <w:font w:name=".VnGothic">
+    <w:altName w:val="Courier New"/>
+    <w:family w:val="swiss"/>
+    <w:pitch w:val="variable"/>
+  </w:font>
+  <w:font w:name=".VnCentury Schoolbook">
+    <w:altName w:val="Courier New"/>
+    <w:family w:val="swiss"/>
+    <w:pitch w:val="variable"/>
+  </w:font>
+  <w:font w:name=".VnAvantH">
+    <w:altName w:val="Courier New"/>
+    <w:family w:val="swiss"/>
+    <w:pitch w:val="variable"/>
+  </w:font>
+  <w:font w:name=".VnCentury SchoolbookH">
+    <w:altName w:val="Courier New"/>
+    <w:family w:val="swiss"/>
+    <w:pitch w:val="variable"/>
+  </w:font>
+  <w:font w:name=".VnHelvetIns">
+    <w:altName w:val="Courier New"/>
+    <w:family w:val="swiss"/>
+    <w:pitch w:val="variable"/>
+  </w:font>
+  <w:font w:name=".VnArial">
+    <w:altName w:val="Courier New"/>
+    <w:family w:val="swiss"/>
+    <w:pitch w:val="variable"/>
+  </w:font>
+  <w:font w:name=".VnHelvetInsH">
+    <w:altName w:val="Courier New"/>
+    <w:family w:val="swiss"/>
+    <w:pitch w:val="variable"/>
+  </w:font>
+  <w:font w:name=".VnArialH">
+    <w:altName w:val="Courier New"/>
+    <w:family w:val="swiss"/>
+    <w:pitch w:val="variable"/>
+  </w:font>
+  <w:font w:name="Arial Unicode MS">
+    <w:family w:val="swiss"/>
+    <w:pitch w:val="variable"/>
+  </w:font>
+  <w:font w:name="Cambria">
+    <w:family w:val="roman"/>
+    <w:pitch w:val="variable"/>
+  </w:font>
+  <w:font w:name="Verdana">
+    <w:family w:val="swiss"/>
+    <w:pitch w:val="variable"/>
+  </w:font>
+  <w:font w:name="Arial Narrow">
+    <w:family w:val="swiss"/>
+    <w:pitch w:val="variable"/>
+  </w:font>
+  <w:font w:name="Consolas">
+    <w:family w:val="modern"/>
+    <w:pitch w:val="default"/>
+  </w:font>
+  <w:font w:name="Microsoft Sans Serif">
+    <w:family w:val="swiss"/>
+    <w:pitch w:val="variable"/>
+  </w:font>
+  <w:font w:name="Arial Black">
+    <w:family w:val="swiss"/>
+    <w:pitch w:val="variable"/>
+  </w:font>
+  <w:font w:name="Trebuchet MS">
+    <w:family w:val="swiss"/>
+    <w:pitch w:val="variable"/>
+  </w:font>
+  <w:font w:name="Century Gothic">
+    <w:family w:val="swiss"/>
+    <w:pitch w:val="variable"/>
+  </w:font>
+  <w:font w:name="Garamond">
+    <w:family w:val="roman"/>
+    <w:pitch w:val="variable"/>
+  </w:font>
+  <w:font w:name="Georgia">
+    <w:family w:val="roman"/>
+    <w:pitch w:val="variable"/>
+  </w:font>
+  <w:font w:name="Calibri Light">
+    <w:family w:val="swiss"/>
+    <w:pitch w:val="variable"/>
+  </w:font>
+  <w:font w:name="VNTime">
+    <w:family w:val="auto"/>
+    <w:pitch w:val="variable"/>
+  </w:font>
+  <w:font w:name="Times New Roman Bold">
+    <w:altName w:val="Times New Roman"/>
+    <w:family w:val="roman"/>
+    <w:pitch w:val="default"/>
+  </w:font>
+  <w:font w:name="PdTime">
+    <w:altName w:val="Arial Narrow"/>
+    <w:family w:val="swiss"/>
+    <w:pitch w:val="variable"/>
+  </w:font>
+  <w:font w:name=".VnArial Narrow">
+    <w:altName w:val="Courier New"/>
+    <w:family w:val="swiss"/>
+    <w:pitch w:val="variable"/>
+  </w:font>
+  <w:font w:name="Arial">
+    <w:family w:val="swiss"/>
+    <w:pitch w:val="default"/>
+  </w:font>
+  <w:font w:name="PdTimeH">
+    <w:altName w:val="Arial Narrow"/>
+    <w:family w:val="swiss"/>
+    <w:pitch w:val="variable"/>
+  </w:font>
+  <w:font w:name=".VnVogue">
+    <w:altName w:val="Courier New"/>
+    <w:family w:val="swiss"/>
+    <w:pitch w:val="variable"/>
+  </w:font>
+  <w:font w:name=".VnBlackH">
+    <w:altName w:val="Courier New"/>
+    <w:family w:val="swiss"/>
+    <w:pitch w:val="variable"/>
+  </w:font>
+  <w:font w:name="VnHelveticaU">
+    <w:family w:val="swiss"/>
+    <w:pitch w:val="variable"/>
+  </w:font>
+  <w:font w:name="VnHelvetica">
+    <w:altName w:val="Arial"/>
+    <w:family w:val="auto"/>
+    <w:pitch w:val="variable"/>
+  </w:font>
+  <w:font w:name="Caslon 540 LT Std">
+    <w:family w:val="roman"/>
+    <w:pitch w:val="variable"/>
+  </w:font>
+  <w:font w:name="Myriad Pro Light">
+    <w:altName w:val="Arial"/>
+    <w:family w:val="swiss"/>
+    <w:pitch w:val="variable"/>
+  </w:font>
+  <w:font w:name=".VnCourier">
+    <w:altName w:val="Courier New"/>
+    <w:family w:val="swiss"/>
+    <w:pitch w:val="variable"/>
+  </w:font>
+  <w:font w:name="VNI Times">
+    <w:family w:val="auto"/>
+    <w:pitch w:val="variable"/>
+  </w:font>
+  <w:font w:name="VNSVNI2">
+    <w:altName w:val="Courier New"/>
+    <w:family w:val="auto"/>
+    <w:pitch w:val="variable"/>
+  </w:font>
+  <w:font w:name=".VnClarendonH">
+    <w:altName w:val="Courier New"/>
+    <w:family w:val="swiss"/>
+    <w:pitch w:val="variable"/>
+  </w:font>
+  <w:font w:name="VNAvantH">
+    <w:altName w:val="Arial"/>
+    <w:family w:val="swiss"/>
+    <w:pitch w:val="variable"/>
+  </w:font>
+  <w:font w:name="Vn Arial HBold">
+    <w:altName w:val="Times New Roman"/>
+    <w:family w:val="auto"/>
+    <w:pitch w:val="default"/>
+  </w:font>
+  <w:font w:name="Batang">
+    <w:altName w:val="바탕"/>
+    <w:family w:val="auto"/>
+    <w:pitch w:val="default"/>
+  </w:font>
+  <w:font w:name=".VnVogueH">
+    <w:altName w:val="Courier New"/>
+    <w:family w:val="swiss"/>
+    <w:pitch w:val="variable"/>
+  </w:font>
+  <w:font w:name="Courier New">
+    <w:family w:val="modern"/>
+    <w:pitch w:val="fixed"/>
+  </w:font>
+</w:fonts>
+</file>
+
+<file path=./word/numbering.xml><?xml version="1.0" encoding="utf-8"?>
 <w:numbering xmlns:w="http://schemas.openxmlformats.org/wordprocessingml/2006/main" xmlns:o="urn:schemas-microsoft-com:office:office" xmlns:r="http://schemas.openxmlformats.org/officeDocument/2006/relationships" xmlns:v="urn:schemas-microsoft-com:vml" xmlns:mc="http://schemas.openxmlformats.org/markup-compatibility/2006" xmlns:w14="http://schemas.microsoft.com/office/word/2010/wordml">
   <w:abstractNum w:abstractNumId="1">
     <w:lvl w:ilvl="0">
@@ -3954,7 +4260,20 @@
 </w:numbering>
 </file>
 
-<file path=word/styles.xml><?xml version="1.0" encoding="utf-8"?>
+<file path=./word/settings.xml><?xml version="1.0" encoding="utf-8"?>
+<w:settings xmlns:w="http://schemas.openxmlformats.org/wordprocessingml/2006/main">
+  <w:zoom w:percent="100"/>
+  <w:defaultTabStop w:val="709"/>
+  <w:autoHyphenation w:val="true"/>
+  <w:hyphenationZone w:val="0"/>
+  <w:compat>
+    <w:doNotBreakWrappedTables/>
+    <w:compatSetting w:name="compatibilityMode" w:uri="http://schemas.microsoft.com/office/word" w:val="11"/>
+  </w:compat>
+</w:settings>
+</file>
+
+<file path=./word/styles.xml><?xml version="1.0" encoding="utf-8"?>
 <w:styles xmlns:w="http://schemas.openxmlformats.org/wordprocessingml/2006/main" xmlns:w14="http://schemas.microsoft.com/office/word/2010/wordml" xmlns:mc="http://schemas.openxmlformats.org/markup-compatibility/2006">
   <w:docDefaults>
     <w:rPrDefault>
@@ -41304,7 +41623,7 @@
 </w:styles>
 </file>
 
-<file path=word/theme/theme1.xml><?xml version="1.0" encoding="utf-8"?>
+<file path=./word/theme/theme1.xml><?xml version="1.0" encoding="utf-8"?>
 <a:theme xmlns:a="http://schemas.openxmlformats.org/drawingml/2006/main" xmlns:r="http://schemas.openxmlformats.org/officeDocument/2006/relationships" name="Office">
   <a:themeElements>
     <a:clrScheme name="LibreOffice">

--- a/skills/phong-dieu-duong/assets/nd30-mau-1.7-giay-moi.docx
+++ b/skills/phong-dieu-duong/assets/nd30-mau-1.7-giay-moi.docx
@@ -1,57 +1,5 @@
 
-<file path=./[Content_Types].xml><?xml version="1.0" encoding="utf-8"?>
-<Types xmlns="http://schemas.openxmlformats.org/package/2006/content-types">
-  <Default Extension="fntdata" ContentType="application/x-fontdata"/>
-  <Default Extension="jpeg" ContentType="image/jpeg"/>
-  <Default Extension="png" ContentType="image/png"/>
-  <Default Extension="rels" ContentType="application/vnd.openxmlformats-package.relationships+xml"/>
-  <Default Extension="xml" ContentType="application/xml"/>
-  <Override PartName="/word/document.xml" ContentType="application/vnd.openxmlformats-officedocument.wordprocessingml.document.main+xml"/>
-  <Override PartName="/word/styles.xml" ContentType="application/vnd.openxmlformats-officedocument.wordprocessingml.styles+xml"/>
-  <Override PartName="/word/numbering.xml" ContentType="application/vnd.openxmlformats-officedocument.wordprocessingml.numbering+xml"/>
-  <Override PartName="/word/settings.xml" ContentType="application/vnd.openxmlformats-officedocument.wordprocessingml.settings+xml"/>
-  <Override PartName="/word/fontTable.xml" ContentType="application/vnd.openxmlformats-officedocument.wordprocessingml.fontTable+xml"/>
-  <Override PartName="/word/theme/theme1.xml" ContentType="application/vnd.openxmlformats-officedocument.theme+xml"/>
-  <Override PartName="/docProps/custom.xml" ContentType="application/vnd.openxmlformats-officedocument.custom-properties+xml"/>
-  <Override PartName="/docProps/core.xml" ContentType="application/vnd.openxmlformats-package.core-properties+xml"/>
-  <Override PartName="/docProps/app.xml" ContentType="application/vnd.openxmlformats-officedocument.extended-properties+xml"/>
-</Types>
-</file>
-
-<file path=./docProps/app.xml><?xml version="1.0" encoding="utf-8"?>
-<Properties xmlns="http://schemas.openxmlformats.org/officeDocument/2006/extended-properties" xmlns:vt="http://schemas.openxmlformats.org/officeDocument/2006/docPropsVTypes">
-  <Template>Normal</Template>
-  <TotalTime>158</TotalTime>
-  <Application>LibreOffice/26.2.4.2$Windows_X86_64 LibreOffice_project/0229ac93fcf0d7cbc6376066c6f35021cef002dc</Application>
-  <AppVersion>15.0000</AppVersion>
-</Properties>
-</file>
-
-<file path=./docProps/core.xml><?xml version="1.0" encoding="utf-8"?>
-<cp:coreProperties xmlns:cp="http://schemas.openxmlformats.org/package/2006/metadata/core-properties" xmlns:dc="http://purl.org/dc/elements/1.1/" xmlns:dcterms="http://purl.org/dc/terms/" xmlns:dcmitype="http://purl.org/dc/dcmitype/" xmlns:xsi="http://www.w3.org/2001/XMLSchema-instance">
-  <dcterms:created xsi:type="dcterms:W3CDTF">2020-03-13T13:22:00Z</dcterms:created>
-  <dc:creator>congbao</dc:creator>
-  <dc:description/>
-  <cp:keywords/>
-  <dc:language>en-US</dc:language>
-  <cp:lastModifiedBy>PC</cp:lastModifiedBy>
-  <cp:lastPrinted>2020-03-14T11:13:00Z</cp:lastPrinted>
-  <dcterms:modified xsi:type="dcterms:W3CDTF">2020-11-10T14:00:00Z</dcterms:modified>
-  <cp:revision>71</cp:revision>
-  <dc:subject/>
-  <dc:title>Số 215 + 216                                                                  Ngày 08 tháng 3 năm 2007</dc:title>
-</cp:coreProperties>
-</file>
-
-<file path=./docProps/custom.xml><?xml version="1.0" encoding="utf-8"?>
-<Properties xmlns="http://schemas.openxmlformats.org/officeDocument/2006/custom-properties" xmlns:vt="http://schemas.openxmlformats.org/officeDocument/2006/docPropsVTypes">
-  <property fmtid="{D5CDD505-2E9C-101B-9397-08002B2CF9AE}" pid="2" name="MTEquationNumber2">
-    <vt:lpwstr>(#S1.#E1)</vt:lpwstr>
-  </property>
-</Properties>
-</file>
-
-<file path=./word/document.xml><?xml version="1.0" encoding="utf-8"?>
+<file path=word/document.xml><?xml version="1.0" encoding="utf-8"?>
 <w:document xmlns:o="urn:schemas-microsoft-com:office:office" xmlns:r="http://schemas.openxmlformats.org/officeDocument/2006/relationships" xmlns:v="urn:schemas-microsoft-com:vml" xmlns:w="http://schemas.openxmlformats.org/wordprocessingml/2006/main" xmlns:w10="urn:schemas-microsoft-com:office:word" xmlns:wp="http://schemas.openxmlformats.org/drawingml/2006/wordprocessingDrawing" xmlns:pic="http://schemas.openxmlformats.org/drawingml/2006/picture" xmlns:wps="http://schemas.microsoft.com/office/word/2010/wordprocessingShape" xmlns:wpg="http://schemas.microsoft.com/office/word/2010/wordprocessingGroup" xmlns:mc="http://schemas.openxmlformats.org/markup-compatibility/2006" xmlns:wp14="http://schemas.microsoft.com/office/word/2010/wordprocessingDrawing" xmlns:w14="http://schemas.microsoft.com/office/word/2010/wordml" xmlns:w15="http://schemas.microsoft.com/office/word/2012/wordml">
   <w:body>
     <w:tbl>
@@ -111,7 +59,7 @@
                 <w:vertAlign w:val="superscript"/>
                 <w:lang w:eastAsia="vi-VN"/>
               </w:rPr>
-              <w:t>{{SO_LIEU}}</w:t>
+              <w:t>1</w:t>
             </w:r>
           </w:p>
           <w:p>
@@ -121,7 +69,14 @@
               <w:spacing w:lineRule="exact" w:line="390" w:before="0" w:after="0"/>
               <w:ind w:hanging="0" w:end="0"/>
               <w:jc w:val="center"/>
-              <w:rPr/>
+              <w:rPr>
+                <w:rStyle w:val="Other"/>
+                <w:b/>
+                <w:bCs/>
+                <w:color w:val="000000"/>
+                <w:vertAlign w:val="superscript"/>
+                <w:lang w:eastAsia="vi-VN"/>
+              </w:rPr>
             </w:pPr>
             <w:r>
               <w:rPr>
@@ -142,7 +97,7 @@
                 <w:vertAlign w:val="superscript"/>
                 <w:lang w:eastAsia="vi-VN"/>
               </w:rPr>
-              <w:t>{{SO_LIEU}}</w:t>
+              <w:t>2</w:t>
             </w:r>
           </w:p>
           <w:p>
@@ -154,11 +109,8 @@
               <w:jc w:val="center"/>
               <w:rPr>
                 <w:rStyle w:val="Other"/>
-                <w:b/>
-                <w:bCs/>
                 <w:color w:val="000000"/>
-                <w:vertAlign w:val="superscript"/>
-                <w:lang w:val="en-US" w:eastAsia="vi-VN"/>
+                <w:lang w:eastAsia="vi-VN"/>
               </w:rPr>
             </w:pPr>
             <w:r>
@@ -249,7 +201,7 @@
                 <w:vertAlign w:val="superscript"/>
                 <w:lang w:eastAsia="vi-VN"/>
               </w:rPr>
-              <w:t>{{SO_LIEU}}</w:t>
+              <w:t>3</w:t>
             </w:r>
             <w:r>
               <w:rPr>
@@ -274,7 +226,13 @@
               <w:spacing w:lineRule="exact" w:line="390" w:before="0" w:after="0"/>
               <w:ind w:firstLine="251" w:end="0"/>
               <w:jc w:val="center"/>
-              <w:rPr/>
+              <w:rPr>
+                <w:rStyle w:val="Other"/>
+                <w:b/>
+                <w:bCs/>
+                <w:color w:val="000000"/>
+                <w:lang w:eastAsia="vi-VN"/>
+              </w:rPr>
             </w:pPr>
             <w:r>
               <w:rPr>
@@ -294,7 +252,13 @@
               <w:spacing w:lineRule="exact" w:line="390" w:before="0" w:after="0"/>
               <w:ind w:firstLine="251" w:end="0"/>
               <w:jc w:val="center"/>
-              <w:rPr/>
+              <w:rPr>
+                <w:rStyle w:val="Other"/>
+                <w:b/>
+                <w:bCs/>
+                <w:color w:val="000000"/>
+                <w:lang w:eastAsia="vi-VN"/>
+              </w:rPr>
             </w:pPr>
             <w:r>
               <w:rPr>
@@ -316,12 +280,10 @@
               <w:jc w:val="center"/>
               <w:rPr>
                 <w:rStyle w:val="Other"/>
-                <w:b/>
-                <w:bCs/>
                 <w:i/>
                 <w:iCs/>
                 <w:color w:val="000000"/>
-                <w:lang w:val="en-US" w:eastAsia="vi-VN"/>
+                <w:lang w:eastAsia="vi-VN"/>
               </w:rPr>
             </w:pPr>
             <w:r>
@@ -415,7 +377,7 @@
                 <w:vertAlign w:val="superscript"/>
                 <w:lang w:eastAsia="vi-VN"/>
               </w:rPr>
-              <w:t>{{SO_LIEU}}</w:t>
+              <w:t>4</w:t>
             </w:r>
             <w:r>
               <w:rPr>
@@ -516,7 +478,7 @@
           <w:vertAlign w:val="superscript"/>
           <w:lang w:eastAsia="vi-VN"/>
         </w:rPr>
-        <w:t>{{SO_LIEU}}</w:t>
+        <w:t>5</w:t>
       </w:r>
       <w:r>
         <w:rPr>
@@ -555,7 +517,7 @@
           <w:color w:val="000000"/>
           <w:sz w:val="28"/>
           <w:szCs w:val="28"/>
-          <w:lang w:val="en-US" w:eastAsia="en-US"/>
+          <w:lang w:val="vi-VN" w:eastAsia="vi-VN"/>
         </w:rPr>
         <mc:AlternateContent>
           <mc:Choice Requires="wps">
@@ -653,7 +615,7 @@
           <w:vertAlign w:val="superscript"/>
           <w:lang w:eastAsia="vi-VN"/>
         </w:rPr>
-        <w:t>{{SO_LIEU}}</w:t>
+        <w:t>2</w:t>
       </w:r>
       <w:r>
         <w:rPr>
@@ -680,7 +642,7 @@
           <w:vertAlign w:val="superscript"/>
           <w:lang w:eastAsia="vi-VN"/>
         </w:rPr>
-        <w:t>{{SO_LIEU}}</w:t>
+        <w:t>6</w:t>
       </w:r>
       <w:r>
         <w:rPr>
@@ -736,7 +698,7 @@
           <w:vertAlign w:val="superscript"/>
           <w:lang w:eastAsia="vi-VN"/>
         </w:rPr>
-        <w:t>{{SO_LIEU}}</w:t>
+        <w:t>7</w:t>
       </w:r>
       <w:r>
         <w:rPr>
@@ -864,7 +826,15 @@
         <w:pStyle w:val="BodyText1"/>
         <w:widowControl w:val="false"/>
         <w:spacing w:lineRule="exact" w:line="390"/>
-        <w:rPr/>
+        <w:rPr>
+          <w:rStyle w:val="CharChar2"/>
+          <w:rFonts w:ascii="Times New Roman" w:hAnsi="Times New Roman" w:cs="Times New Roman"/>
+          <w:b/>
+          <w:color w:val="000000"/>
+          <w:sz w:val="28"/>
+          <w:szCs w:val="28"/>
+          <w:lang w:eastAsia="vi-VN"/>
+        </w:rPr>
       </w:pPr>
       <w:r>
         <w:rPr>
@@ -890,7 +860,7 @@
           <w:vertAlign w:val="superscript"/>
           <w:lang w:eastAsia="vi-VN"/>
         </w:rPr>
-        <w:t>{{SO_LIEU}}</w:t>
+        <w:t>8</w:t>
       </w:r>
       <w:r>
         <w:rPr>
@@ -918,13 +888,10 @@
         </w:tabs>
         <w:spacing w:lineRule="exact" w:line="390"/>
         <w:rPr>
-          <w:rStyle w:val="CharChar2"/>
           <w:rFonts w:ascii="Times New Roman" w:hAnsi="Times New Roman" w:cs="Times New Roman"/>
-          <w:b/>
           <w:color w:val="000000"/>
           <w:sz w:val="28"/>
           <w:szCs w:val="28"/>
-          <w:lang w:eastAsia="vi-VN"/>
         </w:rPr>
       </w:pPr>
       <w:r>
@@ -993,7 +960,14 @@
               </w:tabs>
               <w:spacing w:lineRule="auto" w:line="240"/>
               <w:ind w:hanging="0" w:end="0"/>
-              <w:rPr/>
+              <w:rPr>
+                <w:rStyle w:val="Bodytext2"/>
+                <w:b w:val="false"/>
+                <w:color w:val="000000"/>
+                <w:sz w:val="24"/>
+                <w:szCs w:val="24"/>
+                <w:lang w:eastAsia="vi-VN"/>
+              </w:rPr>
             </w:pPr>
             <w:r>
               <w:rPr>
@@ -1102,7 +1076,7 @@
                 <w:vertAlign w:val="superscript"/>
                 <w:lang w:eastAsia="vi-VN"/>
               </w:rPr>
-              <w:t>{{SO_LIEU}}</w:t>
+              <w:t>9</w:t>
             </w:r>
             <w:r>
               <w:rPr>
@@ -1127,7 +1101,7 @@
                 <w:vertAlign w:val="superscript"/>
                 <w:lang w:eastAsia="vi-VN"/>
               </w:rPr>
-              <w:t>{{SO_LIEU}}</w:t>
+              <w:t>10</w:t>
             </w:r>
             <w:r>
               <w:rPr>
@@ -1153,9 +1127,7 @@
               <w:spacing w:lineRule="exact" w:line="390"/>
               <w:rPr>
                 <w:rFonts w:ascii="Times New Roman" w:hAnsi="Times New Roman" w:cs="Times New Roman"/>
-                <w:b w:val="false"/>
                 <w:color w:val="000000"/>
-                <w:sz w:val="24"/>
                 <w:szCs w:val="24"/>
               </w:rPr>
             </w:pPr>
@@ -1486,7 +1458,7 @@
           <w:szCs w:val="24"/>
           <w:vertAlign w:val="superscript"/>
         </w:rPr>
-        <w:t xml:space="preserve">{{SO_LIEU}}</w:t>
+        <w:t xml:space="preserve">1 </w:t>
       </w:r>
       <w:r>
         <w:rPr>
@@ -1521,7 +1493,7 @@
           <w:vertAlign w:val="superscript"/>
           <w:lang w:eastAsia="vi-VN"/>
         </w:rPr>
-        <w:t xml:space="preserve">{{SO_LIEU}}</w:t>
+        <w:t xml:space="preserve">2 </w:t>
       </w:r>
       <w:r>
         <w:rPr>
@@ -1558,7 +1530,7 @@
           <w:vertAlign w:val="superscript"/>
           <w:lang w:eastAsia="vi-VN"/>
         </w:rPr>
-        <w:t xml:space="preserve">{{SO_LIEU}}</w:t>
+        <w:t xml:space="preserve">3 </w:t>
       </w:r>
       <w:r>
         <w:rPr>
@@ -1595,7 +1567,7 @@
           <w:vertAlign w:val="superscript"/>
           <w:lang w:eastAsia="vi-VN"/>
         </w:rPr>
-        <w:t xml:space="preserve">{{SO_LIEU}}</w:t>
+        <w:t xml:space="preserve">4 </w:t>
       </w:r>
       <w:r>
         <w:rPr>
@@ -1632,7 +1604,7 @@
           <w:vertAlign w:val="superscript"/>
           <w:lang w:eastAsia="vi-VN"/>
         </w:rPr>
-        <w:t xml:space="preserve">{{SO_LIEU}}</w:t>
+        <w:t xml:space="preserve">5 </w:t>
       </w:r>
       <w:r>
         <w:rPr>
@@ -1655,7 +1627,13 @@
         <w:spacing w:lineRule="exact" w:line="300" w:before="0" w:after="0"/>
         <w:ind w:hanging="0" w:start="0" w:end="0"/>
         <w:jc w:val="both"/>
-        <w:rPr/>
+        <w:rPr>
+          <w:rStyle w:val="Footnote"/>
+          <w:color w:val="000000"/>
+          <w:sz w:val="24"/>
+          <w:szCs w:val="24"/>
+          <w:lang w:eastAsia="vi-VN"/>
+        </w:rPr>
       </w:pPr>
       <w:r>
         <w:rPr>
@@ -1666,7 +1644,7 @@
           <w:vertAlign w:val="superscript"/>
           <w:lang w:eastAsia="vi-VN"/>
         </w:rPr>
-        <w:t xml:space="preserve">{{SO_LIEU}}</w:t>
+        <w:t xml:space="preserve">6 </w:t>
       </w:r>
       <w:r>
         <w:rPr>
@@ -1703,7 +1681,7 @@
           <w:vertAlign w:val="superscript"/>
           <w:lang w:eastAsia="vi-VN"/>
         </w:rPr>
-        <w:t>{{SO_LIEU}}</w:t>
+        <w:t>7</w:t>
       </w:r>
       <w:r>
         <w:rPr>
@@ -1740,7 +1718,7 @@
           <w:vertAlign w:val="superscript"/>
           <w:lang w:eastAsia="vi-VN"/>
         </w:rPr>
-        <w:t xml:space="preserve">{{SO_LIEU}}</w:t>
+        <w:t xml:space="preserve">8 </w:t>
       </w:r>
       <w:r>
         <w:rPr>
@@ -1777,7 +1755,7 @@
           <w:vertAlign w:val="superscript"/>
           <w:lang w:eastAsia="vi-VN"/>
         </w:rPr>
-        <w:t xml:space="preserve">{{SO_LIEU}}</w:t>
+        <w:t xml:space="preserve">9 </w:t>
       </w:r>
       <w:r>
         <w:rPr>
@@ -1802,7 +1780,12 @@
         <w:spacing w:lineRule="exact" w:line="300"/>
         <w:jc w:val="both"/>
         <w:rPr>
-          <w:vanish/>
+          <w:rStyle w:val="Footnote"/>
+          <w:rFonts w:ascii="Times New Roman" w:hAnsi="Times New Roman" w:cs="Times New Roman"/>
+          <w:b/>
+          <w:color w:val="000000"/>
+          <w:szCs w:val="24"/>
+          <w:lang w:eastAsia="vi-VN"/>
         </w:rPr>
       </w:pPr>
       <w:r>
@@ -1815,7 +1798,7 @@
           <w:vertAlign w:val="superscript"/>
           <w:lang w:eastAsia="vi-VN"/>
         </w:rPr>
-        <w:t xml:space="preserve">{{SO_LIEU}}</w:t>
+        <w:t xml:space="preserve">10 </w:t>
       </w:r>
       <w:r>
         <w:rPr>
@@ -1844,261 +1827,7 @@
 </w:document>
 </file>
 
-<file path=./word/fontTable.xml><?xml version="1.0" encoding="utf-8"?>
-<w:fonts xmlns:w="http://schemas.openxmlformats.org/wordprocessingml/2006/main" xmlns:r="http://schemas.openxmlformats.org/officeDocument/2006/relationships">
-  <w:font w:name="Times New Roman">
-    <w:family w:val="roman"/>
-    <w:pitch w:val="variable"/>
-  </w:font>
-  <w:font w:name="Symbol">
-    <w:family w:val="roman"/>
-    <w:pitch w:val="variable"/>
-  </w:font>
-  <w:font w:name="Arial">
-    <w:family w:val="swiss"/>
-    <w:pitch w:val="variable"/>
-  </w:font>
-  <w:font w:name="Liberation Serif">
-    <w:altName w:val="Times New Roman"/>
-    <w:family w:val="roman"/>
-    <w:pitch w:val="variable"/>
-  </w:font>
-  <w:font w:name=".VnTimeH">
-    <w:altName w:val="Courier New"/>
-    <w:family w:val="swiss"/>
-    <w:pitch w:val="variable"/>
-  </w:font>
-  <w:font w:name=".VnTime">
-    <w:altName w:val="Courier New"/>
-    <w:family w:val="swiss"/>
-    <w:pitch w:val="variable"/>
-  </w:font>
-  <w:font w:name="Courier New">
-    <w:family w:val="modern"/>
-    <w:pitch w:val="default"/>
-  </w:font>
-  <w:font w:name="Wingdings">
-    <w:family w:val="auto"/>
-    <w:pitch w:val="variable"/>
-  </w:font>
-  <w:font w:name="Tahoma">
-    <w:family w:val="swiss"/>
-    <w:pitch w:val="variable"/>
-  </w:font>
-  <w:font w:name="Calibri">
-    <w:family w:val="swiss"/>
-    <w:pitch w:val="variable"/>
-  </w:font>
-  <w:font w:name="VNI-Times">
-    <w:family w:val="auto"/>
-    <w:pitch w:val="variable"/>
-  </w:font>
-  <w:font w:name=".VnAvant">
-    <w:altName w:val="Courier New"/>
-    <w:family w:val="swiss"/>
-    <w:pitch w:val="variable"/>
-  </w:font>
-  <w:font w:name="Muc mon">
-    <w:altName w:val="Times New Roman"/>
-    <w:family w:val="roman"/>
-    <w:pitch w:val="default"/>
-  </w:font>
-  <w:font w:name=".VnCourier NewH">
-    <w:altName w:val="Courier New"/>
-    <w:family w:val="roman"/>
-    <w:pitch w:val="variable"/>
-  </w:font>
-  <w:font w:name=".VnGothic">
-    <w:altName w:val="Courier New"/>
-    <w:family w:val="swiss"/>
-    <w:pitch w:val="variable"/>
-  </w:font>
-  <w:font w:name=".VnCentury Schoolbook">
-    <w:altName w:val="Courier New"/>
-    <w:family w:val="swiss"/>
-    <w:pitch w:val="variable"/>
-  </w:font>
-  <w:font w:name=".VnAvantH">
-    <w:altName w:val="Courier New"/>
-    <w:family w:val="swiss"/>
-    <w:pitch w:val="variable"/>
-  </w:font>
-  <w:font w:name=".VnCentury SchoolbookH">
-    <w:altName w:val="Courier New"/>
-    <w:family w:val="swiss"/>
-    <w:pitch w:val="variable"/>
-  </w:font>
-  <w:font w:name=".VnHelvetIns">
-    <w:altName w:val="Courier New"/>
-    <w:family w:val="swiss"/>
-    <w:pitch w:val="variable"/>
-  </w:font>
-  <w:font w:name=".VnArial">
-    <w:altName w:val="Courier New"/>
-    <w:family w:val="swiss"/>
-    <w:pitch w:val="variable"/>
-  </w:font>
-  <w:font w:name=".VnHelvetInsH">
-    <w:altName w:val="Courier New"/>
-    <w:family w:val="swiss"/>
-    <w:pitch w:val="variable"/>
-  </w:font>
-  <w:font w:name=".VnArialH">
-    <w:altName w:val="Courier New"/>
-    <w:family w:val="swiss"/>
-    <w:pitch w:val="variable"/>
-  </w:font>
-  <w:font w:name="Arial Unicode MS">
-    <w:family w:val="swiss"/>
-    <w:pitch w:val="variable"/>
-  </w:font>
-  <w:font w:name="Cambria">
-    <w:family w:val="roman"/>
-    <w:pitch w:val="variable"/>
-  </w:font>
-  <w:font w:name="Verdana">
-    <w:family w:val="swiss"/>
-    <w:pitch w:val="variable"/>
-  </w:font>
-  <w:font w:name="Arial Narrow">
-    <w:family w:val="swiss"/>
-    <w:pitch w:val="variable"/>
-  </w:font>
-  <w:font w:name="Consolas">
-    <w:family w:val="modern"/>
-    <w:pitch w:val="default"/>
-  </w:font>
-  <w:font w:name="Microsoft Sans Serif">
-    <w:family w:val="swiss"/>
-    <w:pitch w:val="variable"/>
-  </w:font>
-  <w:font w:name="Arial Black">
-    <w:family w:val="swiss"/>
-    <w:pitch w:val="variable"/>
-  </w:font>
-  <w:font w:name="Trebuchet MS">
-    <w:family w:val="swiss"/>
-    <w:pitch w:val="variable"/>
-  </w:font>
-  <w:font w:name="Century Gothic">
-    <w:family w:val="swiss"/>
-    <w:pitch w:val="variable"/>
-  </w:font>
-  <w:font w:name="Garamond">
-    <w:family w:val="roman"/>
-    <w:pitch w:val="variable"/>
-  </w:font>
-  <w:font w:name="Georgia">
-    <w:family w:val="roman"/>
-    <w:pitch w:val="variable"/>
-  </w:font>
-  <w:font w:name="Calibri Light">
-    <w:family w:val="swiss"/>
-    <w:pitch w:val="variable"/>
-  </w:font>
-  <w:font w:name="VNTime">
-    <w:family w:val="auto"/>
-    <w:pitch w:val="variable"/>
-  </w:font>
-  <w:font w:name="Times New Roman Bold">
-    <w:altName w:val="Times New Roman"/>
-    <w:family w:val="roman"/>
-    <w:pitch w:val="default"/>
-  </w:font>
-  <w:font w:name="PdTime">
-    <w:altName w:val="Arial Narrow"/>
-    <w:family w:val="swiss"/>
-    <w:pitch w:val="variable"/>
-  </w:font>
-  <w:font w:name=".VnArial Narrow">
-    <w:altName w:val="Courier New"/>
-    <w:family w:val="swiss"/>
-    <w:pitch w:val="variable"/>
-  </w:font>
-  <w:font w:name="Arial">
-    <w:family w:val="swiss"/>
-    <w:pitch w:val="default"/>
-  </w:font>
-  <w:font w:name="PdTimeH">
-    <w:altName w:val="Arial Narrow"/>
-    <w:family w:val="swiss"/>
-    <w:pitch w:val="variable"/>
-  </w:font>
-  <w:font w:name=".VnVogue">
-    <w:altName w:val="Courier New"/>
-    <w:family w:val="swiss"/>
-    <w:pitch w:val="variable"/>
-  </w:font>
-  <w:font w:name=".VnBlackH">
-    <w:altName w:val="Courier New"/>
-    <w:family w:val="swiss"/>
-    <w:pitch w:val="variable"/>
-  </w:font>
-  <w:font w:name="VnHelveticaU">
-    <w:family w:val="swiss"/>
-    <w:pitch w:val="variable"/>
-  </w:font>
-  <w:font w:name="VnHelvetica">
-    <w:altName w:val="Arial"/>
-    <w:family w:val="auto"/>
-    <w:pitch w:val="variable"/>
-  </w:font>
-  <w:font w:name="Caslon 540 LT Std">
-    <w:family w:val="roman"/>
-    <w:pitch w:val="variable"/>
-  </w:font>
-  <w:font w:name="Myriad Pro Light">
-    <w:altName w:val="Arial"/>
-    <w:family w:val="swiss"/>
-    <w:pitch w:val="variable"/>
-  </w:font>
-  <w:font w:name=".VnCourier">
-    <w:altName w:val="Courier New"/>
-    <w:family w:val="swiss"/>
-    <w:pitch w:val="variable"/>
-  </w:font>
-  <w:font w:name="VNI Times">
-    <w:family w:val="auto"/>
-    <w:pitch w:val="variable"/>
-  </w:font>
-  <w:font w:name="VNSVNI2">
-    <w:altName w:val="Courier New"/>
-    <w:family w:val="auto"/>
-    <w:pitch w:val="variable"/>
-  </w:font>
-  <w:font w:name=".VnClarendonH">
-    <w:altName w:val="Courier New"/>
-    <w:family w:val="swiss"/>
-    <w:pitch w:val="variable"/>
-  </w:font>
-  <w:font w:name="VNAvantH">
-    <w:altName w:val="Arial"/>
-    <w:family w:val="swiss"/>
-    <w:pitch w:val="variable"/>
-  </w:font>
-  <w:font w:name="Vn Arial HBold">
-    <w:altName w:val="Times New Roman"/>
-    <w:family w:val="auto"/>
-    <w:pitch w:val="default"/>
-  </w:font>
-  <w:font w:name="Batang">
-    <w:altName w:val="바탕"/>
-    <w:family w:val="auto"/>
-    <w:pitch w:val="default"/>
-  </w:font>
-  <w:font w:name=".VnVogueH">
-    <w:altName w:val="Courier New"/>
-    <w:family w:val="swiss"/>
-    <w:pitch w:val="variable"/>
-  </w:font>
-  <w:font w:name="Courier New">
-    <w:family w:val="modern"/>
-    <w:pitch w:val="fixed"/>
-  </w:font>
-</w:fonts>
-</file>
-
-<file path=./word/numbering.xml><?xml version="1.0" encoding="utf-8"?>
+<file path=word/numbering.xml><?xml version="1.0" encoding="utf-8"?>
 <w:numbering xmlns:w="http://schemas.openxmlformats.org/wordprocessingml/2006/main" xmlns:o="urn:schemas-microsoft-com:office:office" xmlns:r="http://schemas.openxmlformats.org/officeDocument/2006/relationships" xmlns:v="urn:schemas-microsoft-com:vml" xmlns:mc="http://schemas.openxmlformats.org/markup-compatibility/2006" xmlns:w14="http://schemas.microsoft.com/office/word/2010/wordml">
   <w:abstractNum w:abstractNumId="1">
     <w:lvl w:ilvl="0">
@@ -4260,28 +3989,15 @@
 </w:numbering>
 </file>
 
-<file path=./word/settings.xml><?xml version="1.0" encoding="utf-8"?>
-<w:settings xmlns:w="http://schemas.openxmlformats.org/wordprocessingml/2006/main">
-  <w:zoom w:percent="100"/>
-  <w:defaultTabStop w:val="709"/>
-  <w:autoHyphenation w:val="true"/>
-  <w:hyphenationZone w:val="0"/>
-  <w:compat>
-    <w:doNotBreakWrappedTables/>
-    <w:compatSetting w:name="compatibilityMode" w:uri="http://schemas.microsoft.com/office/word" w:val="11"/>
-  </w:compat>
-</w:settings>
-</file>
-
-<file path=./word/styles.xml><?xml version="1.0" encoding="utf-8"?>
+<file path=word/styles.xml><?xml version="1.0" encoding="utf-8"?>
 <w:styles xmlns:w="http://schemas.openxmlformats.org/wordprocessingml/2006/main" xmlns:w14="http://schemas.microsoft.com/office/word/2010/wordml" xmlns:mc="http://schemas.openxmlformats.org/markup-compatibility/2006">
   <w:docDefaults>
     <w:rPrDefault>
       <w:rPr>
-        <w:rFonts w:ascii="Liberation Serif" w:hAnsi="Liberation Serif" w:eastAsia="NSimSun" w:cs="Lucida Sans"/>
+        <w:rFonts w:ascii="Liberation Serif" w:hAnsi="Liberation Serif" w:eastAsia="Songti SC" w:cs="Arial Unicode MS"/>
         <w:sz w:val="24"/>
         <w:szCs w:val="24"/>
-        <w:lang w:val="en-US" w:eastAsia="zh-CN" w:bidi="hi-IN"/>
+        <w:lang w:val="vi-VN" w:eastAsia="zh-CN" w:bidi="hi-IN"/>
       </w:rPr>
     </w:rPrDefault>
     <w:pPrDefault>
@@ -4302,7 +4018,7 @@
       <w:color w:val="auto"/>
       <w:sz w:val="28"/>
       <w:szCs w:val="28"/>
-      <w:lang w:bidi="ar-SA" w:val="en-US" w:eastAsia="zh-CN"/>
+      <w:lang w:val="en-US" w:bidi="ar-SA" w:eastAsia="zh-CN"/>
     </w:rPr>
   </w:style>
   <w:style w:type="paragraph" w:styleId="Heading1">
@@ -4793,7 +4509,7 @@
       <w:rFonts w:ascii=".VnTimeH" w:hAnsi=".VnTimeH" w:cs=".VnTimeH"/>
       <w:b/>
       <w:sz w:val="28"/>
-      <w:lang w:bidi="ar-SA"/>
+      <w:lang w:val="en-US" w:bidi="ar-SA"/>
     </w:rPr>
   </w:style>
   <w:style w:type="character" w:styleId="Heading2Char2">
@@ -4804,7 +4520,7 @@
       <w:bCs/>
       <w:sz w:val="16"/>
       <w:szCs w:val="24"/>
-      <w:lang w:bidi="ar-SA"/>
+      <w:lang w:val="en-US" w:bidi="ar-SA"/>
     </w:rPr>
   </w:style>
   <w:style w:type="character" w:styleId="Heading3Char3">
@@ -4816,7 +4532,7 @@
       <w:bCs/>
       <w:sz w:val="26"/>
       <w:szCs w:val="26"/>
-      <w:lang w:bidi="ar-SA"/>
+      <w:lang w:val="en-US" w:bidi="ar-SA"/>
     </w:rPr>
   </w:style>
   <w:style w:type="character" w:styleId="Heading4Char1">
@@ -4827,7 +4543,7 @@
       <w:bCs/>
       <w:sz w:val="28"/>
       <w:szCs w:val="28"/>
-      <w:lang w:bidi="ar-SA"/>
+      <w:lang w:val="en-US" w:bidi="ar-SA"/>
     </w:rPr>
   </w:style>
   <w:style w:type="character" w:styleId="Heading5Char1">
@@ -4841,7 +4557,7 @@
       <w:iCs/>
       <w:sz w:val="26"/>
       <w:szCs w:val="26"/>
-      <w:lang w:bidi="ar-SA"/>
+      <w:lang w:val="en-US" w:bidi="ar-SA"/>
     </w:rPr>
   </w:style>
   <w:style w:type="character" w:styleId="Heading6Char2">
@@ -4852,7 +4568,7 @@
       <w:bCs/>
       <w:sz w:val="22"/>
       <w:szCs w:val="22"/>
-      <w:lang w:bidi="ar-SA"/>
+      <w:lang w:val="en-US" w:bidi="ar-SA"/>
     </w:rPr>
   </w:style>
   <w:style w:type="character" w:styleId="Heading7Char1">
@@ -4861,7 +4577,7 @@
     <w:rPr>
       <w:sz w:val="24"/>
       <w:szCs w:val="24"/>
-      <w:lang w:bidi="ar-SA"/>
+      <w:lang w:val="en-US" w:bidi="ar-SA"/>
     </w:rPr>
   </w:style>
   <w:style w:type="character" w:styleId="Heading9Char1">
@@ -4871,7 +4587,7 @@
       <w:rFonts w:ascii="Arial" w:hAnsi="Arial" w:cs="Arial"/>
       <w:sz w:val="22"/>
       <w:szCs w:val="22"/>
-      <w:lang w:bidi="ar-SA"/>
+      <w:lang w:val="en-US" w:bidi="ar-SA"/>
     </w:rPr>
   </w:style>
   <w:style w:type="character" w:styleId="CharChar8">
@@ -4882,7 +4598,7 @@
       <w:bCs/>
       <w:sz w:val="16"/>
       <w:szCs w:val="24"/>
-      <w:lang w:bidi="ar-SA"/>
+      <w:lang w:val="en-US" w:bidi="ar-SA"/>
     </w:rPr>
   </w:style>
   <w:style w:type="character" w:styleId="CharChar7">
@@ -4893,7 +4609,7 @@
       <w:bCs/>
       <w:sz w:val="28"/>
       <w:szCs w:val="28"/>
-      <w:lang w:bidi="ar-SA"/>
+      <w:lang w:val="en-US" w:bidi="ar-SA"/>
     </w:rPr>
   </w:style>
   <w:style w:type="character" w:styleId="CharCharChar">
@@ -4907,7 +4623,7 @@
       <w:iCs/>
       <w:sz w:val="26"/>
       <w:szCs w:val="26"/>
-      <w:lang w:bidi="ar-SA"/>
+      <w:lang w:val="en-US" w:bidi="ar-SA"/>
     </w:rPr>
   </w:style>
   <w:style w:type="character" w:styleId="CharChar6">
@@ -4916,7 +4632,7 @@
     <w:rPr>
       <w:sz w:val="24"/>
       <w:szCs w:val="24"/>
-      <w:lang w:bidi="ar-SA"/>
+      <w:lang w:val="en-US" w:bidi="ar-SA"/>
     </w:rPr>
   </w:style>
   <w:style w:type="character" w:styleId="z-BottomofFormChar1">
@@ -4926,7 +4642,7 @@
       <w:rFonts w:ascii="Arial" w:hAnsi="Arial" w:cs="Arial"/>
       <w:sz w:val="22"/>
       <w:szCs w:val="22"/>
-      <w:lang w:bidi="ar-SA"/>
+      <w:lang w:val="en-US" w:bidi="ar-SA"/>
     </w:rPr>
   </w:style>
   <w:style w:type="character" w:styleId="BodyText2Char1">
@@ -4938,7 +4654,7 @@
       <w:bCs/>
       <w:sz w:val="28"/>
       <w:szCs w:val="24"/>
-      <w:lang w:bidi="ar-SA"/>
+      <w:lang w:val="en-US" w:bidi="ar-SA"/>
     </w:rPr>
   </w:style>
   <w:style w:type="character" w:styleId="CharChar4">
@@ -4950,7 +4666,7 @@
       <w:bCs/>
       <w:sz w:val="28"/>
       <w:szCs w:val="24"/>
-      <w:lang w:bidi="ar-SA"/>
+      <w:lang w:val="en-US" w:bidi="ar-SA"/>
     </w:rPr>
   </w:style>
   <w:style w:type="character" w:styleId="BodyTextIndentChar2">
@@ -4959,7 +4675,7 @@
     <w:rPr>
       <w:rFonts w:ascii=".VnTime" w:hAnsi=".VnTime" w:cs=".VnTime"/>
       <w:sz w:val="28"/>
-      <w:lang w:bidi="ar-SA"/>
+      <w:lang w:val="en-US" w:bidi="ar-SA"/>
     </w:rPr>
   </w:style>
   <w:style w:type="character" w:styleId="CharChar1">
@@ -4968,7 +4684,7 @@
     <w:rPr>
       <w:rFonts w:ascii=".VnTime" w:hAnsi=".VnTime" w:cs=".VnTime"/>
       <w:sz w:val="28"/>
-      <w:lang w:bidi="ar-SA"/>
+      <w:lang w:val="en-US" w:bidi="ar-SA"/>
     </w:rPr>
   </w:style>
   <w:style w:type="character" w:styleId="BodyTextIndentChar1Char">
@@ -4977,7 +4693,7 @@
     <w:rPr>
       <w:rFonts w:ascii=".VnTime" w:hAnsi=".VnTime" w:cs=".VnTime"/>
       <w:sz w:val="28"/>
-      <w:lang w:bidi="ar-SA"/>
+      <w:lang w:val="en-US" w:bidi="ar-SA"/>
     </w:rPr>
   </w:style>
   <w:style w:type="character" w:styleId="BodyTextChar2">
@@ -4987,7 +4703,7 @@
       <w:rFonts w:ascii=".VnTimeH" w:hAnsi=".VnTimeH" w:cs=".VnTimeH"/>
       <w:b/>
       <w:sz w:val="24"/>
-      <w:lang w:bidi="ar-SA"/>
+      <w:lang w:val="en-US" w:bidi="ar-SA"/>
     </w:rPr>
   </w:style>
   <w:style w:type="character" w:styleId="BalloonTextChar3">
@@ -4997,7 +4713,7 @@
       <w:rFonts w:ascii="Tahoma" w:hAnsi="Tahoma" w:cs="Tahoma"/>
       <w:sz w:val="16"/>
       <w:szCs w:val="16"/>
-      <w:lang w:bidi="ar-SA"/>
+      <w:lang w:val="en-US" w:bidi="ar-SA"/>
     </w:rPr>
   </w:style>
   <w:style w:type="character" w:styleId="HeaderChar2">
@@ -5006,7 +4722,7 @@
     <w:rPr>
       <w:sz w:val="28"/>
       <w:szCs w:val="28"/>
-      <w:lang w:bidi="ar-SA"/>
+      <w:lang w:val="en-US" w:bidi="ar-SA"/>
     </w:rPr>
   </w:style>
   <w:style w:type="character" w:styleId="PageNumber">
@@ -5020,7 +4736,7 @@
     <w:rPr>
       <w:sz w:val="16"/>
       <w:szCs w:val="16"/>
-      <w:lang w:bidi="ar-SA"/>
+      <w:lang w:val="en-US" w:bidi="ar-SA"/>
     </w:rPr>
   </w:style>
   <w:style w:type="character" w:styleId="CharChar3">
@@ -5029,7 +4745,7 @@
     <w:rPr>
       <w:sz w:val="16"/>
       <w:szCs w:val="16"/>
-      <w:lang w:bidi="ar-SA"/>
+      <w:lang w:val="en-US" w:bidi="ar-SA"/>
     </w:rPr>
   </w:style>
   <w:style w:type="character" w:styleId="Hyperlink">
@@ -5043,14 +4759,14 @@
     <w:name w:val="Footnote Text Char3"/>
     <w:qFormat/>
     <w:rPr>
-      <w:lang w:bidi="ar-SA"/>
+      <w:lang w:val="en-US" w:bidi="ar-SA"/>
     </w:rPr>
   </w:style>
   <w:style w:type="character" w:styleId="CharChar2">
     <w:name w:val=" Char Char2"/>
     <w:qFormat/>
     <w:rPr>
-      <w:lang w:bidi="ar-SA"/>
+      <w:lang w:val="en-US" w:bidi="ar-SA"/>
     </w:rPr>
   </w:style>
   <w:style w:type="character" w:styleId="CharChar">
@@ -5063,7 +4779,7 @@
       <w:iCs/>
       <w:sz w:val="26"/>
       <w:szCs w:val="26"/>
-      <w:lang w:bidi="ar-SA"/>
+      <w:lang w:val="en-US" w:bidi="ar-SA"/>
     </w:rPr>
   </w:style>
   <w:style w:type="character" w:styleId="BodyTextIndent2Char1">
@@ -5073,7 +4789,7 @@
       <w:rFonts w:ascii=".VnTime" w:hAnsi=".VnTime" w:eastAsia=".VnTime" w:cs=".VnTime"/>
       <w:sz w:val="28"/>
       <w:szCs w:val="28"/>
-      <w:lang w:bidi="ar-SA"/>
+      <w:lang w:val="en-US" w:bidi="ar-SA"/>
     </w:rPr>
   </w:style>
   <w:style w:type="character" w:styleId="BodyTextIndent2CharCharChar">
@@ -5083,7 +4799,7 @@
       <w:rFonts w:ascii=".VnTime" w:hAnsi=".VnTime" w:eastAsia=".VnTime" w:cs=".VnTime"/>
       <w:sz w:val="28"/>
       <w:szCs w:val="28"/>
-      <w:lang w:bidi="ar-SA"/>
+      <w:lang w:val="en-US" w:bidi="ar-SA"/>
     </w:rPr>
   </w:style>
   <w:style w:type="character" w:styleId="CommentReference">
@@ -5099,7 +4815,7 @@
     <w:qFormat/>
     <w:rPr>
       <w:rFonts w:ascii=".VnTime" w:hAnsi=".VnTime" w:cs=".VnTime"/>
-      <w:lang w:bidi="ar-SA"/>
+      <w:lang w:val="en-US" w:bidi="ar-SA"/>
     </w:rPr>
   </w:style>
   <w:style w:type="character" w:styleId="DieuCharChar">
@@ -5110,7 +4826,7 @@
       <w:bCs/>
       <w:sz w:val="28"/>
       <w:szCs w:val="28"/>
-      <w:lang w:val="vi-VN" w:bidi="ar-SA"/>
+      <w:lang w:bidi="ar-SA"/>
     </w:rPr>
   </w:style>
   <w:style w:type="character" w:styleId="BodyTextIndent3Char1">
@@ -5120,7 +4836,7 @@
       <w:rFonts w:ascii=".VnTime" w:hAnsi=".VnTime" w:cs=".VnTime"/>
       <w:sz w:val="28"/>
       <w:szCs w:val="28"/>
-      <w:lang w:bidi="ar-SA"/>
+      <w:lang w:val="en-US" w:bidi="ar-SA"/>
     </w:rPr>
   </w:style>
   <w:style w:type="character" w:styleId="ChuongCharChar">
@@ -5150,7 +4866,7 @@
       <w:iCs/>
       <w:sz w:val="24"/>
       <w:szCs w:val="24"/>
-      <w:lang w:bidi="ar-SA"/>
+      <w:lang w:val="en-US" w:bidi="ar-SA"/>
     </w:rPr>
   </w:style>
   <w:style w:type="character" w:styleId="TChar">
@@ -5159,7 +4875,7 @@
     <w:rPr>
       <w:rFonts w:ascii=".VnTime" w:hAnsi=".VnTime" w:cs=".VnTime"/>
       <w:sz w:val="28"/>
-      <w:lang w:val="vi-VN" w:bidi="ar-SA"/>
+      <w:lang w:bidi="ar-SA"/>
     </w:rPr>
   </w:style>
   <w:style w:type="character" w:styleId="normalchar1">
@@ -5230,7 +4946,7 @@
       <w:spacing w:val="24"/>
       <w:sz w:val="26"/>
       <w:szCs w:val="26"/>
-      <w:lang w:bidi="ar-SA"/>
+      <w:lang w:val="en-US" w:bidi="ar-SA"/>
     </w:rPr>
   </w:style>
   <w:style w:type="character" w:styleId="Emphasis">
@@ -5309,7 +5025,7 @@
       <w:rFonts w:ascii=".VnTime" w:hAnsi=".VnTime" w:cs=".VnTime"/>
       <w:sz w:val="26"/>
       <w:szCs w:val="26"/>
-      <w:lang w:bidi="ar-SA"/>
+      <w:lang w:val="en-US" w:bidi="ar-SA"/>
     </w:rPr>
   </w:style>
   <w:style w:type="character" w:styleId="tenmonChar">
@@ -5320,7 +5036,7 @@
       <w:b/>
       <w:sz w:val="28"/>
       <w:szCs w:val="28"/>
-      <w:lang w:bidi="ar-SA"/>
+      <w:lang w:val="en-US" w:bidi="ar-SA"/>
     </w:rPr>
   </w:style>
   <w:style w:type="character" w:styleId="StyleBold">
@@ -5348,7 +5064,7 @@
       <w:b/>
       <w:sz w:val="28"/>
       <w:szCs w:val="28"/>
-      <w:lang w:bidi="ar-SA"/>
+      <w:lang w:val="en-US" w:bidi="ar-SA"/>
     </w:rPr>
   </w:style>
   <w:style w:type="character" w:styleId="yshortcuts">
@@ -5408,6 +5124,7 @@
       <w:bCs/>
       <w:sz w:val="28"/>
       <w:szCs w:val="28"/>
+      <w:lang w:val="en-US"/>
     </w:rPr>
   </w:style>
   <w:style w:type="character" w:styleId="CharChar16">
@@ -5418,6 +5135,7 @@
       <w:bCs/>
       <w:sz w:val="24"/>
       <w:szCs w:val="24"/>
+      <w:lang w:val="en-US"/>
     </w:rPr>
   </w:style>
   <w:style w:type="character" w:styleId="CharChar15">
@@ -5429,6 +5147,7 @@
       <w:bCs/>
       <w:sz w:val="26"/>
       <w:szCs w:val="26"/>
+      <w:lang w:val="en-US"/>
     </w:rPr>
   </w:style>
   <w:style w:type="character" w:styleId="CharChar81">
@@ -5439,6 +5158,7 @@
       <w:bCs/>
       <w:sz w:val="24"/>
       <w:szCs w:val="24"/>
+      <w:lang w:val="en-US"/>
     </w:rPr>
   </w:style>
   <w:style w:type="character" w:styleId="CharChar71">
@@ -5449,6 +5169,7 @@
       <w:bCs/>
       <w:sz w:val="28"/>
       <w:szCs w:val="28"/>
+      <w:lang w:val="en-US"/>
     </w:rPr>
   </w:style>
   <w:style w:type="character" w:styleId="CharCharChar1">
@@ -5462,6 +5183,7 @@
       <w:iCs/>
       <w:sz w:val="26"/>
       <w:szCs w:val="26"/>
+      <w:lang w:val="en-US"/>
     </w:rPr>
   </w:style>
   <w:style w:type="character" w:styleId="CharChar61">
@@ -5470,6 +5192,7 @@
     <w:rPr>
       <w:sz w:val="24"/>
       <w:szCs w:val="24"/>
+      <w:lang w:val="en-US"/>
     </w:rPr>
   </w:style>
   <w:style w:type="character" w:styleId="CharChar5">
@@ -5479,6 +5202,7 @@
       <w:rFonts w:ascii="Arial" w:hAnsi="Arial" w:cs="Arial"/>
       <w:sz w:val="22"/>
       <w:szCs w:val="22"/>
+      <w:lang w:val="en-US"/>
     </w:rPr>
   </w:style>
   <w:style w:type="character" w:styleId="CharChar41">
@@ -5490,6 +5214,7 @@
       <w:bCs/>
       <w:sz w:val="24"/>
       <w:szCs w:val="24"/>
+      <w:lang w:val="en-US"/>
     </w:rPr>
   </w:style>
   <w:style w:type="character" w:styleId="CharChar11">
@@ -5499,6 +5224,7 @@
       <w:rFonts w:ascii="Times New Roman" w:hAnsi="Times New Roman" w:cs="Times New Roman"/>
       <w:sz w:val="28"/>
       <w:szCs w:val="28"/>
+      <w:lang w:val="en-US"/>
     </w:rPr>
   </w:style>
   <w:style w:type="character" w:styleId="CharChar31">
@@ -5507,12 +5233,15 @@
     <w:rPr>
       <w:sz w:val="16"/>
       <w:szCs w:val="16"/>
+      <w:lang w:val="en-US"/>
     </w:rPr>
   </w:style>
   <w:style w:type="character" w:styleId="CharChar21">
     <w:name w:val="Char Char2"/>
     <w:qFormat/>
-    <w:rPr/>
+    <w:rPr>
+      <w:lang w:val="en-US"/>
+    </w:rPr>
   </w:style>
   <w:style w:type="character" w:styleId="CharChar9">
     <w:name w:val="Char Char"/>
@@ -5524,6 +5253,7 @@
       <w:iCs/>
       <w:sz w:val="26"/>
       <w:szCs w:val="26"/>
+      <w:lang w:val="en-US"/>
     </w:rPr>
   </w:style>
   <w:style w:type="character" w:styleId="normal1">
@@ -5540,6 +5270,7 @@
       <w:color w:val="000000"/>
       <w:sz w:val="26"/>
       <w:szCs w:val="26"/>
+      <w:lang w:val="en-US"/>
     </w:rPr>
   </w:style>
   <w:style w:type="character" w:styleId="apple-converted-space">
@@ -5604,7 +5335,7 @@
     <w:rPr>
       <w:sz w:val="24"/>
       <w:szCs w:val="24"/>
-      <w:lang w:bidi="ar-SA"/>
+      <w:lang w:val="en-US" w:bidi="ar-SA"/>
     </w:rPr>
   </w:style>
   <w:style w:type="character" w:styleId="Heading1Char">
@@ -5617,6 +5348,7 @@
       <w:kern w:val="2"/>
       <w:sz w:val="32"/>
       <w:szCs w:val="32"/>
+      <w:lang w:val="en-US"/>
     </w:rPr>
   </w:style>
   <w:style w:type="character" w:styleId="Heading2Char">
@@ -5630,6 +5362,7 @@
       <w:iCs/>
       <w:sz w:val="28"/>
       <w:szCs w:val="28"/>
+      <w:lang w:val="en-US"/>
     </w:rPr>
   </w:style>
   <w:style w:type="character" w:styleId="Heading3Char">
@@ -5641,6 +5374,7 @@
       <w:bCs/>
       <w:sz w:val="26"/>
       <w:szCs w:val="26"/>
+      <w:lang w:val="en-US"/>
     </w:rPr>
   </w:style>
   <w:style w:type="character" w:styleId="Heading4Char">
@@ -5652,6 +5386,7 @@
       <w:bCs/>
       <w:sz w:val="28"/>
       <w:szCs w:val="28"/>
+      <w:lang w:val="en-US"/>
     </w:rPr>
   </w:style>
   <w:style w:type="character" w:styleId="Heading5Char">
@@ -5665,6 +5400,7 @@
       <w:iCs/>
       <w:sz w:val="26"/>
       <w:szCs w:val="26"/>
+      <w:lang w:val="en-US"/>
     </w:rPr>
   </w:style>
   <w:style w:type="character" w:styleId="Heading6Char">
@@ -5674,6 +5410,7 @@
       <w:rFonts w:ascii="Arial" w:hAnsi="Arial" w:cs="Times New Roman"/>
       <w:b/>
       <w:bCs/>
+      <w:lang w:val="en-US"/>
     </w:rPr>
   </w:style>
   <w:style w:type="character" w:styleId="Heading7Char">
@@ -5683,6 +5420,7 @@
       <w:rFonts w:ascii="Arial" w:hAnsi="Arial" w:cs="Times New Roman"/>
       <w:sz w:val="24"/>
       <w:szCs w:val="24"/>
+      <w:lang w:val="en-US"/>
     </w:rPr>
   </w:style>
   <w:style w:type="character" w:styleId="Heading8Char">
@@ -5694,6 +5432,7 @@
       <w:iCs/>
       <w:sz w:val="24"/>
       <w:szCs w:val="24"/>
+      <w:lang w:val="en-US"/>
     </w:rPr>
   </w:style>
   <w:style w:type="character" w:styleId="Heading9Char">
@@ -5701,6 +5440,7 @@
     <w:qFormat/>
     <w:rPr>
       <w:rFonts w:ascii="Times New Roman" w:hAnsi="Times New Roman" w:cs="Times New Roman"/>
+      <w:lang w:val="en-US"/>
     </w:rPr>
   </w:style>
   <w:style w:type="character" w:styleId="CommentSubjectChar">
@@ -5708,6 +5448,7 @@
     <w:qFormat/>
     <w:rPr>
       <w:rFonts w:cs="Times New Roman"/>
+      <w:lang w:val="en-US"/>
     </w:rPr>
   </w:style>
   <w:style w:type="character" w:styleId="FooterChar">
@@ -5717,6 +5458,7 @@
       <w:rFonts w:cs="Times New Roman"/>
       <w:sz w:val="24"/>
       <w:szCs w:val="24"/>
+      <w:lang w:val="en-US"/>
     </w:rPr>
   </w:style>
   <w:style w:type="character" w:styleId="n002dchuongtenchar">
@@ -5734,7 +5476,7 @@
       <w:bCs/>
       <w:sz w:val="26"/>
       <w:szCs w:val="24"/>
-      <w:lang w:bidi="ar-SA"/>
+      <w:lang w:val="en-US" w:bidi="ar-SA"/>
     </w:rPr>
   </w:style>
   <w:style w:type="character" w:styleId="StyleBodyTextBodyText1Left05Char">
@@ -5744,7 +5486,7 @@
       <w:rFonts w:ascii="Arial" w:hAnsi="Arial" w:cs="Cordia New"/>
       <w:spacing w:val="-4"/>
       <w:sz w:val="21"/>
-      <w:lang w:val="vi-VN" w:bidi="en-US"/>
+      <w:lang w:bidi="en-US"/>
     </w:rPr>
   </w:style>
   <w:style w:type="character" w:styleId="portlettext21">
@@ -5767,7 +5509,7 @@
       <w:color w:val="000000"/>
       <w:sz w:val="22"/>
       <w:szCs w:val="22"/>
-      <w:lang w:bidi="en-US"/>
+      <w:lang w:val="en-US" w:bidi="en-US"/>
     </w:rPr>
   </w:style>
   <w:style w:type="character" w:styleId="IntenseQuoteChar">
@@ -5782,7 +5524,7 @@
       <w:color w:val="4F81BD"/>
       <w:sz w:val="22"/>
       <w:szCs w:val="22"/>
-      <w:lang w:bidi="en-US"/>
+      <w:lang w:val="en-US" w:bidi="en-US"/>
     </w:rPr>
   </w:style>
   <w:style w:type="character" w:styleId="SubtleEmphasis">
@@ -5954,7 +5696,7 @@
     <w:rPr>
       <w:rFonts w:ascii=".VnTime" w:hAnsi=".VnTime" w:cs=".VnTime"/>
       <w:sz w:val="28"/>
-      <w:lang w:bidi="ar-SA"/>
+      <w:lang w:val="en-US" w:bidi="ar-SA"/>
     </w:rPr>
   </w:style>
   <w:style w:type="character" w:styleId="longtext1">
@@ -6005,7 +5747,7 @@
       <w:rFonts w:ascii=".VnTimeH" w:hAnsi=".VnTimeH" w:cs=".VnTimeH"/>
       <w:b/>
       <w:sz w:val="28"/>
-      <w:lang w:bidi="ar-SA"/>
+      <w:lang w:val="en-US" w:bidi="ar-SA"/>
     </w:rPr>
   </w:style>
   <w:style w:type="character" w:styleId="CharChar20">
@@ -6016,7 +5758,7 @@
       <w:bCs/>
       <w:sz w:val="22"/>
       <w:szCs w:val="22"/>
-      <w:lang w:bidi="ar-SA"/>
+      <w:lang w:val="en-US" w:bidi="ar-SA"/>
     </w:rPr>
   </w:style>
   <w:style w:type="character" w:styleId="CharChar22">
@@ -6027,7 +5769,7 @@
       <w:bCs/>
       <w:sz w:val="16"/>
       <w:szCs w:val="24"/>
-      <w:lang w:bidi="ar-SA"/>
+      <w:lang w:val="en-US" w:bidi="ar-SA"/>
     </w:rPr>
   </w:style>
   <w:style w:type="character" w:styleId="Heading2Char1Char1">
@@ -6039,7 +5781,7 @@
       <w:kern w:val="2"/>
       <w:sz w:val="28"/>
       <w:szCs w:val="28"/>
-      <w:lang w:bidi="he-IL"/>
+      <w:lang w:val="en-US" w:bidi="he-IL"/>
     </w:rPr>
   </w:style>
   <w:style w:type="character" w:styleId="Heading4CharCharChar">
@@ -6050,7 +5792,7 @@
       <w:spacing w:val="5"/>
       <w:sz w:val="24"/>
       <w:szCs w:val="24"/>
-      <w:lang w:bidi="he-IL"/>
+      <w:lang w:val="en-US" w:bidi="he-IL"/>
     </w:rPr>
   </w:style>
   <w:style w:type="character" w:styleId="NumberedParagraph-BulletelistLeft0Firstline0Char">
@@ -6058,7 +5800,7 @@
     <w:qFormat/>
     <w:rPr>
       <w:sz w:val="24"/>
-      <w:lang w:bidi="ar-SA"/>
+      <w:lang w:val="en-US" w:bidi="ar-SA"/>
     </w:rPr>
   </w:style>
   <w:style w:type="character" w:styleId="LeftHeaderCharChar">
@@ -6066,7 +5808,7 @@
     <w:qFormat/>
     <w:rPr>
       <w:kern w:val="2"/>
-      <w:lang w:bidi="he-IL"/>
+      <w:lang w:val="en-US" w:bidi="he-IL"/>
     </w:rPr>
   </w:style>
   <w:style w:type="character" w:styleId="FootnoteTextCharChar">
@@ -6074,7 +5816,7 @@
     <w:qFormat/>
     <w:rPr>
       <w:kern w:val="2"/>
-      <w:lang w:bidi="he-IL"/>
+      <w:lang w:val="en-US" w:bidi="he-IL"/>
     </w:rPr>
   </w:style>
   <w:style w:type="character" w:styleId="NumParaLeftChar">
@@ -6094,7 +5836,7 @@
       <w:kern w:val="2"/>
       <w:sz w:val="24"/>
       <w:szCs w:val="24"/>
-      <w:lang w:bidi="he-IL"/>
+      <w:lang w:val="en-US" w:bidi="he-IL"/>
     </w:rPr>
   </w:style>
   <w:style w:type="character" w:styleId="FootnoterefererenceCharCharCharCharCharCharChar">
@@ -6116,7 +5858,7 @@
       <w:kern w:val="2"/>
       <w:sz w:val="24"/>
       <w:szCs w:val="24"/>
-      <w:lang w:bidi="ar-SA"/>
+      <w:lang w:val="en-US" w:bidi="ar-SA"/>
     </w:rPr>
   </w:style>
   <w:style w:type="character" w:styleId="FootnoteChar">
@@ -6126,7 +5868,7 @@
       <w:kern w:val="2"/>
       <w:sz w:val="16"/>
       <w:szCs w:val="16"/>
-      <w:lang w:bidi="ar-SA"/>
+      <w:lang w:val="en-US" w:bidi="ar-SA"/>
     </w:rPr>
   </w:style>
   <w:style w:type="character" w:styleId="NumberedParagraphChar">
@@ -6136,7 +5878,7 @@
       <w:kern w:val="2"/>
       <w:sz w:val="24"/>
       <w:szCs w:val="24"/>
-      <w:lang w:bidi="he-IL"/>
+      <w:lang w:val="en-US" w:bidi="he-IL"/>
     </w:rPr>
   </w:style>
   <w:style w:type="character" w:styleId="IndentChar">
@@ -6151,7 +5893,7 @@
     <w:rPr>
       <w:kern w:val="2"/>
       <w:sz w:val="24"/>
-      <w:lang w:bidi="ar-SA"/>
+      <w:lang w:val="en-US" w:bidi="ar-SA"/>
     </w:rPr>
   </w:style>
   <w:style w:type="character" w:styleId="Boldparagraph">
@@ -6174,7 +5916,7 @@
       <w:kern w:val="2"/>
       <w:sz w:val="24"/>
       <w:szCs w:val="24"/>
-      <w:lang w:bidi="ar-SA"/>
+      <w:lang w:val="en-US" w:bidi="ar-SA"/>
     </w:rPr>
   </w:style>
   <w:style w:type="character" w:styleId="Heading3Char1Char">
@@ -6186,7 +5928,7 @@
       <w:kern w:val="2"/>
       <w:sz w:val="24"/>
       <w:szCs w:val="24"/>
-      <w:lang w:bidi="he-IL"/>
+      <w:lang w:val="en-US" w:bidi="he-IL"/>
     </w:rPr>
   </w:style>
   <w:style w:type="character" w:styleId="Level2-aChar1">
@@ -6197,7 +5939,7 @@
       <w:spacing w:val="5"/>
       <w:sz w:val="24"/>
       <w:szCs w:val="24"/>
-      <w:lang w:bidi="he-IL"/>
+      <w:lang w:val="en-US" w:bidi="he-IL"/>
     </w:rPr>
   </w:style>
   <w:style w:type="character" w:styleId="IndentCharCharCharCharChar">
@@ -6208,7 +5950,7 @@
       <w:kern w:val="2"/>
       <w:sz w:val="24"/>
       <w:szCs w:val="24"/>
-      <w:lang w:bidi="ar-SA"/>
+      <w:lang w:val="en-US" w:bidi="ar-SA"/>
     </w:rPr>
   </w:style>
   <w:style w:type="character" w:styleId="IndentCharCharCharCharCharCharCharCharCharCharCharCharCharCharCharCharChar">
@@ -6217,7 +5959,7 @@
     <w:rPr>
       <w:rFonts w:eastAsia="MS Mincho"/>
       <w:kern w:val="2"/>
-      <w:lang w:bidi="he-IL"/>
+      <w:lang w:val="en-US" w:bidi="he-IL"/>
     </w:rPr>
   </w:style>
   <w:style w:type="character" w:styleId="FootnoteReference">
@@ -6298,7 +6040,7 @@
       <w:bCs/>
       <w:sz w:val="28"/>
       <w:szCs w:val="28"/>
-      <w:lang w:bidi="ar-SA"/>
+      <w:lang w:val="en-US" w:bidi="ar-SA"/>
     </w:rPr>
   </w:style>
   <w:style w:type="character" w:styleId="NumberedParagraphCharCharChar">
@@ -6308,14 +6050,14 @@
       <w:kern w:val="2"/>
       <w:sz w:val="24"/>
       <w:szCs w:val="24"/>
-      <w:lang w:bidi="he-IL"/>
+      <w:lang w:val="en-US" w:bidi="he-IL"/>
     </w:rPr>
   </w:style>
   <w:style w:type="character" w:styleId="NumberedParagraph-BulletelistLeft0Firstline0CharChar">
     <w:name w:val="Numbered Paragraph - Bullete list + Left:  0&quot; First line:  0&quot; Char Char"/>
     <w:qFormat/>
     <w:rPr>
-      <w:lang w:bidi="ar-SA"/>
+      <w:lang w:val="en-US" w:bidi="ar-SA"/>
     </w:rPr>
   </w:style>
   <w:style w:type="character" w:styleId="Heading3Char2CharChar">
@@ -6327,7 +6069,7 @@
       <w:kern w:val="2"/>
       <w:sz w:val="24"/>
       <w:szCs w:val="24"/>
-      <w:lang w:bidi="he-IL"/>
+      <w:lang w:val="en-US" w:bidi="he-IL"/>
     </w:rPr>
   </w:style>
   <w:style w:type="character" w:styleId="NumberedParagraphCharCharCharChar">
@@ -6337,7 +6079,7 @@
       <w:kern w:val="2"/>
       <w:sz w:val="24"/>
       <w:szCs w:val="24"/>
-      <w:lang w:bidi="he-IL"/>
+      <w:lang w:val="en-US" w:bidi="he-IL"/>
     </w:rPr>
   </w:style>
   <w:style w:type="character" w:styleId="HeadingdrhChar">
@@ -6359,7 +6101,7 @@
       <w:bCs/>
       <w:sz w:val="28"/>
       <w:szCs w:val="28"/>
-      <w:lang w:bidi="ar-SA"/>
+      <w:lang w:val="en-US" w:bidi="ar-SA"/>
     </w:rPr>
   </w:style>
   <w:style w:type="character" w:styleId="BodyTextCharCharCharCharCharCharChar">
@@ -6369,7 +6111,7 @@
       <w:rFonts w:ascii=".VnTimeH" w:hAnsi=".VnTimeH" w:cs=".VnTimeH"/>
       <w:b/>
       <w:sz w:val="24"/>
-      <w:lang w:bidi="ar-SA"/>
+      <w:lang w:val="en-US" w:bidi="ar-SA"/>
     </w:rPr>
   </w:style>
   <w:style w:type="character" w:styleId="titMHCharChar">
@@ -6379,7 +6121,7 @@
       <w:rFonts w:ascii="VNI-Times" w:hAnsi="VNI-Times" w:eastAsia="SimSun" w:cs="VNI-Times"/>
       <w:b/>
       <w:sz w:val="24"/>
-      <w:lang w:bidi="ar-SA"/>
+      <w:lang w:val="en-US" w:bidi="ar-SA"/>
     </w:rPr>
   </w:style>
   <w:style w:type="character" w:styleId="chungtrinhhocphanCharChar">
@@ -6389,7 +6131,7 @@
       <w:rFonts w:ascii="VNI-Times" w:hAnsi="VNI-Times" w:eastAsia="SimSun" w:cs="VNI-Times"/>
       <w:b/>
       <w:sz w:val="32"/>
-      <w:lang w:bidi="ar-SA"/>
+      <w:lang w:val="en-US" w:bidi="ar-SA"/>
     </w:rPr>
   </w:style>
   <w:style w:type="character" w:styleId="CharChar18">
@@ -6399,7 +6141,7 @@
       <w:rFonts w:ascii="VNI-Times" w:hAnsi="VNI-Times" w:eastAsia="SimSun" w:cs="VNI-Times"/>
       <w:b/>
       <w:sz w:val="24"/>
-      <w:lang w:bidi="ar-SA"/>
+      <w:lang w:val="en-US" w:bidi="ar-SA"/>
     </w:rPr>
   </w:style>
   <w:style w:type="character" w:styleId="tChar1">
@@ -6412,7 +6154,7 @@
       <w:spacing w:val="40"/>
       <w:sz w:val="28"/>
       <w:szCs w:val="32"/>
-      <w:lang w:bidi="ar-SA"/>
+      <w:lang w:val="en-US" w:bidi="ar-SA"/>
     </w:rPr>
   </w:style>
   <w:style w:type="character" w:styleId="a3Char">
@@ -6422,7 +6164,7 @@
       <w:rFonts w:ascii=".VnTimeH" w:hAnsi=".VnTimeH" w:eastAsia="SimSun" w:cs=".VnTimeH"/>
       <w:b/>
       <w:sz w:val="26"/>
-      <w:lang w:bidi="ar-SA"/>
+      <w:lang w:val="en-US" w:bidi="ar-SA"/>
     </w:rPr>
   </w:style>
   <w:style w:type="character" w:styleId="2nChar">
@@ -6433,7 +6175,7 @@
       <w:b/>
       <w:sz w:val="28"/>
       <w:szCs w:val="22"/>
-      <w:lang w:bidi="ar-SA"/>
+      <w:lang w:val="en-US" w:bidi="ar-SA"/>
     </w:rPr>
   </w:style>
   <w:style w:type="character" w:styleId="g1Char">
@@ -6443,7 +6185,7 @@
       <w:rFonts w:ascii=".VnTime" w:hAnsi=".VnTime" w:eastAsia="SimSun" w:cs=".VnTime"/>
       <w:sz w:val="26"/>
       <w:szCs w:val="26"/>
-      <w:lang w:bidi="ar-SA"/>
+      <w:lang w:val="en-US" w:bidi="ar-SA"/>
     </w:rPr>
   </w:style>
   <w:style w:type="character" w:styleId="tmChar1">
@@ -6453,7 +6195,7 @@
       <w:rFonts w:ascii=".VnAvant" w:hAnsi=".VnAvant" w:eastAsia="SimSun" w:cs=".VnAvant"/>
       <w:b/>
       <w:sz w:val="24"/>
-      <w:lang w:bidi="ar-SA"/>
+      <w:lang w:val="en-US" w:bidi="ar-SA"/>
     </w:rPr>
   </w:style>
   <w:style w:type="character" w:styleId="tendemucChar">
@@ -6475,6 +6217,7 @@
       <w:bCs/>
       <w:sz w:val="28"/>
       <w:szCs w:val="28"/>
+      <w:lang w:val="en-US"/>
     </w:rPr>
   </w:style>
   <w:style w:type="character" w:styleId="MucmonChar">
@@ -6486,6 +6229,7 @@
       <w:bCs/>
       <w:sz w:val="28"/>
       <w:szCs w:val="28"/>
+      <w:lang w:val="en-US"/>
     </w:rPr>
   </w:style>
   <w:style w:type="character" w:styleId="MucchinhChar">
@@ -6498,6 +6242,7 @@
       <w:color w:val="000000"/>
       <w:sz w:val="28"/>
       <w:szCs w:val="28"/>
+      <w:lang w:val="en-US"/>
     </w:rPr>
   </w:style>
   <w:style w:type="character" w:styleId="Style13ptBoldItalicCondensedby02pt">
@@ -6536,7 +6281,7 @@
       <w:color w:val="000000"/>
       <w:sz w:val="28"/>
       <w:szCs w:val="28"/>
-      <w:lang w:bidi="ar-SA"/>
+      <w:lang w:val="en-US" w:bidi="ar-SA"/>
     </w:rPr>
   </w:style>
   <w:style w:type="character" w:styleId="MChar">
@@ -6546,7 +6291,7 @@
       <w:rFonts w:ascii=".VnCourier NewH" w:hAnsi=".VnCourier NewH" w:cs=".VnCourier NewH"/>
       <w:b/>
       <w:sz w:val="32"/>
-      <w:lang w:bidi="ar-SA"/>
+      <w:lang w:val="en-US" w:bidi="ar-SA"/>
     </w:rPr>
   </w:style>
   <w:style w:type="character" w:styleId="2Char">
@@ -6556,7 +6301,7 @@
       <w:rFonts w:ascii=".VnTimeH" w:hAnsi=".VnTimeH" w:cs=".VnTimeH"/>
       <w:b/>
       <w:sz w:val="26"/>
-      <w:lang w:bidi="ar-SA"/>
+      <w:lang w:val="en-US" w:bidi="ar-SA"/>
     </w:rPr>
   </w:style>
   <w:style w:type="character" w:styleId="ctChar">
@@ -6566,7 +6311,7 @@
       <w:rFonts w:ascii=".VnGothic" w:hAnsi=".VnGothic" w:cs=".VnVogueH"/>
       <w:sz w:val="40"/>
       <w:szCs w:val="40"/>
-      <w:lang w:bidi="ar-SA"/>
+      <w:lang w:val="en-US" w:bidi="ar-SA"/>
     </w:rPr>
   </w:style>
   <w:style w:type="character" w:styleId="cCharChar">
@@ -6576,7 +6321,7 @@
       <w:rFonts w:ascii=".VnAvant" w:hAnsi=".VnAvant" w:cs=".VnAvant"/>
       <w:b/>
       <w:sz w:val="24"/>
-      <w:lang w:bidi="ar-SA"/>
+      <w:lang w:val="en-US" w:bidi="ar-SA"/>
     </w:rPr>
   </w:style>
   <w:style w:type="character" w:styleId="tmChar">
@@ -6586,7 +6331,7 @@
       <w:rFonts w:ascii=".VnAvant" w:hAnsi=".VnAvant" w:cs=".VnAvant"/>
       <w:b/>
       <w:sz w:val="24"/>
-      <w:lang w:bidi="ar-SA"/>
+      <w:lang w:val="en-US" w:bidi="ar-SA"/>
     </w:rPr>
   </w:style>
   <w:style w:type="character" w:styleId="nChar">
@@ -6601,7 +6346,7 @@
       <w:color w:val="4F81BD"/>
       <w:sz w:val="28"/>
       <w:szCs w:val="26"/>
-      <w:lang w:bidi="ar-SA"/>
+      <w:lang w:val="en-US" w:bidi="ar-SA"/>
     </w:rPr>
   </w:style>
   <w:style w:type="character" w:styleId="ngChar">
@@ -6617,7 +6362,7 @@
       <w:rFonts w:ascii=".VnTime" w:hAnsi=".VnTime" w:eastAsia="SimSun" w:cs=".VnTime"/>
       <w:sz w:val="26"/>
       <w:szCs w:val="26"/>
-      <w:lang w:bidi="ar-SA"/>
+      <w:lang w:val="en-US" w:bidi="ar-SA"/>
     </w:rPr>
   </w:style>
   <w:style w:type="character" w:styleId="g1CharChar">
@@ -6652,7 +6397,7 @@
     <w:rPr>
       <w:sz w:val="28"/>
       <w:szCs w:val="28"/>
-      <w:lang w:bidi="ar-SA"/>
+      <w:lang w:val="en-US" w:bidi="ar-SA"/>
     </w:rPr>
   </w:style>
   <w:style w:type="character" w:styleId="tCharChar">
@@ -6665,7 +6410,7 @@
       <w:spacing w:val="40"/>
       <w:sz w:val="28"/>
       <w:szCs w:val="32"/>
-      <w:lang w:bidi="ar-SA"/>
+      <w:lang w:val="en-US" w:bidi="ar-SA"/>
     </w:rPr>
   </w:style>
   <w:style w:type="character" w:styleId="1CharChar">
@@ -6679,7 +6424,7 @@
       <w:spacing w:val="40"/>
       <w:sz w:val="26"/>
       <w:szCs w:val="24"/>
-      <w:lang w:bidi="ar-SA"/>
+      <w:lang w:val="en-US" w:bidi="ar-SA"/>
     </w:rPr>
   </w:style>
   <w:style w:type="character" w:styleId="Style9CharCharChar">
@@ -6702,7 +6447,7 @@
       <w:spacing w:val="40"/>
       <w:sz w:val="24"/>
       <w:szCs w:val="24"/>
-      <w:lang w:bidi="ar-SA"/>
+      <w:lang w:val="en-US" w:bidi="ar-SA"/>
     </w:rPr>
   </w:style>
   <w:style w:type="character" w:styleId="Char">
@@ -6712,7 +6457,7 @@
       <w:rFonts w:ascii=".VnTimeH" w:hAnsi=".VnTimeH" w:cs=".VnTimeH"/>
       <w:kern w:val="2"/>
       <w:sz w:val="26"/>
-      <w:lang w:bidi="ar-SA"/>
+      <w:lang w:val="en-US" w:bidi="ar-SA"/>
     </w:rPr>
   </w:style>
   <w:style w:type="character" w:styleId="Style9CharCharCharCharCharChar">
@@ -6754,7 +6499,7 @@
       <w:b/>
       <w:sz w:val="28"/>
       <w:szCs w:val="28"/>
-      <w:lang w:bidi="ar-SA"/>
+      <w:lang w:val="en-US" w:bidi="ar-SA"/>
     </w:rPr>
   </w:style>
   <w:style w:type="character" w:styleId="11Char">
@@ -6794,7 +6539,7 @@
       <w:rFonts w:ascii=".VnTime" w:hAnsi=".VnTime" w:eastAsia=".VnTime" w:cs=".VnTime"/>
       <w:sz w:val="28"/>
       <w:szCs w:val="28"/>
-      <w:lang w:bidi="ar-SA"/>
+      <w:lang w:val="en-US" w:bidi="ar-SA"/>
     </w:rPr>
   </w:style>
   <w:style w:type="character" w:styleId="1noidungChar">
@@ -6803,7 +6548,7 @@
     <w:rPr>
       <w:rFonts w:ascii="Arial" w:hAnsi="Arial" w:cs="Arial"/>
       <w:sz w:val="24"/>
-      <w:lang w:val="en-US" w:bidi="ar-SA"/>
+      <w:lang w:val="vi-VN" w:bidi="ar-SA"/>
     </w:rPr>
   </w:style>
   <w:style w:type="character" w:styleId="atn">
@@ -6825,14 +6570,14 @@
       <w:b/>
       <w:sz w:val="26"/>
       <w:szCs w:val="26"/>
-      <w:lang w:bidi="ar-SA"/>
+      <w:lang w:val="en-US" w:bidi="ar-SA"/>
     </w:rPr>
   </w:style>
   <w:style w:type="character" w:styleId="Style7Char">
     <w:name w:val="Style7 Char"/>
     <w:qFormat/>
     <w:rPr>
-      <w:lang w:bidi="ar-SA"/>
+      <w:lang w:val="en-US" w:bidi="ar-SA"/>
     </w:rPr>
   </w:style>
   <w:style w:type="character" w:styleId="frametitle">
@@ -6867,7 +6612,7 @@
       <w:spacing w:val="24"/>
       <w:sz w:val="28"/>
       <w:szCs w:val="28"/>
-      <w:lang w:bidi="ar-SA"/>
+      <w:lang w:val="en-US" w:bidi="ar-SA"/>
     </w:rPr>
   </w:style>
   <w:style w:type="character" w:styleId="dieuCharChar1">
@@ -6879,25 +6624,25 @@
       <w:spacing w:val="24"/>
       <w:sz w:val="26"/>
       <w:szCs w:val="26"/>
-      <w:lang w:bidi="ar-SA"/>
+      <w:lang w:val="en-US" w:bidi="ar-SA"/>
     </w:rPr>
   </w:style>
   <w:style w:type="character" w:styleId="CenterChar">
     <w:name w:val="Center Char"/>
-    <w:qFormat/>
-    <w:rPr>
-      <w:sz w:val="28"/>
-      <w:szCs w:val="28"/>
-      <w:lang w:val="vi-VN" w:bidi="ar-SA"/>
-    </w:rPr>
-  </w:style>
-  <w:style w:type="character" w:styleId="TenvbChar">
-    <w:name w:val="Tenvb Char"/>
     <w:qFormat/>
     <w:rPr>
       <w:sz w:val="28"/>
       <w:szCs w:val="28"/>
       <w:lang w:bidi="ar-SA"/>
+    </w:rPr>
+  </w:style>
+  <w:style w:type="character" w:styleId="TenvbChar">
+    <w:name w:val="Tenvb Char"/>
+    <w:qFormat/>
+    <w:rPr>
+      <w:sz w:val="28"/>
+      <w:szCs w:val="28"/>
+      <w:lang w:val="en-US" w:bidi="ar-SA"/>
     </w:rPr>
   </w:style>
   <w:style w:type="character" w:styleId="OFFICE1Char">
@@ -6921,7 +6666,7 @@
       <w:iCs/>
       <w:sz w:val="26"/>
       <w:szCs w:val="26"/>
-      <w:lang w:bidi="ar-SA"/>
+      <w:lang w:val="en-US" w:bidi="ar-SA"/>
     </w:rPr>
   </w:style>
   <w:style w:type="character" w:styleId="MMTopic2Char">
@@ -6935,7 +6680,7 @@
       <w:iCs/>
       <w:sz w:val="28"/>
       <w:szCs w:val="28"/>
-      <w:lang w:bidi="ar-SA"/>
+      <w:lang w:val="en-US" w:bidi="ar-SA"/>
     </w:rPr>
   </w:style>
   <w:style w:type="character" w:styleId="Heading8Char1">
@@ -6946,7 +6691,7 @@
       <w:iCs/>
       <w:sz w:val="24"/>
       <w:szCs w:val="24"/>
-      <w:lang w:bidi="ar-SA"/>
+      <w:lang w:val="en-US" w:bidi="ar-SA"/>
     </w:rPr>
   </w:style>
   <w:style w:type="character" w:styleId="BodyTextIndentChar">
@@ -6967,7 +6712,7 @@
       <w:color w:val="000000"/>
       <w:sz w:val="22"/>
       <w:szCs w:val="22"/>
-      <w:lang w:bidi="ar-SA"/>
+      <w:lang w:val="en-US" w:bidi="ar-SA"/>
     </w:rPr>
   </w:style>
   <w:style w:type="character" w:styleId="11chucdanhnguoiky-co11CharChar">
@@ -6979,7 +6724,7 @@
       <w:color w:val="000000"/>
       <w:sz w:val="22"/>
       <w:szCs w:val="22"/>
-      <w:lang w:bidi="ar-SA"/>
+      <w:lang w:val="en-US" w:bidi="ar-SA"/>
     </w:rPr>
   </w:style>
   <w:style w:type="character" w:styleId="6tenmucphanCharCharChar">
@@ -6991,7 +6736,7 @@
       <w:color w:val="000000"/>
       <w:sz w:val="22"/>
       <w:szCs w:val="22"/>
-      <w:lang w:bidi="ar-SA"/>
+      <w:lang w:val="en-US" w:bidi="ar-SA"/>
     </w:rPr>
   </w:style>
   <w:style w:type="character" w:styleId="1chinhtrangChar1CharCharChar">
@@ -7002,7 +6747,7 @@
       <w:color w:val="000000"/>
       <w:sz w:val="22"/>
       <w:szCs w:val="22"/>
-      <w:lang w:bidi="ar-SA"/>
+      <w:lang w:val="en-US" w:bidi="ar-SA"/>
     </w:rPr>
   </w:style>
   <w:style w:type="character" w:styleId="coCharCharChar">
@@ -7013,7 +6758,7 @@
       <w:color w:val="000000"/>
       <w:sz w:val="22"/>
       <w:szCs w:val="22"/>
-      <w:lang w:bidi="ar-SA"/>
+      <w:lang w:val="en-US" w:bidi="ar-SA"/>
     </w:rPr>
   </w:style>
   <w:style w:type="character" w:styleId="BodyTextIndent3Char">
@@ -7040,7 +6785,7 @@
       <w:color w:val="000000"/>
       <w:sz w:val="22"/>
       <w:szCs w:val="22"/>
-      <w:lang w:bidi="ar-SA"/>
+      <w:lang w:val="en-US" w:bidi="ar-SA"/>
     </w:rPr>
   </w:style>
   <w:style w:type="character" w:styleId="4tenchuongCharCharChar">
@@ -7052,7 +6797,7 @@
       <w:color w:val="000000"/>
       <w:sz w:val="22"/>
       <w:szCs w:val="22"/>
-      <w:lang w:bidi="ar-SA"/>
+      <w:lang w:val="en-US" w:bidi="ar-SA"/>
     </w:rPr>
   </w:style>
   <w:style w:type="character" w:styleId="71CharCharCharCharCharCharCharCharChar">
@@ -7075,7 +6820,7 @@
       <w:color w:val="000000"/>
       <w:sz w:val="22"/>
       <w:szCs w:val="22"/>
-      <w:lang w:bidi="ar-SA"/>
+      <w:lang w:val="en-US" w:bidi="ar-SA"/>
     </w:rPr>
   </w:style>
   <w:style w:type="character" w:styleId="cChar1CharCharCharChar">
@@ -7086,7 +6831,7 @@
       <w:color w:val="000000"/>
       <w:sz w:val="22"/>
       <w:szCs w:val="22"/>
-      <w:lang w:bidi="ar-SA"/>
+      <w:lang w:val="en-US" w:bidi="ar-SA"/>
     </w:rPr>
   </w:style>
   <w:style w:type="character" w:styleId="1chinhtrangChar">
@@ -7108,7 +6853,7 @@
       <w:color w:val="000000"/>
       <w:sz w:val="22"/>
       <w:szCs w:val="22"/>
-      <w:lang w:bidi="ar-SA"/>
+      <w:lang w:val="en-US" w:bidi="ar-SA"/>
     </w:rPr>
   </w:style>
   <w:style w:type="character" w:styleId="cCharCharChar">
@@ -7126,7 +6871,7 @@
       <w:color w:val="000000"/>
       <w:sz w:val="22"/>
       <w:szCs w:val="22"/>
-      <w:lang w:bidi="ar-SA"/>
+      <w:lang w:val="en-US" w:bidi="ar-SA"/>
     </w:rPr>
   </w:style>
   <w:style w:type="character" w:styleId="1chinhtrangCharCharCharCharCharCharChar">
@@ -7137,7 +6882,7 @@
       <w:color w:val="000000"/>
       <w:sz w:val="22"/>
       <w:szCs w:val="22"/>
-      <w:lang w:bidi="ar-SA"/>
+      <w:lang w:val="en-US" w:bidi="ar-SA"/>
     </w:rPr>
   </w:style>
   <w:style w:type="character" w:styleId="4tenchuongCharCharCharCharCharChar">
@@ -7149,7 +6894,7 @@
       <w:color w:val="000000"/>
       <w:sz w:val="22"/>
       <w:szCs w:val="22"/>
-      <w:lang w:bidi="ar-SA"/>
+      <w:lang w:val="en-US" w:bidi="ar-SA"/>
     </w:rPr>
   </w:style>
   <w:style w:type="character" w:styleId="2dongcachCharCharCharCharCharChar">
@@ -7161,7 +6906,7 @@
       <w:color w:val="000000"/>
       <w:sz w:val="22"/>
       <w:szCs w:val="22"/>
-      <w:lang w:bidi="ar-SA"/>
+      <w:lang w:val="en-US" w:bidi="ar-SA"/>
     </w:rPr>
   </w:style>
   <w:style w:type="character" w:styleId="1chinhtrangCharChar1CharCharCharChar">
@@ -7172,7 +6917,7 @@
       <w:color w:val="000000"/>
       <w:sz w:val="22"/>
       <w:szCs w:val="22"/>
-      <w:lang w:bidi="ar-SA"/>
+      <w:lang w:val="en-US" w:bidi="ar-SA"/>
     </w:rPr>
   </w:style>
   <w:style w:type="character" w:styleId="cCharCharCharCharCharChar">
@@ -7183,7 +6928,7 @@
       <w:color w:val="000000"/>
       <w:sz w:val="22"/>
       <w:szCs w:val="26"/>
-      <w:lang w:bidi="ar-SA"/>
+      <w:lang w:val="en-US" w:bidi="ar-SA"/>
     </w:rPr>
   </w:style>
   <w:style w:type="character" w:styleId="coCharCharCharCharCharChar">
@@ -7194,7 +6939,7 @@
       <w:color w:val="000000"/>
       <w:sz w:val="22"/>
       <w:szCs w:val="22"/>
-      <w:lang w:bidi="ar-SA"/>
+      <w:lang w:val="en-US" w:bidi="ar-SA"/>
     </w:rPr>
   </w:style>
   <w:style w:type="character" w:styleId="TitleCharCharChar1">
@@ -7216,7 +6961,7 @@
       <w:color w:val="000000"/>
       <w:sz w:val="22"/>
       <w:szCs w:val="22"/>
-      <w:lang w:bidi="ar-SA"/>
+      <w:lang w:val="en-US" w:bidi="ar-SA"/>
     </w:rPr>
   </w:style>
   <w:style w:type="character" w:styleId="aCharCharChar">
@@ -7228,7 +6973,7 @@
       <w:color w:val="000000"/>
       <w:sz w:val="26"/>
       <w:szCs w:val="26"/>
-      <w:lang w:bidi="ar-SA"/>
+      <w:lang w:val="en-US" w:bidi="ar-SA"/>
     </w:rPr>
   </w:style>
   <w:style w:type="character" w:styleId="eCharCharChar">
@@ -7241,7 +6986,7 @@
       <w:color w:val="000000"/>
       <w:sz w:val="22"/>
       <w:szCs w:val="22"/>
-      <w:lang w:bidi="ar-SA"/>
+      <w:lang w:val="en-US" w:bidi="ar-SA"/>
     </w:rPr>
   </w:style>
   <w:style w:type="character" w:styleId="17CharChar">
@@ -7254,7 +6999,7 @@
       <w:color w:val="000000"/>
       <w:sz w:val="26"/>
       <w:szCs w:val="26"/>
-      <w:lang w:bidi="ar-SA"/>
+      <w:lang w:val="en-US" w:bidi="ar-SA"/>
     </w:rPr>
   </w:style>
   <w:style w:type="character" w:styleId="phanCharCharCharCharCharCharChar">
@@ -7266,7 +7011,7 @@
       <w:color w:val="000000"/>
       <w:sz w:val="22"/>
       <w:szCs w:val="22"/>
-      <w:lang w:bidi="ar-SA"/>
+      <w:lang w:val="en-US" w:bidi="ar-SA"/>
     </w:rPr>
   </w:style>
   <w:style w:type="character" w:styleId="cChar2">
@@ -7278,7 +7023,7 @@
       <w:color w:val="000000"/>
       <w:sz w:val="22"/>
       <w:szCs w:val="22"/>
-      <w:lang w:bidi="ar-SA"/>
+      <w:lang w:val="en-US" w:bidi="ar-SA"/>
     </w:rPr>
   </w:style>
   <w:style w:type="character" w:styleId="3sochuongCharCharChar">
@@ -7290,7 +7035,7 @@
       <w:color w:val="000000"/>
       <w:sz w:val="22"/>
       <w:szCs w:val="22"/>
-      <w:lang w:bidi="ar-SA"/>
+      <w:lang w:val="en-US" w:bidi="ar-SA"/>
     </w:rPr>
   </w:style>
   <w:style w:type="character" w:styleId="noCharCharCharChar">
@@ -7301,7 +7046,7 @@
       <w:color w:val="000000"/>
       <w:sz w:val="22"/>
       <w:szCs w:val="22"/>
-      <w:lang w:bidi="ar-SA"/>
+      <w:lang w:val="en-US" w:bidi="ar-SA"/>
     </w:rPr>
   </w:style>
   <w:style w:type="character" w:styleId="1chinhtrangCharCharChar1CharChar">
@@ -7312,7 +7057,7 @@
       <w:color w:val="000000"/>
       <w:sz w:val="22"/>
       <w:szCs w:val="22"/>
-      <w:lang w:bidi="ar-SA"/>
+      <w:lang w:val="en-US" w:bidi="ar-SA"/>
     </w:rPr>
   </w:style>
   <w:style w:type="character" w:styleId="z-TopofFormChar1">
@@ -7346,7 +7091,7 @@
       <w:color w:val="0000FF"/>
       <w:spacing w:val="24"/>
       <w:sz w:val="28"/>
-      <w:lang w:bidi="ar-SA"/>
+      <w:lang w:val="en-US" w:bidi="ar-SA"/>
     </w:rPr>
   </w:style>
   <w:style w:type="character" w:styleId="71CharChar">
@@ -7358,7 +7103,7 @@
       <w:color w:val="000000"/>
       <w:sz w:val="22"/>
       <w:szCs w:val="22"/>
-      <w:lang w:bidi="ar-SA"/>
+      <w:lang w:val="en-US" w:bidi="ar-SA"/>
     </w:rPr>
   </w:style>
   <w:style w:type="character" w:styleId="DocumentMapChar2">
@@ -7366,7 +7111,7 @@
     <w:qFormat/>
     <w:rPr>
       <w:rFonts w:ascii="Tahoma" w:hAnsi="Tahoma" w:cs="Tahoma"/>
-      <w:lang w:bidi="ar-SA"/>
+      <w:lang w:val="en-US" w:bidi="ar-SA"/>
     </w:rPr>
   </w:style>
   <w:style w:type="character" w:styleId="71CharChar1">
@@ -7418,7 +7163,7 @@
     <w:name w:val="Endnote Text Char1"/>
     <w:qFormat/>
     <w:rPr>
-      <w:lang w:bidi="ar-SA"/>
+      <w:lang w:val="en-US" w:bidi="ar-SA"/>
     </w:rPr>
   </w:style>
   <w:style w:type="character" w:styleId="SubtitleChar2">
@@ -7428,7 +7173,7 @@
       <w:rFonts w:ascii=".VnTimeH" w:hAnsi=".VnTimeH" w:cs=".VnTimeH"/>
       <w:b/>
       <w:sz w:val="28"/>
-      <w:lang w:bidi="ar-SA"/>
+      <w:lang w:val="en-US" w:bidi="ar-SA"/>
     </w:rPr>
   </w:style>
   <w:style w:type="character" w:styleId="15CharCharCharChar">
@@ -7441,7 +7186,7 @@
       <w:spacing w:val="20"/>
       <w:sz w:val="26"/>
       <w:szCs w:val="26"/>
-      <w:lang w:bidi="ar-SA"/>
+      <w:lang w:val="en-US" w:bidi="ar-SA"/>
     </w:rPr>
   </w:style>
   <w:style w:type="character" w:styleId="4CharCharCharChar">
@@ -7455,7 +7200,7 @@
       <w:spacing w:val="28"/>
       <w:sz w:val="23"/>
       <w:szCs w:val="23"/>
-      <w:lang w:bidi="ar-SA"/>
+      <w:lang w:val="en-US" w:bidi="ar-SA"/>
     </w:rPr>
   </w:style>
   <w:style w:type="character" w:styleId="5CharCharCharChar">
@@ -7470,7 +7215,7 @@
       <w:color w:val="000000"/>
       <w:sz w:val="23"/>
       <w:szCs w:val="23"/>
-      <w:lang w:bidi="ar-SA"/>
+      <w:lang w:val="en-US" w:bidi="ar-SA"/>
     </w:rPr>
   </w:style>
   <w:style w:type="character" w:styleId="DNnd2chuongChar">
@@ -7482,7 +7227,7 @@
       <w:bCs/>
       <w:color w:val="000000"/>
       <w:sz w:val="22"/>
-      <w:lang w:bidi="ar-SA"/>
+      <w:lang w:val="en-US" w:bidi="ar-SA"/>
     </w:rPr>
   </w:style>
   <w:style w:type="character" w:styleId="DNnd1quyetdinhChar">
@@ -7494,7 +7239,7 @@
       <w:color w:val="000000"/>
       <w:sz w:val="32"/>
       <w:szCs w:val="32"/>
-      <w:lang w:bidi="ar-SA"/>
+      <w:lang w:val="en-US" w:bidi="ar-SA"/>
     </w:rPr>
   </w:style>
   <w:style w:type="character" w:styleId="DNtd6trichyeuVBChar">
@@ -7505,7 +7250,7 @@
       <w:color w:val="000000"/>
       <w:sz w:val="26"/>
       <w:szCs w:val="26"/>
-      <w:lang w:bidi="ar-SA"/>
+      <w:lang w:val="en-US" w:bidi="ar-SA"/>
     </w:rPr>
   </w:style>
   <w:style w:type="character" w:styleId="1CharCharCharChar">
@@ -7516,7 +7261,7 @@
       <w:color w:val="000000"/>
       <w:sz w:val="22"/>
       <w:szCs w:val="22"/>
-      <w:lang w:bidi="ar-SA"/>
+      <w:lang w:val="en-US" w:bidi="ar-SA"/>
     </w:rPr>
   </w:style>
   <w:style w:type="character" w:styleId="7CharCharChar">
@@ -7529,7 +7274,7 @@
       <w:spacing w:val="28"/>
       <w:sz w:val="22"/>
       <w:szCs w:val="22"/>
-      <w:lang w:bidi="ar-SA"/>
+      <w:lang w:val="en-US" w:bidi="ar-SA"/>
     </w:rPr>
   </w:style>
   <w:style w:type="character" w:styleId="1chinhtrangChar1">
@@ -7540,7 +7285,7 @@
       <w:color w:val="000000"/>
       <w:sz w:val="22"/>
       <w:szCs w:val="22"/>
-      <w:lang w:bidi="ar-SA"/>
+      <w:lang w:val="en-US" w:bidi="ar-SA"/>
     </w:rPr>
   </w:style>
   <w:style w:type="character" w:styleId="1chinhtrangCharCharChar2CharCharCharCharChar">
@@ -7551,7 +7296,7 @@
       <w:color w:val="000000"/>
       <w:sz w:val="23"/>
       <w:szCs w:val="23"/>
-      <w:lang w:bidi="ar-SA"/>
+      <w:lang w:val="en-US" w:bidi="ar-SA"/>
     </w:rPr>
   </w:style>
   <w:style w:type="character" w:styleId="4tenchuongCharChar1">
@@ -7563,7 +7308,7 @@
       <w:color w:val="000000"/>
       <w:sz w:val="22"/>
       <w:szCs w:val="22"/>
-      <w:lang w:bidi="ar-SA"/>
+      <w:lang w:val="en-US" w:bidi="ar-SA"/>
     </w:rPr>
   </w:style>
   <w:style w:type="character" w:styleId="1chinhtrangCharChar4CharChar">
@@ -7574,7 +7319,7 @@
       <w:color w:val="000000"/>
       <w:sz w:val="23"/>
       <w:szCs w:val="23"/>
-      <w:lang w:bidi="ar-SA"/>
+      <w:lang w:val="en-US" w:bidi="ar-SA"/>
     </w:rPr>
   </w:style>
   <w:style w:type="character" w:styleId="nCharChar">
@@ -7593,7 +7338,7 @@
       <w:color w:val="000000"/>
       <w:sz w:val="22"/>
       <w:szCs w:val="22"/>
-      <w:lang w:bidi="ar-SA"/>
+      <w:lang w:val="en-US" w:bidi="ar-SA"/>
     </w:rPr>
   </w:style>
   <w:style w:type="character" w:styleId="4tenchuongChar1">
@@ -7605,7 +7350,7 @@
       <w:color w:val="000000"/>
       <w:sz w:val="22"/>
       <w:szCs w:val="22"/>
-      <w:lang w:bidi="ar-SA"/>
+      <w:lang w:val="en-US" w:bidi="ar-SA"/>
     </w:rPr>
   </w:style>
   <w:style w:type="character" w:styleId="2dongcachChar1">
@@ -7617,7 +7362,7 @@
       <w:color w:val="000000"/>
       <w:sz w:val="22"/>
       <w:szCs w:val="22"/>
-      <w:lang w:bidi="ar-SA"/>
+      <w:lang w:val="en-US" w:bidi="ar-SA"/>
     </w:rPr>
   </w:style>
   <w:style w:type="character" w:styleId="1chinhtrangCharCharChar2">
@@ -7628,7 +7373,7 @@
       <w:color w:val="000000"/>
       <w:sz w:val="23"/>
       <w:szCs w:val="23"/>
-      <w:lang w:bidi="ar-SA"/>
+      <w:lang w:val="en-US" w:bidi="ar-SA"/>
     </w:rPr>
   </w:style>
   <w:style w:type="character" w:styleId="1chinhtrangChar1CharCharCharChar">
@@ -7639,7 +7384,7 @@
       <w:color w:val="000000"/>
       <w:sz w:val="22"/>
       <w:szCs w:val="22"/>
-      <w:lang w:bidi="ar-SA"/>
+      <w:lang w:val="en-US" w:bidi="ar-SA"/>
     </w:rPr>
   </w:style>
   <w:style w:type="character" w:styleId="cChar1CharCharCharCharChar">
@@ -7650,7 +7395,7 @@
       <w:color w:val="000000"/>
       <w:sz w:val="22"/>
       <w:szCs w:val="22"/>
-      <w:lang w:bidi="ar-SA"/>
+      <w:lang w:val="en-US" w:bidi="ar-SA"/>
     </w:rPr>
   </w:style>
   <w:style w:type="character" w:styleId="PlainTextChar1">
@@ -7658,7 +7403,7 @@
     <w:qFormat/>
     <w:rPr>
       <w:rFonts w:ascii="Courier New" w:hAnsi="Courier New" w:cs="Courier New"/>
-      <w:lang w:bidi="ar-SA"/>
+      <w:lang w:val="en-US" w:bidi="ar-SA"/>
     </w:rPr>
   </w:style>
   <w:style w:type="character" w:styleId="17CharCharChar">
@@ -7671,7 +7416,7 @@
       <w:color w:val="000000"/>
       <w:sz w:val="26"/>
       <w:szCs w:val="26"/>
-      <w:lang w:bidi="ar-SA"/>
+      <w:lang w:val="en-US" w:bidi="ar-SA"/>
     </w:rPr>
   </w:style>
   <w:style w:type="character" w:styleId="2dongcachCharCharCharChar">
@@ -7683,7 +7428,7 @@
       <w:color w:val="000000"/>
       <w:sz w:val="22"/>
       <w:szCs w:val="22"/>
-      <w:lang w:bidi="ar-SA"/>
+      <w:lang w:val="en-US" w:bidi="ar-SA"/>
     </w:rPr>
   </w:style>
   <w:style w:type="character" w:styleId="11chucdanhnguoiky-co11CharCharChar">
@@ -7695,7 +7440,7 @@
       <w:color w:val="000000"/>
       <w:sz w:val="22"/>
       <w:szCs w:val="22"/>
-      <w:lang w:bidi="ar-SA"/>
+      <w:lang w:val="en-US" w:bidi="ar-SA"/>
     </w:rPr>
   </w:style>
   <w:style w:type="character" w:styleId="coCharCharCharChar">
@@ -7706,7 +7451,7 @@
       <w:color w:val="000000"/>
       <w:sz w:val="22"/>
       <w:szCs w:val="22"/>
-      <w:lang w:bidi="ar-SA"/>
+      <w:lang w:val="en-US" w:bidi="ar-SA"/>
     </w:rPr>
   </w:style>
   <w:style w:type="character" w:styleId="noCharCharCharCharChar">
@@ -7717,7 +7462,7 @@
       <w:color w:val="000000"/>
       <w:sz w:val="22"/>
       <w:szCs w:val="22"/>
-      <w:lang w:bidi="ar-SA"/>
+      <w:lang w:val="en-US" w:bidi="ar-SA"/>
     </w:rPr>
   </w:style>
   <w:style w:type="character" w:styleId="cCharCharCharChar">
@@ -7729,7 +7474,7 @@
       <w:color w:val="000000"/>
       <w:sz w:val="22"/>
       <w:szCs w:val="22"/>
-      <w:lang w:bidi="ar-SA"/>
+      <w:lang w:val="en-US" w:bidi="ar-SA"/>
     </w:rPr>
   </w:style>
   <w:style w:type="character" w:styleId="TitleChar1">
@@ -7741,7 +7486,7 @@
       <w:bCs/>
       <w:sz w:val="24"/>
       <w:szCs w:val="24"/>
-      <w:lang w:bidi="ar-SA"/>
+      <w:lang w:val="en-US" w:bidi="ar-SA"/>
     </w:rPr>
   </w:style>
   <w:style w:type="character" w:styleId="3sochuongCharCharCharChar">
@@ -7753,7 +7498,7 @@
       <w:color w:val="000000"/>
       <w:sz w:val="22"/>
       <w:szCs w:val="22"/>
-      <w:lang w:bidi="ar-SA"/>
+      <w:lang w:val="en-US" w:bidi="ar-SA"/>
     </w:rPr>
   </w:style>
   <w:style w:type="character" w:styleId="6tenmucphanCharCharCharCharChar">
@@ -7765,7 +7510,7 @@
       <w:color w:val="000000"/>
       <w:sz w:val="22"/>
       <w:szCs w:val="22"/>
-      <w:lang w:bidi="ar-SA"/>
+      <w:lang w:val="en-US" w:bidi="ar-SA"/>
     </w:rPr>
   </w:style>
   <w:style w:type="character" w:styleId="11chucdanhnguoiky-co11CharCharCharChar">
@@ -7777,7 +7522,7 @@
       <w:color w:val="000000"/>
       <w:sz w:val="22"/>
       <w:szCs w:val="22"/>
-      <w:lang w:bidi="ar-SA"/>
+      <w:lang w:val="en-US" w:bidi="ar-SA"/>
     </w:rPr>
   </w:style>
   <w:style w:type="character" w:styleId="1chinhtrangCharChar1CharCharCharCharChar">
@@ -7788,7 +7533,7 @@
       <w:color w:val="000000"/>
       <w:sz w:val="22"/>
       <w:szCs w:val="22"/>
-      <w:lang w:bidi="ar-SA"/>
+      <w:lang w:val="en-US" w:bidi="ar-SA"/>
     </w:rPr>
   </w:style>
   <w:style w:type="character" w:styleId="eCharCharCharChar">
@@ -7801,7 +7546,7 @@
       <w:color w:val="000000"/>
       <w:sz w:val="22"/>
       <w:szCs w:val="22"/>
-      <w:lang w:bidi="ar-SA"/>
+      <w:lang w:val="en-US" w:bidi="ar-SA"/>
     </w:rPr>
   </w:style>
   <w:style w:type="character" w:styleId="1chinhtrangCharCharCharCharChar">
@@ -7812,7 +7557,7 @@
       <w:color w:val="000000"/>
       <w:sz w:val="22"/>
       <w:szCs w:val="22"/>
-      <w:lang w:bidi="ar-SA"/>
+      <w:lang w:val="en-US" w:bidi="ar-SA"/>
     </w:rPr>
   </w:style>
   <w:style w:type="character" w:styleId="71CharCharCharChar">
@@ -7843,7 +7588,7 @@
       <w:rFonts w:ascii=".VnTime" w:hAnsi=".VnTime" w:cs="Times New Roman"/>
       <w:sz w:val="28"/>
       <w:szCs w:val="28"/>
-      <w:lang w:bidi="ar-SA"/>
+      <w:lang w:val="en-US" w:bidi="ar-SA"/>
     </w:rPr>
   </w:style>
   <w:style w:type="character" w:styleId="Heading6Char1">
@@ -7856,7 +7601,7 @@
       <w:color w:val="000000"/>
       <w:sz w:val="26"/>
       <w:szCs w:val="26"/>
-      <w:lang w:bidi="ar-SA"/>
+      <w:lang w:val="en-US" w:bidi="ar-SA"/>
     </w:rPr>
   </w:style>
   <w:style w:type="character" w:styleId="1chinhtrangChar1CharCharCharCharChar">
@@ -7889,7 +7634,7 @@
       <w:color w:val="000000"/>
       <w:sz w:val="22"/>
       <w:szCs w:val="22"/>
-      <w:lang w:bidi="ar-SA"/>
+      <w:lang w:val="en-US" w:bidi="ar-SA"/>
     </w:rPr>
   </w:style>
   <w:style w:type="character" w:styleId="HTMLCite">
@@ -7923,6 +7668,7 @@
       <w:rFonts w:ascii=".VnCentury Schoolbook" w:hAnsi=".VnCentury Schoolbook" w:cs="Times New Roman"/>
       <w:b/>
       <w:color w:val="000000"/>
+      <w:lang w:val="en-US"/>
     </w:rPr>
   </w:style>
   <w:style w:type="character" w:styleId="5somucCharChar2">
@@ -7932,6 +7678,7 @@
       <w:rFonts w:ascii=".VnCentury Schoolbook" w:hAnsi=".VnCentury Schoolbook" w:cs="Times New Roman"/>
       <w:b/>
       <w:color w:val="000000"/>
+      <w:lang w:val="en-US"/>
     </w:rPr>
   </w:style>
   <w:style w:type="character" w:styleId="nCharChar1">
@@ -7942,7 +7689,7 @@
       <w:color w:val="000000"/>
       <w:sz w:val="22"/>
       <w:szCs w:val="22"/>
-      <w:lang w:bidi="ar-SA"/>
+      <w:lang w:val="en-US" w:bidi="ar-SA"/>
     </w:rPr>
   </w:style>
   <w:style w:type="character" w:styleId="5somuc1">
@@ -7952,6 +7699,7 @@
       <w:rFonts w:ascii=".VnCentury Schoolbook" w:hAnsi=".VnCentury Schoolbook" w:cs="Times New Roman"/>
       <w:b/>
       <w:color w:val="000000"/>
+      <w:lang w:val="en-US"/>
     </w:rPr>
   </w:style>
   <w:style w:type="character" w:styleId="noCharChar1">
@@ -7962,7 +7710,7 @@
       <w:color w:val="000000"/>
       <w:sz w:val="22"/>
       <w:szCs w:val="22"/>
-      <w:lang w:bidi="ar-SA"/>
+      <w:lang w:val="en-US" w:bidi="ar-SA"/>
     </w:rPr>
   </w:style>
   <w:style w:type="character" w:styleId="1chinhtrangChar2Char">
@@ -7973,7 +7721,7 @@
       <w:color w:val="000000"/>
       <w:sz w:val="22"/>
       <w:szCs w:val="22"/>
-      <w:lang w:bidi="ar-SA"/>
+      <w:lang w:val="en-US" w:bidi="ar-SA"/>
     </w:rPr>
   </w:style>
   <w:style w:type="character" w:styleId="4tenchuongCharCharChar1">
@@ -7985,7 +7733,7 @@
       <w:color w:val="000000"/>
       <w:sz w:val="22"/>
       <w:szCs w:val="22"/>
-      <w:lang w:bidi="ar-SA"/>
+      <w:lang w:val="en-US" w:bidi="ar-SA"/>
     </w:rPr>
   </w:style>
   <w:style w:type="character" w:styleId="2dongcachCharCharChar1">
@@ -7997,7 +7745,7 @@
       <w:color w:val="000000"/>
       <w:sz w:val="22"/>
       <w:szCs w:val="22"/>
-      <w:lang w:bidi="ar-SA"/>
+      <w:lang w:val="en-US" w:bidi="ar-SA"/>
     </w:rPr>
   </w:style>
   <w:style w:type="character" w:styleId="1chinhtrangCharChar2">
@@ -8008,7 +7756,7 @@
       <w:color w:val="000000"/>
       <w:sz w:val="22"/>
       <w:szCs w:val="22"/>
-      <w:lang w:bidi="ar-SA"/>
+      <w:lang w:val="en-US" w:bidi="ar-SA"/>
     </w:rPr>
   </w:style>
   <w:style w:type="character" w:styleId="E-mailSignatureChar1">
@@ -8017,7 +7765,7 @@
     <w:rPr>
       <w:sz w:val="24"/>
       <w:szCs w:val="24"/>
-      <w:lang w:bidi="ar-SA"/>
+      <w:lang w:val="en-US" w:bidi="ar-SA"/>
     </w:rPr>
   </w:style>
   <w:style w:type="character" w:styleId="postbody">
@@ -8034,6 +7782,7 @@
       <w:rFonts w:ascii=".VnCentury Schoolbook" w:hAnsi=".VnCentury Schoolbook" w:cs=".VnCentury Schoolbook"/>
       <w:color w:val="000000"/>
       <w:sz w:val="22"/>
+      <w:lang w:val="en-US"/>
     </w:rPr>
   </w:style>
   <w:style w:type="character" w:styleId="1chinhtrangChar1CharCharCharCharCharChar">
@@ -8043,6 +7792,7 @@
       <w:rFonts w:ascii=".VnCentury Schoolbook" w:hAnsi=".VnCentury Schoolbook" w:cs=".VnCentury Schoolbook"/>
       <w:color w:val="000000"/>
       <w:sz w:val="22"/>
+      <w:lang w:val="en-US"/>
     </w:rPr>
   </w:style>
   <w:style w:type="character" w:styleId="cChar1CharCharCharCharCharCharCharChar">
@@ -8052,6 +7802,7 @@
       <w:rFonts w:ascii=".VnCentury Schoolbook" w:hAnsi=".VnCentury Schoolbook" w:cs=".VnCentury Schoolbook"/>
       <w:color w:val="000000"/>
       <w:sz w:val="22"/>
+      <w:lang w:val="en-US"/>
     </w:rPr>
   </w:style>
   <w:style w:type="character" w:styleId="cChar1CharCharCharCharCharCharChar">
@@ -8061,6 +7812,7 @@
       <w:rFonts w:ascii=".VnCentury Schoolbook" w:hAnsi=".VnCentury Schoolbook" w:cs=".VnCentury Schoolbook"/>
       <w:color w:val="000000"/>
       <w:sz w:val="22"/>
+      <w:lang w:val="en-US"/>
     </w:rPr>
   </w:style>
   <w:style w:type="character" w:styleId="nCharCharCharCharCharCharChar">
@@ -8070,6 +7822,7 @@
       <w:rFonts w:ascii=".VnCentury Schoolbook" w:hAnsi=".VnCentury Schoolbook" w:cs=".VnCentury Schoolbook"/>
       <w:color w:val="000000"/>
       <w:sz w:val="22"/>
+      <w:lang w:val="en-US"/>
     </w:rPr>
   </w:style>
   <w:style w:type="character" w:styleId="nCharCharCharCharCharChar">
@@ -8079,6 +7832,7 @@
       <w:rFonts w:ascii=".VnCentury Schoolbook" w:hAnsi=".VnCentury Schoolbook" w:cs=".VnCentury Schoolbook"/>
       <w:color w:val="000000"/>
       <w:sz w:val="22"/>
+      <w:lang w:val="en-US"/>
     </w:rPr>
   </w:style>
   <w:style w:type="character" w:styleId="BodyTextFirstIndentChar1">
@@ -8087,7 +7841,7 @@
     <w:rPr>
       <w:sz w:val="24"/>
       <w:szCs w:val="24"/>
-      <w:lang w:bidi="ar-SA"/>
+      <w:lang w:val="en-US" w:bidi="ar-SA"/>
     </w:rPr>
   </w:style>
   <w:style w:type="character" w:styleId="BodyTextFirstIndent2Char1">
@@ -8097,7 +7851,7 @@
       <w:rFonts w:ascii=".VnTime" w:hAnsi=".VnTime" w:cs="Times New Roman"/>
       <w:sz w:val="24"/>
       <w:szCs w:val="24"/>
-      <w:lang w:bidi="ar-SA"/>
+      <w:lang w:val="en-US" w:bidi="ar-SA"/>
     </w:rPr>
   </w:style>
   <w:style w:type="character" w:styleId="ClosingChar1">
@@ -8106,7 +7860,7 @@
     <w:rPr>
       <w:sz w:val="24"/>
       <w:szCs w:val="24"/>
-      <w:lang w:bidi="ar-SA"/>
+      <w:lang w:val="en-US" w:bidi="ar-SA"/>
     </w:rPr>
   </w:style>
   <w:style w:type="character" w:styleId="HTMLAddressChar1">
@@ -8117,7 +7871,7 @@
       <w:iCs/>
       <w:sz w:val="24"/>
       <w:szCs w:val="24"/>
-      <w:lang w:bidi="ar-SA"/>
+      <w:lang w:val="en-US" w:bidi="ar-SA"/>
     </w:rPr>
   </w:style>
   <w:style w:type="character" w:styleId="HTMLPreformattedChar1">
@@ -8125,7 +7879,7 @@
     <w:qFormat/>
     <w:rPr>
       <w:rFonts w:ascii="Arial Unicode MS" w:hAnsi="Arial Unicode MS" w:eastAsia="Arial Unicode MS" w:cs="Arial Unicode MS"/>
-      <w:lang w:bidi="ar-SA"/>
+      <w:lang w:val="en-US" w:bidi="ar-SA"/>
     </w:rPr>
   </w:style>
   <w:style w:type="character" w:styleId="MessageHeaderChar1">
@@ -8135,7 +7889,7 @@
       <w:rFonts w:ascii="Arial" w:hAnsi="Arial" w:cs="Arial"/>
       <w:sz w:val="24"/>
       <w:szCs w:val="24"/>
-      <w:lang w:bidi="ar-SA"/>
+      <w:lang w:val="en-US" w:bidi="ar-SA"/>
     </w:rPr>
   </w:style>
   <w:style w:type="character" w:styleId="NoteHeadingChar1">
@@ -8144,7 +7898,7 @@
     <w:rPr>
       <w:sz w:val="24"/>
       <w:szCs w:val="24"/>
-      <w:lang w:bidi="ar-SA"/>
+      <w:lang w:val="en-US" w:bidi="ar-SA"/>
     </w:rPr>
   </w:style>
   <w:style w:type="character" w:styleId="SalutationChar1">
@@ -8153,7 +7907,7 @@
     <w:rPr>
       <w:sz w:val="28"/>
       <w:szCs w:val="28"/>
-      <w:lang w:bidi="ar-SA"/>
+      <w:lang w:val="en-US" w:bidi="ar-SA"/>
     </w:rPr>
   </w:style>
   <w:style w:type="character" w:styleId="SignatureChar1">
@@ -8162,7 +7916,7 @@
     <w:rPr>
       <w:sz w:val="24"/>
       <w:szCs w:val="24"/>
-      <w:lang w:bidi="ar-SA"/>
+      <w:lang w:val="en-US" w:bidi="ar-SA"/>
     </w:rPr>
   </w:style>
   <w:style w:type="character" w:styleId="Style1chinhtrangChar1BoldCharCharCharChar">
@@ -8173,6 +7927,7 @@
       <w:b/>
       <w:color w:val="000000"/>
       <w:sz w:val="22"/>
+      <w:lang w:val="en-US"/>
     </w:rPr>
   </w:style>
   <w:style w:type="character" w:styleId="noCharCharCharCharCharChar">
@@ -8183,7 +7938,7 @@
       <w:color w:val="000000"/>
       <w:sz w:val="22"/>
       <w:szCs w:val="22"/>
-      <w:lang w:bidi="ar-SA"/>
+      <w:lang w:val="en-US" w:bidi="ar-SA"/>
     </w:rPr>
   </w:style>
   <w:style w:type="character" w:styleId="71CharCharCharCharCharCharCharCharCharChar">
@@ -8195,7 +7950,7 @@
       <w:color w:val="000000"/>
       <w:sz w:val="22"/>
       <w:szCs w:val="22"/>
-      <w:lang w:bidi="ar-SA"/>
+      <w:lang w:val="en-US" w:bidi="ar-SA"/>
     </w:rPr>
   </w:style>
   <w:style w:type="character" w:styleId="8DakyCharCharCharCharChar">
@@ -8207,7 +7962,7 @@
       <w:color w:val="000000"/>
       <w:sz w:val="22"/>
       <w:szCs w:val="22"/>
-      <w:lang w:bidi="ar-SA"/>
+      <w:lang w:val="en-US" w:bidi="ar-SA"/>
     </w:rPr>
   </w:style>
   <w:style w:type="character" w:styleId="5somucCharCharCharCharCharCharCharCharCharCharChar">
@@ -8219,7 +7974,7 @@
       <w:color w:val="000000"/>
       <w:sz w:val="22"/>
       <w:szCs w:val="22"/>
-      <w:lang w:bidi="ar-SA"/>
+      <w:lang w:val="en-US" w:bidi="ar-SA"/>
     </w:rPr>
   </w:style>
   <w:style w:type="character" w:styleId="1chinhtrangCharCharCharCharCharCharCharChar">
@@ -8230,7 +7985,7 @@
       <w:color w:val="000000"/>
       <w:sz w:val="22"/>
       <w:szCs w:val="22"/>
-      <w:lang w:bidi="ar-SA"/>
+      <w:lang w:val="en-US" w:bidi="ar-SA"/>
     </w:rPr>
   </w:style>
   <w:style w:type="character" w:styleId="4tenchuongCharCharCharCharCharCharChar">
@@ -8242,7 +7997,7 @@
       <w:color w:val="000000"/>
       <w:sz w:val="22"/>
       <w:szCs w:val="22"/>
-      <w:lang w:bidi="ar-SA"/>
+      <w:lang w:val="en-US" w:bidi="ar-SA"/>
     </w:rPr>
   </w:style>
   <w:style w:type="character" w:styleId="2dongcachCharCharCharCharCharCharChar">
@@ -8254,7 +8009,7 @@
       <w:color w:val="000000"/>
       <w:sz w:val="22"/>
       <w:szCs w:val="22"/>
-      <w:lang w:bidi="ar-SA"/>
+      <w:lang w:val="en-US" w:bidi="ar-SA"/>
     </w:rPr>
   </w:style>
   <w:style w:type="character" w:styleId="cCharCharCharCharCharCharChar">
@@ -8264,6 +8019,7 @@
       <w:rFonts w:ascii=".VnCentury Schoolbook" w:hAnsi=".VnCentury Schoolbook" w:cs=".VnCentury Schoolbook"/>
       <w:color w:val="000000"/>
       <w:sz w:val="26"/>
+      <w:lang w:val="en-US"/>
     </w:rPr>
   </w:style>
   <w:style w:type="character" w:styleId="coCharCharCharCharCharCharChar">
@@ -8274,7 +8030,7 @@
       <w:color w:val="000000"/>
       <w:sz w:val="22"/>
       <w:szCs w:val="22"/>
-      <w:lang w:bidi="ar-SA"/>
+      <w:lang w:val="en-US" w:bidi="ar-SA"/>
     </w:rPr>
   </w:style>
   <w:style w:type="character" w:styleId="aCharCharCharChar">
@@ -8286,7 +8042,7 @@
       <w:color w:val="000000"/>
       <w:sz w:val="26"/>
       <w:szCs w:val="26"/>
-      <w:lang w:bidi="ar-SA"/>
+      <w:lang w:val="en-US" w:bidi="ar-SA"/>
     </w:rPr>
   </w:style>
   <w:style w:type="character" w:styleId="phanCharCharCharCharCharCharCharChar">
@@ -8298,7 +8054,7 @@
       <w:color w:val="000000"/>
       <w:sz w:val="22"/>
       <w:szCs w:val="22"/>
-      <w:lang w:bidi="ar-SA"/>
+      <w:lang w:val="en-US" w:bidi="ar-SA"/>
     </w:rPr>
   </w:style>
   <w:style w:type="character" w:styleId="71CharCharCharCharCharCharChar">
@@ -8310,7 +8066,7 @@
       <w:color w:val="000000"/>
       <w:sz w:val="22"/>
       <w:szCs w:val="22"/>
-      <w:lang w:bidi="ar-SA"/>
+      <w:lang w:val="en-US" w:bidi="ar-SA"/>
     </w:rPr>
   </w:style>
   <w:style w:type="character" w:styleId="5somucCharCharCharCharCharCharCharChar">
@@ -8322,7 +8078,7 @@
       <w:color w:val="000000"/>
       <w:sz w:val="22"/>
       <w:szCs w:val="22"/>
-      <w:lang w:bidi="ar-SA"/>
+      <w:lang w:val="en-US" w:bidi="ar-SA"/>
     </w:rPr>
   </w:style>
   <w:style w:type="character" w:styleId="phanCharCharCharCharChar">
@@ -8334,7 +8090,7 @@
       <w:color w:val="000000"/>
       <w:sz w:val="22"/>
       <w:szCs w:val="22"/>
-      <w:lang w:bidi="ar-SA"/>
+      <w:lang w:val="en-US" w:bidi="ar-SA"/>
     </w:rPr>
   </w:style>
   <w:style w:type="character" w:styleId="Heading1Char2CharChar1">
@@ -8347,7 +8103,7 @@
       <w:kern w:val="2"/>
       <w:sz w:val="32"/>
       <w:szCs w:val="32"/>
-      <w:lang w:bidi="ar-SA"/>
+      <w:lang w:val="en-US" w:bidi="ar-SA"/>
     </w:rPr>
   </w:style>
   <w:style w:type="character" w:styleId="prodetaiidesc1">
@@ -8376,7 +8132,7 @@
       <w:kern w:val="2"/>
       <w:sz w:val="32"/>
       <w:szCs w:val="32"/>
-      <w:lang w:bidi="ar-SA"/>
+      <w:lang w:val="en-US" w:bidi="ar-SA"/>
     </w:rPr>
   </w:style>
   <w:style w:type="character" w:styleId="grame">
@@ -8458,7 +8214,7 @@
       <w:rFonts w:ascii="Calibri" w:hAnsi="Calibri" w:cs="Cordia New"/>
       <w:sz w:val="22"/>
       <w:szCs w:val="22"/>
-      <w:lang w:bidi="en-US"/>
+      <w:lang w:val="en-US" w:bidi="en-US"/>
     </w:rPr>
   </w:style>
   <w:style w:type="character" w:styleId="PlaceholderText">
@@ -8482,7 +8238,7 @@
     <w:rPr>
       <w:sz w:val="28"/>
       <w:szCs w:val="28"/>
-      <w:lang w:bidi="ar-SA"/>
+      <w:lang w:val="en-US" w:bidi="ar-SA"/>
     </w:rPr>
   </w:style>
   <w:style w:type="character" w:styleId="CharChar51">
@@ -8493,6 +8249,7 @@
       <w:b/>
       <w:i/>
       <w:sz w:val="28"/>
+      <w:lang w:val="en-US"/>
     </w:rPr>
   </w:style>
   <w:style w:type="character" w:styleId="CharChar611">
@@ -8502,6 +8259,7 @@
       <w:b/>
       <w:kern w:val="2"/>
       <w:sz w:val="48"/>
+      <w:lang w:val="en-US"/>
     </w:rPr>
   </w:style>
   <w:style w:type="character" w:styleId="abChar">
@@ -8512,7 +8270,7 @@
       <w:bCs/>
       <w:sz w:val="40"/>
       <w:szCs w:val="40"/>
-      <w:lang w:val="vi-VN" w:bidi="ar-SA"/>
+      <w:lang w:bidi="ar-SA"/>
     </w:rPr>
   </w:style>
   <w:style w:type="character" w:styleId="bChar">
@@ -8523,7 +8281,7 @@
       <w:color w:val="000000"/>
       <w:sz w:val="26"/>
       <w:szCs w:val="26"/>
-      <w:lang w:bidi="ar-SA"/>
+      <w:lang w:val="en-US" w:bidi="ar-SA"/>
     </w:rPr>
   </w:style>
   <w:style w:type="character" w:styleId="price">
@@ -8543,7 +8301,6 @@
       <w:rFonts w:ascii="Times New Roman" w:hAnsi="Times New Roman" w:eastAsia="Times New Roman" w:cs="Times New Roman"/>
       <w:sz w:val="28"/>
       <w:szCs w:val="28"/>
-      <w:lang w:val="vi-VN"/>
     </w:rPr>
   </w:style>
   <w:style w:type="character" w:styleId="FooterChar1">
@@ -8553,7 +8310,6 @@
       <w:rFonts w:ascii="Times New Roman" w:hAnsi="Times New Roman" w:eastAsia="Times New Roman" w:cs="Times New Roman"/>
       <w:sz w:val="28"/>
       <w:szCs w:val="28"/>
-      <w:lang w:val="vi-VN"/>
     </w:rPr>
   </w:style>
   <w:style w:type="character" w:styleId="cattitolo1">
@@ -8583,7 +8339,7 @@
       <w:rFonts w:ascii="Tahoma" w:hAnsi="Tahoma" w:cs="Tahoma"/>
       <w:sz w:val="16"/>
       <w:szCs w:val="16"/>
-      <w:lang w:bidi="ar-SA"/>
+      <w:lang w:val="en-US" w:bidi="ar-SA"/>
     </w:rPr>
   </w:style>
   <w:style w:type="character" w:styleId="HeaderCharChar">
@@ -8592,7 +8348,7 @@
     <w:rPr>
       <w:sz w:val="24"/>
       <w:szCs w:val="24"/>
-      <w:lang w:bidi="ar-SA"/>
+      <w:lang w:val="en-US" w:bidi="ar-SA"/>
     </w:rPr>
   </w:style>
   <w:style w:type="character" w:styleId="10CachdongChar">
@@ -8602,7 +8358,7 @@
       <w:rFonts w:eastAsia="Batang"/>
       <w:sz w:val="28"/>
       <w:szCs w:val="26"/>
-      <w:lang w:val="en-US" w:bidi="ar-SA"/>
+      <w:lang w:val="vi-VN" w:bidi="ar-SA"/>
     </w:rPr>
   </w:style>
   <w:style w:type="character" w:styleId="heading4-h">
@@ -8616,7 +8372,7 @@
     <w:qFormat/>
     <w:rPr>
       <w:rFonts w:ascii="Courier New" w:hAnsi="Courier New" w:cs="Courier New"/>
-      <w:lang w:bidi="ar-SA"/>
+      <w:lang w:val="en-US" w:bidi="ar-SA"/>
     </w:rPr>
   </w:style>
   <w:style w:type="character" w:styleId="HeaderChar">
@@ -8659,7 +8415,7 @@
       <w:b/>
       <w:sz w:val="24"/>
       <w:szCs w:val="24"/>
-      <w:lang w:val="en-US" w:eastAsia="en-US" w:bidi="ar-SA"/>
+      <w:lang w:val="vi-VN" w:eastAsia="vi-VN" w:bidi="ar-SA"/>
     </w:rPr>
   </w:style>
   <w:style w:type="character" w:styleId="muc11Char">
@@ -8672,7 +8428,7 @@
       <w:color w:val="000000"/>
       <w:sz w:val="22"/>
       <w:szCs w:val="22"/>
-      <w:lang w:val="en-US" w:eastAsia="en-US" w:bidi="ar-SA"/>
+      <w:lang w:val="vi-VN" w:eastAsia="vi-VN" w:bidi="ar-SA"/>
     </w:rPr>
   </w:style>
   <w:style w:type="character" w:styleId="ReportTitleCharChar1">
@@ -8685,7 +8441,7 @@
       <w:kern w:val="2"/>
       <w:sz w:val="36"/>
       <w:szCs w:val="32"/>
-      <w:lang w:val="en-US" w:eastAsia="en-US"/>
+      <w:lang w:val="vi-VN" w:eastAsia="vi-VN"/>
     </w:rPr>
   </w:style>
   <w:style w:type="character" w:styleId="cO9Char">
@@ -8762,7 +8518,7 @@
       <w:b/>
       <w:sz w:val="24"/>
       <w:szCs w:val="26"/>
-      <w:lang w:val="en-US" w:eastAsia="en-US" w:bidi="ar-SA"/>
+      <w:lang w:val="vi-VN" w:eastAsia="vi-VN" w:bidi="ar-SA"/>
     </w:rPr>
   </w:style>
   <w:style w:type="character" w:styleId="ReportTitleCharChar">
@@ -8783,7 +8539,7 @@
       <w:b/>
       <w:sz w:val="26"/>
       <w:szCs w:val="26"/>
-      <w:lang w:val="en-US" w:eastAsia="en-US" w:bidi="ar-SA"/>
+      <w:lang w:val="vi-VN" w:eastAsia="vi-VN" w:bidi="ar-SA"/>
     </w:rPr>
   </w:style>
   <w:style w:type="character" w:styleId="mw-editsection">
@@ -8813,7 +8569,7 @@
       <w:bCs/>
       <w:sz w:val="28"/>
       <w:szCs w:val="24"/>
-      <w:lang w:bidi="ar-SA"/>
+      <w:lang w:val="en-US" w:bidi="ar-SA"/>
     </w:rPr>
   </w:style>
   <w:style w:type="character" w:styleId="TITLECharChar">
@@ -8826,7 +8582,7 @@
       <w:iCs/>
       <w:sz w:val="26"/>
       <w:szCs w:val="26"/>
-      <w:lang w:bidi="ar-SA"/>
+      <w:lang w:val="en-US" w:bidi="ar-SA"/>
     </w:rPr>
   </w:style>
   <w:style w:type="character" w:styleId="FAATableTextChar">
@@ -8834,7 +8590,7 @@
     <w:qFormat/>
     <w:rPr>
       <w:rFonts w:ascii="Arial Narrow" w:hAnsi="Arial Narrow" w:eastAsia="Calibri" w:cs="Arial Narrow"/>
-      <w:lang w:val="en-US" w:bidi="ar-SA"/>
+      <w:lang w:val="vi-VN" w:bidi="ar-SA"/>
     </w:rPr>
   </w:style>
   <w:style w:type="character" w:styleId="StyleStyleHeading29pt12ptNotItalicChar">
@@ -8847,7 +8603,7 @@
       <w:color w:val="FF0000"/>
       <w:sz w:val="22"/>
       <w:szCs w:val="22"/>
-      <w:lang w:val="en-US" w:bidi="ar-SA"/>
+      <w:lang w:val="vi-VN" w:bidi="ar-SA"/>
     </w:rPr>
   </w:style>
   <w:style w:type="character" w:styleId="Style15">
@@ -8938,7 +8694,7 @@
     <w:qFormat/>
     <w:rPr>
       <w:rFonts w:ascii="Consolas" w:hAnsi="Consolas" w:eastAsia="Calibri" w:cs="Consolas"/>
-      <w:lang w:bidi="ar-SA"/>
+      <w:lang w:val="en-US" w:bidi="ar-SA"/>
     </w:rPr>
   </w:style>
   <w:style w:type="character" w:styleId="Style5Char">
@@ -8947,7 +8703,7 @@
     <w:rPr>
       <w:sz w:val="28"/>
       <w:szCs w:val="28"/>
-      <w:lang w:bidi="ar-SA"/>
+      <w:lang w:val="en-US" w:bidi="ar-SA"/>
     </w:rPr>
   </w:style>
   <w:style w:type="character" w:styleId="Heading2CharCharCharChar">
@@ -9894,7 +9650,7 @@
       <w:rFonts w:ascii="Calibri" w:hAnsi="Calibri" w:eastAsia="Calibri" w:cs="Calibri"/>
       <w:sz w:val="22"/>
       <w:szCs w:val="22"/>
-      <w:lang w:bidi="ar-SA"/>
+      <w:lang w:val="en-US" w:bidi="ar-SA"/>
     </w:rPr>
   </w:style>
   <w:style w:type="character" w:styleId="msoins">
@@ -9920,7 +9676,7 @@
     <w:rPr>
       <w:sz w:val="24"/>
       <w:szCs w:val="24"/>
-      <w:lang w:bidi="ar-SA"/>
+      <w:lang w:val="en-US" w:bidi="ar-SA"/>
     </w:rPr>
   </w:style>
   <w:style w:type="character" w:styleId="charchar10">
@@ -9936,7 +9692,7 @@
       <w:rFonts w:eastAsia="Arial"/>
       <w:sz w:val="16"/>
       <w:szCs w:val="16"/>
-      <w:lang w:val="vi-VN" w:bidi="ar-SA"/>
+      <w:lang w:bidi="ar-SA"/>
     </w:rPr>
   </w:style>
   <w:style w:type="character" w:styleId="SubtitleChar">
@@ -9949,7 +9705,7 @@
       <w:sz w:val="28"/>
       <w:szCs w:val="28"/>
       <w:u w:val="single"/>
-      <w:lang w:bidi="ar-SA"/>
+      <w:lang w:val="en-US" w:bidi="ar-SA"/>
     </w:rPr>
   </w:style>
   <w:style w:type="character" w:styleId="BalloonTextChar1">
@@ -9959,7 +9715,7 @@
       <w:rFonts w:ascii="Tahoma" w:hAnsi="Tahoma" w:cs="Tahoma"/>
       <w:sz w:val="16"/>
       <w:szCs w:val="16"/>
-      <w:lang w:val="en-US"/>
+      <w:lang w:val="vi-VN"/>
     </w:rPr>
   </w:style>
   <w:style w:type="character" w:styleId="CharChar13">
@@ -9971,6 +9727,7 @@
       <w:bCs/>
       <w:sz w:val="28"/>
       <w:szCs w:val="28"/>
+      <w:lang w:val="en-US"/>
     </w:rPr>
   </w:style>
   <w:style w:type="character" w:styleId="Footnote2">
@@ -10088,7 +9845,7 @@
     <w:qFormat/>
     <w:rPr>
       <w:shd w:fill="FFFFFF" w:val="clear"/>
-      <w:lang w:val="en-US" w:eastAsia="en-US"/>
+      <w:lang w:val="vi-VN" w:eastAsia="vi-VN"/>
     </w:rPr>
   </w:style>
   <w:style w:type="character" w:styleId="Bodytext4">
@@ -10128,7 +9885,7 @@
       <w:sz w:val="8"/>
       <w:szCs w:val="8"/>
       <w:shd w:fill="FFFFFF" w:val="clear"/>
-      <w:lang w:val="en-US" w:eastAsia="en-US"/>
+      <w:lang w:val="vi-VN" w:eastAsia="vi-VN"/>
     </w:rPr>
   </w:style>
   <w:style w:type="character" w:styleId="Tablecaption">
@@ -10144,7 +9901,7 @@
     <w:qFormat/>
     <w:rPr>
       <w:shd w:fill="FFFFFF" w:val="clear"/>
-      <w:lang w:val="en-US" w:eastAsia="en-US"/>
+      <w:lang w:val="vi-VN" w:eastAsia="vi-VN"/>
     </w:rPr>
   </w:style>
   <w:style w:type="character" w:styleId="Bodytext25">
@@ -10187,7 +9944,7 @@
     <w:rPr>
       <w:rFonts w:ascii="Microsoft Sans Serif" w:hAnsi="Microsoft Sans Serif" w:cs="Microsoft Sans Serif"/>
       <w:shd w:fill="FFFFFF" w:val="clear"/>
-      <w:lang w:val="en-US" w:eastAsia="en-US" w:bidi="ar-SA"/>
+      <w:lang w:val="vi-VN" w:eastAsia="vi-VN" w:bidi="ar-SA"/>
     </w:rPr>
   </w:style>
   <w:style w:type="character" w:styleId="Tablecaption21">
@@ -10197,7 +9954,7 @@
       <w:rFonts w:ascii="Microsoft Sans Serif" w:hAnsi="Microsoft Sans Serif" w:cs="Microsoft Sans Serif"/>
       <w:u w:val="single"/>
       <w:shd w:fill="FFFFFF" w:val="clear"/>
-      <w:lang w:val="en-US" w:eastAsia="en-US"/>
+      <w:lang w:val="vi-VN" w:eastAsia="vi-VN"/>
     </w:rPr>
   </w:style>
   <w:style w:type="character" w:styleId="Tablecaption2Italic">
@@ -10208,7 +9965,7 @@
       <w:i/>
       <w:iCs/>
       <w:shd w:fill="FFFFFF" w:val="clear"/>
-      <w:lang w:val="en-US" w:eastAsia="en-US"/>
+      <w:lang w:val="vi-VN" w:eastAsia="vi-VN"/>
     </w:rPr>
   </w:style>
   <w:style w:type="character" w:styleId="BodytextArialBlack">
@@ -10231,7 +9988,7 @@
       <w:sz w:val="8"/>
       <w:szCs w:val="8"/>
       <w:shd w:fill="FFFFFF" w:val="clear"/>
-      <w:lang w:val="en-US" w:eastAsia="en-US"/>
+      <w:lang w:val="vi-VN" w:eastAsia="vi-VN"/>
     </w:rPr>
   </w:style>
   <w:style w:type="character" w:styleId="Bodytext23">
@@ -10316,6 +10073,7 @@
       <w:sz w:val="8"/>
       <w:szCs w:val="8"/>
       <w:shd w:fill="FFFFFF" w:val="clear"/>
+      <w:lang w:val="en-US"/>
     </w:rPr>
   </w:style>
   <w:style w:type="character" w:styleId="Bodytext11pt6">
@@ -10371,7 +10129,7 @@
       <w:sz w:val="8"/>
       <w:szCs w:val="8"/>
       <w:shd w:fill="FFFFFF" w:val="clear"/>
-      <w:lang w:val="en-US" w:eastAsia="en-US"/>
+      <w:lang w:val="vi-VN" w:eastAsia="vi-VN"/>
     </w:rPr>
   </w:style>
   <w:style w:type="character" w:styleId="BodytextTrebuchetMS4">
@@ -10423,7 +10181,7 @@
     <w:qFormat/>
     <w:rPr>
       <w:shd w:fill="FFFFFF" w:val="clear"/>
-      <w:lang w:val="en-US" w:eastAsia="en-US"/>
+      <w:lang w:val="vi-VN" w:eastAsia="vi-VN"/>
     </w:rPr>
   </w:style>
   <w:style w:type="character" w:styleId="Tablecaption3">
@@ -10468,7 +10226,7 @@
       <w:sz w:val="10"/>
       <w:szCs w:val="10"/>
       <w:shd w:fill="FFFFFF" w:val="clear"/>
-      <w:lang w:val="en-US" w:eastAsia="en-US"/>
+      <w:lang w:val="vi-VN" w:eastAsia="vi-VN"/>
     </w:rPr>
   </w:style>
   <w:style w:type="character" w:styleId="Bodytext45pt11">
@@ -10502,7 +10260,7 @@
       <w:sz w:val="8"/>
       <w:szCs w:val="8"/>
       <w:shd w:fill="FFFFFF" w:val="clear"/>
-      <w:lang w:val="en-US" w:eastAsia="en-US"/>
+      <w:lang w:val="vi-VN" w:eastAsia="vi-VN"/>
     </w:rPr>
   </w:style>
   <w:style w:type="character" w:styleId="BodytextArial1">
@@ -10567,7 +10325,7 @@
       <w:sz w:val="25"/>
       <w:szCs w:val="25"/>
       <w:shd w:fill="FFFFFF" w:val="clear"/>
-      <w:lang w:val="en-US" w:eastAsia="en-US"/>
+      <w:lang w:val="vi-VN" w:eastAsia="vi-VN"/>
     </w:rPr>
   </w:style>
   <w:style w:type="character" w:styleId="Bodytext115pt14">
@@ -10589,7 +10347,7 @@
       <w:sz w:val="10"/>
       <w:szCs w:val="10"/>
       <w:shd w:fill="FFFFFF" w:val="clear"/>
-      <w:lang w:val="en-US" w:eastAsia="en-US" w:bidi="ar-SA"/>
+      <w:lang w:val="vi-VN" w:eastAsia="vi-VN" w:bidi="ar-SA"/>
     </w:rPr>
   </w:style>
   <w:style w:type="character" w:styleId="Bodytext175pt">
@@ -10609,7 +10367,7 @@
       <w:sz w:val="8"/>
       <w:szCs w:val="8"/>
       <w:shd w:fill="FFFFFF" w:val="clear"/>
-      <w:lang w:val="en-US" w:eastAsia="en-US"/>
+      <w:lang w:val="vi-VN" w:eastAsia="vi-VN"/>
     </w:rPr>
   </w:style>
   <w:style w:type="character" w:styleId="Tablecaption31">
@@ -10834,7 +10592,7 @@
       <w:sz w:val="12"/>
       <w:szCs w:val="12"/>
       <w:shd w:fill="FFFFFF" w:val="clear"/>
-      <w:lang w:val="en-US" w:eastAsia="en-US" w:bidi="ar-SA"/>
+      <w:lang w:val="vi-VN" w:eastAsia="vi-VN" w:bidi="ar-SA"/>
     </w:rPr>
   </w:style>
   <w:style w:type="character" w:styleId="Bodytext26TrebuchetMS">
@@ -10845,7 +10603,7 @@
       <w:sz w:val="14"/>
       <w:szCs w:val="14"/>
       <w:shd w:fill="FFFFFF" w:val="clear"/>
-      <w:lang w:val="en-US" w:eastAsia="en-US"/>
+      <w:lang w:val="vi-VN" w:eastAsia="vi-VN"/>
     </w:rPr>
   </w:style>
   <w:style w:type="character" w:styleId="Bodytext27">
@@ -10919,7 +10677,7 @@
       <w:sz w:val="20"/>
       <w:szCs w:val="20"/>
       <w:shd w:fill="FFFFFF" w:val="clear"/>
-      <w:lang w:val="en-US" w:eastAsia="en-US"/>
+      <w:lang w:val="vi-VN" w:eastAsia="vi-VN"/>
     </w:rPr>
   </w:style>
   <w:style w:type="character" w:styleId="BodytextItalic6">
@@ -10960,7 +10718,7 @@
       <w:sz w:val="8"/>
       <w:szCs w:val="8"/>
       <w:shd w:fill="FFFFFF" w:val="clear"/>
-      <w:lang w:val="en-US" w:eastAsia="en-US"/>
+      <w:lang w:val="vi-VN" w:eastAsia="vi-VN"/>
     </w:rPr>
   </w:style>
   <w:style w:type="character" w:styleId="Bodytext45pt10">
@@ -11042,6 +10800,7 @@
       <w:sz w:val="26"/>
       <w:szCs w:val="26"/>
       <w:shd w:fill="FFFFFF" w:val="clear"/>
+      <w:lang w:val="en-US"/>
     </w:rPr>
   </w:style>
   <w:style w:type="character" w:styleId="Bodytext171">
@@ -11068,7 +10827,7 @@
       <w:sz w:val="9"/>
       <w:szCs w:val="9"/>
       <w:shd w:fill="FFFFFF" w:val="clear"/>
-      <w:lang w:val="en-US" w:eastAsia="en-US"/>
+      <w:lang w:val="vi-VN" w:eastAsia="vi-VN"/>
     </w:rPr>
   </w:style>
   <w:style w:type="character" w:styleId="Bodytext161">
@@ -11100,6 +10859,7 @@
       <w:sz w:val="10"/>
       <w:szCs w:val="10"/>
       <w:shd w:fill="FFFFFF" w:val="clear"/>
+      <w:lang w:val="en-US"/>
     </w:rPr>
   </w:style>
   <w:style w:type="character" w:styleId="Bodytext115pt12">
@@ -11128,6 +10888,7 @@
       <w:sz w:val="23"/>
       <w:szCs w:val="23"/>
       <w:shd w:fill="FFFFFF" w:val="clear"/>
+      <w:lang w:val="en-US"/>
     </w:rPr>
   </w:style>
   <w:style w:type="character" w:styleId="Bodytext4pt7">
@@ -11161,6 +10922,7 @@
       <w:sz w:val="23"/>
       <w:szCs w:val="23"/>
       <w:shd w:fill="FFFFFF" w:val="clear"/>
+      <w:lang w:val="en-US"/>
     </w:rPr>
   </w:style>
   <w:style w:type="character" w:styleId="Bodytext5pt4">
@@ -11172,7 +10934,7 @@
       <w:sz w:val="10"/>
       <w:szCs w:val="10"/>
       <w:shd w:fill="FFFFFF" w:val="clear"/>
-      <w:lang w:val="en-US" w:eastAsia="en-US"/>
+      <w:lang w:val="vi-VN" w:eastAsia="vi-VN"/>
     </w:rPr>
   </w:style>
   <w:style w:type="character" w:styleId="Bodytext10pt">
@@ -11233,6 +10995,7 @@
       <w:sz w:val="18"/>
       <w:szCs w:val="18"/>
       <w:shd w:fill="FFFFFF" w:val="clear"/>
+      <w:lang w:val="en-US"/>
     </w:rPr>
   </w:style>
   <w:style w:type="character" w:styleId="Bodytext175pt3">
@@ -11289,6 +11052,7 @@
       <w:sz w:val="10"/>
       <w:szCs w:val="10"/>
       <w:shd w:fill="FFFFFF" w:val="clear"/>
+      <w:lang w:val="en-US"/>
     </w:rPr>
   </w:style>
   <w:style w:type="character" w:styleId="BodytextArialBlack2">
@@ -11299,6 +11063,7 @@
       <w:sz w:val="8"/>
       <w:szCs w:val="8"/>
       <w:shd w:fill="FFFFFF" w:val="clear"/>
+      <w:lang w:val="en-US"/>
     </w:rPr>
   </w:style>
   <w:style w:type="character" w:styleId="Bodytext85pt">
@@ -11328,7 +11093,7 @@
       <w:sz w:val="10"/>
       <w:szCs w:val="10"/>
       <w:shd w:fill="FFFFFF" w:val="clear"/>
-      <w:lang w:val="en-US" w:eastAsia="en-US"/>
+      <w:lang w:val="vi-VN" w:eastAsia="vi-VN"/>
     </w:rPr>
   </w:style>
   <w:style w:type="character" w:styleId="Bodytext115pt10">
@@ -11350,7 +11115,7 @@
       <w:sz w:val="9"/>
       <w:szCs w:val="9"/>
       <w:shd w:fill="FFFFFF" w:val="clear"/>
-      <w:lang w:val="en-US" w:eastAsia="en-US"/>
+      <w:lang w:val="vi-VN" w:eastAsia="vi-VN"/>
     </w:rPr>
   </w:style>
   <w:style w:type="character" w:styleId="Bodytext4pt6">
@@ -11361,6 +11126,7 @@
       <w:sz w:val="8"/>
       <w:szCs w:val="8"/>
       <w:shd w:fill="FFFFFF" w:val="clear"/>
+      <w:lang w:val="en-US"/>
     </w:rPr>
   </w:style>
   <w:style w:type="character" w:styleId="Bodytext4pt5">
@@ -11370,7 +11136,7 @@
       <w:sz w:val="8"/>
       <w:szCs w:val="8"/>
       <w:shd w:fill="FFFFFF" w:val="clear"/>
-      <w:lang w:val="en-US" w:eastAsia="en-US"/>
+      <w:lang w:val="vi-VN" w:eastAsia="vi-VN"/>
     </w:rPr>
   </w:style>
   <w:style w:type="character" w:styleId="Bodytext10pt4">
@@ -11392,7 +11158,7 @@
       <w:sz w:val="8"/>
       <w:szCs w:val="8"/>
       <w:shd w:fill="FFFFFF" w:val="clear"/>
-      <w:lang w:val="en-US" w:eastAsia="en-US" w:bidi="ar-SA"/>
+      <w:lang w:val="vi-VN" w:eastAsia="vi-VN" w:bidi="ar-SA"/>
     </w:rPr>
   </w:style>
   <w:style w:type="character" w:styleId="Tablecaption33">
@@ -11419,6 +11185,7 @@
       <w:sz w:val="8"/>
       <w:szCs w:val="8"/>
       <w:shd w:fill="FFFFFF" w:val="clear"/>
+      <w:lang w:val="en-US"/>
     </w:rPr>
   </w:style>
   <w:style w:type="character" w:styleId="Bodytext175pt1">
@@ -11461,6 +11228,7 @@
       <w:sz w:val="23"/>
       <w:szCs w:val="23"/>
       <w:shd w:fill="FFFFFF" w:val="clear"/>
+      <w:lang w:val="en-US"/>
     </w:rPr>
   </w:style>
   <w:style w:type="character" w:styleId="Bodytext13pt1">
@@ -11513,7 +11281,7 @@
       <w:sz w:val="11"/>
       <w:szCs w:val="11"/>
       <w:shd w:fill="FFFFFF" w:val="clear"/>
-      <w:lang w:val="en-US" w:eastAsia="en-US"/>
+      <w:lang w:val="vi-VN" w:eastAsia="vi-VN"/>
     </w:rPr>
   </w:style>
   <w:style w:type="character" w:styleId="Bodytext4pt4">
@@ -11523,7 +11291,7 @@
       <w:sz w:val="8"/>
       <w:szCs w:val="8"/>
       <w:shd w:fill="FFFFFF" w:val="clear"/>
-      <w:lang w:val="en-US" w:eastAsia="en-US"/>
+      <w:lang w:val="vi-VN" w:eastAsia="vi-VN"/>
     </w:rPr>
   </w:style>
   <w:style w:type="character" w:styleId="Bodytext115pt7">
@@ -11533,6 +11301,7 @@
       <w:sz w:val="23"/>
       <w:szCs w:val="23"/>
       <w:shd w:fill="FFFFFF" w:val="clear"/>
+      <w:lang w:val="en-US"/>
     </w:rPr>
   </w:style>
   <w:style w:type="character" w:styleId="BodytextSpacing-2pt">
@@ -11541,6 +11310,7 @@
     <w:rPr>
       <w:spacing w:val="-40"/>
       <w:shd w:fill="FFFFFF" w:val="clear"/>
+      <w:lang w:val="en-US"/>
     </w:rPr>
   </w:style>
   <w:style w:type="character" w:styleId="Bodytext135pt1">
@@ -11550,6 +11320,7 @@
       <w:sz w:val="27"/>
       <w:szCs w:val="27"/>
       <w:shd w:fill="FFFFFF" w:val="clear"/>
+      <w:lang w:val="en-US"/>
     </w:rPr>
   </w:style>
   <w:style w:type="character" w:styleId="Tablecaption6">
@@ -11559,7 +11330,7 @@
       <w:sz w:val="22"/>
       <w:szCs w:val="22"/>
       <w:shd w:fill="FFFFFF" w:val="clear"/>
-      <w:lang w:val="en-US" w:eastAsia="en-US" w:bidi="ar-SA"/>
+      <w:lang w:val="vi-VN" w:eastAsia="vi-VN" w:bidi="ar-SA"/>
     </w:rPr>
   </w:style>
   <w:style w:type="character" w:styleId="Tablecaption65pt">
@@ -11571,7 +11342,7 @@
       <w:sz w:val="10"/>
       <w:szCs w:val="10"/>
       <w:shd w:fill="FFFFFF" w:val="clear"/>
-      <w:lang w:val="en-US" w:eastAsia="en-US"/>
+      <w:lang w:val="vi-VN" w:eastAsia="vi-VN"/>
     </w:rPr>
   </w:style>
   <w:style w:type="character" w:styleId="TablecaptionItalic">
@@ -11581,6 +11352,7 @@
       <w:i/>
       <w:iCs/>
       <w:shd w:fill="FFFFFF" w:val="clear"/>
+      <w:lang w:val="en-US"/>
     </w:rPr>
   </w:style>
   <w:style w:type="character" w:styleId="BodytextGaramond">
@@ -11627,7 +11399,7 @@
       <w:sz w:val="8"/>
       <w:szCs w:val="8"/>
       <w:shd w:fill="FFFFFF" w:val="clear"/>
-      <w:lang w:val="en-US" w:eastAsia="en-US"/>
+      <w:lang w:val="vi-VN" w:eastAsia="vi-VN"/>
     </w:rPr>
   </w:style>
   <w:style w:type="character" w:styleId="Bodytext11pt3">
@@ -11658,6 +11430,7 @@
       <w:sz w:val="20"/>
       <w:szCs w:val="20"/>
       <w:shd w:fill="FFFFFF" w:val="clear"/>
+      <w:lang w:val="en-US"/>
     </w:rPr>
   </w:style>
   <w:style w:type="character" w:styleId="Bodytext91">
@@ -11719,6 +11492,7 @@
     <w:qFormat/>
     <w:rPr>
       <w:shd w:fill="FFFFFF" w:val="clear"/>
+      <w:lang w:val="en-US"/>
     </w:rPr>
   </w:style>
   <w:style w:type="character" w:styleId="BodytextItalic1">
@@ -11758,7 +11532,7 @@
       <w:sz w:val="15"/>
       <w:szCs w:val="15"/>
       <w:shd w:fill="FFFFFF" w:val="clear"/>
-      <w:lang w:val="en-US" w:eastAsia="en-US"/>
+      <w:lang w:val="vi-VN" w:eastAsia="vi-VN"/>
     </w:rPr>
   </w:style>
   <w:style w:type="character" w:styleId="Bodytext45pt5">
@@ -11770,7 +11544,7 @@
       <w:sz w:val="9"/>
       <w:szCs w:val="9"/>
       <w:shd w:fill="FFFFFF" w:val="clear"/>
-      <w:lang w:val="en-US" w:eastAsia="en-US"/>
+      <w:lang w:val="vi-VN" w:eastAsia="vi-VN"/>
     </w:rPr>
   </w:style>
   <w:style w:type="character" w:styleId="BodytextCourierNew">
@@ -11783,7 +11557,7 @@
       <w:sz w:val="8"/>
       <w:szCs w:val="8"/>
       <w:shd w:fill="FFFFFF" w:val="clear"/>
-      <w:lang w:val="en-US" w:eastAsia="en-US"/>
+      <w:lang w:val="vi-VN" w:eastAsia="vi-VN"/>
     </w:rPr>
   </w:style>
   <w:style w:type="character" w:styleId="Bodytext4pt3">
@@ -11847,7 +11621,7 @@
       <w:sz w:val="9"/>
       <w:szCs w:val="9"/>
       <w:shd w:fill="FFFFFF" w:val="clear"/>
-      <w:lang w:val="en-US" w:eastAsia="en-US"/>
+      <w:lang w:val="vi-VN" w:eastAsia="vi-VN"/>
     </w:rPr>
   </w:style>
   <w:style w:type="character" w:styleId="Tablecaption22">
@@ -11913,6 +11687,7 @@
       <w:sz w:val="12"/>
       <w:szCs w:val="12"/>
       <w:shd w:fill="FFFFFF" w:val="clear"/>
+      <w:lang w:val="en-US"/>
     </w:rPr>
   </w:style>
   <w:style w:type="character" w:styleId="Bodytext41">
@@ -11920,6 +11695,7 @@
     <w:qFormat/>
     <w:rPr>
       <w:shd w:fill="FFFFFF" w:val="clear"/>
+      <w:lang w:val="en-US"/>
     </w:rPr>
   </w:style>
   <w:style w:type="character" w:styleId="Bodytext115pt4">
@@ -11940,6 +11716,7 @@
       <w:sz w:val="13"/>
       <w:szCs w:val="13"/>
       <w:shd w:fill="FFFFFF" w:val="clear"/>
+      <w:lang w:val="en-US"/>
     </w:rPr>
   </w:style>
   <w:style w:type="character" w:styleId="Bodytext125pt">
@@ -11959,6 +11736,7 @@
       <w:sz w:val="23"/>
       <w:szCs w:val="23"/>
       <w:shd w:fill="FFFFFF" w:val="clear"/>
+      <w:lang w:val="en-US"/>
     </w:rPr>
   </w:style>
   <w:style w:type="character" w:styleId="Bodytext9pt1">
@@ -11970,7 +11748,7 @@
       <w:sz w:val="18"/>
       <w:szCs w:val="18"/>
       <w:shd w:fill="FFFFFF" w:val="clear"/>
-      <w:lang w:val="en-US" w:eastAsia="en-US"/>
+      <w:lang w:val="vi-VN" w:eastAsia="vi-VN"/>
     </w:rPr>
   </w:style>
   <w:style w:type="character" w:styleId="Heading122">
@@ -11993,7 +11771,7 @@
       <w:sz w:val="8"/>
       <w:szCs w:val="8"/>
       <w:shd w:fill="FFFFFF" w:val="clear"/>
-      <w:lang w:val="en-US" w:eastAsia="en-US"/>
+      <w:lang w:val="vi-VN" w:eastAsia="vi-VN"/>
     </w:rPr>
   </w:style>
   <w:style w:type="character" w:styleId="Bodytext5pt1">
@@ -12003,7 +11781,7 @@
       <w:sz w:val="10"/>
       <w:szCs w:val="10"/>
       <w:shd w:fill="FFFFFF" w:val="clear"/>
-      <w:lang w:val="en-US" w:eastAsia="en-US"/>
+      <w:lang w:val="vi-VN" w:eastAsia="vi-VN"/>
     </w:rPr>
   </w:style>
   <w:style w:type="character" w:styleId="Bodytext11pt1">
@@ -12025,7 +11803,7 @@
       <w:sz w:val="8"/>
       <w:szCs w:val="8"/>
       <w:shd w:fill="FFFFFF" w:val="clear"/>
-      <w:lang w:val="en-US" w:eastAsia="en-US"/>
+      <w:lang w:val="vi-VN" w:eastAsia="vi-VN"/>
     </w:rPr>
   </w:style>
   <w:style w:type="character" w:styleId="Bodytext222">
@@ -12064,7 +11842,7 @@
     <w:qFormat/>
     <w:rPr>
       <w:shd w:fill="FFFFFF" w:val="clear"/>
-      <w:lang w:val="en-US" w:eastAsia="en-US" w:bidi="ar-SA"/>
+      <w:lang w:val="vi-VN" w:eastAsia="vi-VN" w:bidi="ar-SA"/>
     </w:rPr>
   </w:style>
   <w:style w:type="character" w:styleId="Tablecaption7Italic">
@@ -12074,7 +11852,7 @@
       <w:i/>
       <w:iCs/>
       <w:shd w:fill="FFFFFF" w:val="clear"/>
-      <w:lang w:val="en-US" w:eastAsia="en-US"/>
+      <w:lang w:val="vi-VN" w:eastAsia="vi-VN"/>
     </w:rPr>
   </w:style>
   <w:style w:type="character" w:styleId="Bodytext4pt2">
@@ -12102,7 +11880,7 @@
       <w:sz w:val="8"/>
       <w:szCs w:val="8"/>
       <w:shd w:fill="FFFFFF" w:val="clear"/>
-      <w:lang w:val="en-US" w:eastAsia="en-US"/>
+      <w:lang w:val="vi-VN" w:eastAsia="vi-VN"/>
     </w:rPr>
   </w:style>
   <w:style w:type="character" w:styleId="BodytextTahoma1">
@@ -12120,7 +11898,7 @@
     <w:qFormat/>
     <w:rPr>
       <w:shd w:fill="FFFFFF" w:val="clear"/>
-      <w:lang w:val="en-US" w:eastAsia="en-US"/>
+      <w:lang w:val="vi-VN" w:eastAsia="vi-VN"/>
     </w:rPr>
   </w:style>
   <w:style w:type="character" w:styleId="BodytextGeorgia">
@@ -12156,7 +11934,7 @@
       <w:sz w:val="23"/>
       <w:szCs w:val="23"/>
       <w:shd w:fill="FFFFFF" w:val="clear"/>
-      <w:lang w:val="en-US" w:eastAsia="en-US"/>
+      <w:lang w:val="vi-VN" w:eastAsia="vi-VN"/>
     </w:rPr>
   </w:style>
   <w:style w:type="character" w:styleId="fontstyle01">
@@ -12186,6 +11964,7 @@
     <w:rPr>
       <w:b/>
       <w:sz w:val="28"/>
+      <w:lang w:val="en-US"/>
     </w:rPr>
   </w:style>
   <w:style w:type="character" w:styleId="HeadingCharChar">
@@ -12198,7 +11977,7 @@
       <w:color w:val="000000"/>
       <w:sz w:val="30"/>
       <w:szCs w:val="24"/>
-      <w:lang w:val="en-US"/>
+      <w:lang w:val="vi-VN"/>
     </w:rPr>
   </w:style>
   <w:style w:type="character" w:styleId="2headlineChar">
@@ -12225,7 +12004,7 @@
       <w:color w:val="000000"/>
       <w:sz w:val="28"/>
       <w:szCs w:val="28"/>
-      <w:lang w:bidi="ar-SA"/>
+      <w:lang w:val="en-US" w:bidi="ar-SA"/>
     </w:rPr>
   </w:style>
   <w:style w:type="character" w:styleId="m2Char">
@@ -12237,7 +12016,7 @@
       <w:i/>
       <w:sz w:val="28"/>
       <w:szCs w:val="22"/>
-      <w:lang w:bidi="ar-SA"/>
+      <w:lang w:val="en-US" w:bidi="ar-SA"/>
     </w:rPr>
   </w:style>
   <w:style w:type="character" w:styleId="CharChar14">
@@ -12250,7 +12029,7 @@
       <w:color w:val="000000"/>
       <w:sz w:val="30"/>
       <w:szCs w:val="24"/>
-      <w:lang w:val="en-US"/>
+      <w:lang w:val="vi-VN"/>
     </w:rPr>
   </w:style>
   <w:style w:type="character" w:styleId="2headlineChar1">
@@ -12292,6 +12071,7 @@
     <w:rPr>
       <w:sz w:val="24"/>
       <w:szCs w:val="24"/>
+      <w:lang w:val="en-US"/>
     </w:rPr>
   </w:style>
   <w:style w:type="character" w:styleId="H1CharChar">
@@ -12337,7 +12117,7 @@
     <w:rPr>
       <w:sz w:val="28"/>
       <w:szCs w:val="28"/>
-      <w:lang w:bidi="ar-SA"/>
+      <w:lang w:val="en-US" w:bidi="ar-SA"/>
     </w:rPr>
   </w:style>
   <w:style w:type="character" w:styleId="footCharChar">
@@ -12372,7 +12152,7 @@
       <w:color w:val="000000"/>
       <w:sz w:val="16"/>
       <w:szCs w:val="16"/>
-      <w:lang w:bidi="ar-SA"/>
+      <w:lang w:val="en-US" w:bidi="ar-SA"/>
     </w:rPr>
   </w:style>
   <w:style w:type="character" w:styleId="EndnoteTextChar">
@@ -12389,14 +12169,14 @@
     <w:qFormat/>
     <w:rPr>
       <w:rFonts w:ascii="Courier New" w:hAnsi="Courier New" w:cs="Courier New"/>
-      <w:lang w:bidi="ar-SA"/>
+      <w:lang w:val="en-US" w:bidi="ar-SA"/>
     </w:rPr>
   </w:style>
   <w:style w:type="character" w:styleId="E-mailSignatureChar">
     <w:name w:val="E-mail Signature Char"/>
     <w:qFormat/>
     <w:rPr>
-      <w:lang w:bidi="ar-SA"/>
+      <w:lang w:val="en-US" w:bidi="ar-SA"/>
     </w:rPr>
   </w:style>
   <w:style w:type="character" w:styleId="BodyTextFirstIndentChar">
@@ -12408,7 +12188,7 @@
       <w:bCs/>
       <w:sz w:val="28"/>
       <w:szCs w:val="28"/>
-      <w:lang w:bidi="ar-SA"/>
+      <w:lang w:val="en-US" w:bidi="ar-SA"/>
     </w:rPr>
   </w:style>
   <w:style w:type="character" w:styleId="BodyTextFirstIndent2Char">
@@ -12418,21 +12198,21 @@
       <w:rFonts w:ascii=".VnTime" w:hAnsi=".VnTime" w:cs="Times New Roman"/>
       <w:sz w:val="20"/>
       <w:szCs w:val="20"/>
-      <w:lang w:bidi="ar-SA"/>
+      <w:lang w:val="en-US" w:bidi="ar-SA"/>
     </w:rPr>
   </w:style>
   <w:style w:type="character" w:styleId="ClosingChar">
     <w:name w:val="Closing Char"/>
     <w:qFormat/>
     <w:rPr>
-      <w:lang w:bidi="ar-SA"/>
+      <w:lang w:val="en-US" w:bidi="ar-SA"/>
     </w:rPr>
   </w:style>
   <w:style w:type="character" w:styleId="DateChar">
     <w:name w:val="Date Char"/>
     <w:qFormat/>
     <w:rPr>
-      <w:lang w:bidi="ar-SA"/>
+      <w:lang w:val="en-US" w:bidi="ar-SA"/>
     </w:rPr>
   </w:style>
   <w:style w:type="character" w:styleId="HTMLAddressChar">
@@ -12441,7 +12221,7 @@
     <w:rPr>
       <w:i/>
       <w:iCs/>
-      <w:lang w:bidi="ar-SA"/>
+      <w:lang w:val="en-US" w:bidi="ar-SA"/>
     </w:rPr>
   </w:style>
   <w:style w:type="character" w:styleId="MessageHeaderChar">
@@ -12451,28 +12231,28 @@
       <w:rFonts w:ascii="Arial" w:hAnsi="Arial" w:cs="Arial"/>
       <w:sz w:val="24"/>
       <w:szCs w:val="24"/>
-      <w:lang w:bidi="ar-SA"/>
+      <w:lang w:val="en-US" w:bidi="ar-SA"/>
     </w:rPr>
   </w:style>
   <w:style w:type="character" w:styleId="NoteHeadingChar">
     <w:name w:val="Note Heading Char"/>
     <w:qFormat/>
     <w:rPr>
-      <w:lang w:bidi="ar-SA"/>
+      <w:lang w:val="en-US" w:bidi="ar-SA"/>
     </w:rPr>
   </w:style>
   <w:style w:type="character" w:styleId="SalutationChar">
     <w:name w:val="Salutation Char"/>
     <w:qFormat/>
     <w:rPr>
-      <w:lang w:bidi="ar-SA"/>
+      <w:lang w:val="en-US" w:bidi="ar-SA"/>
     </w:rPr>
   </w:style>
   <w:style w:type="character" w:styleId="SignatureChar">
     <w:name w:val="Signature Char"/>
     <w:qFormat/>
     <w:rPr>
-      <w:lang w:bidi="ar-SA"/>
+      <w:lang w:val="en-US" w:bidi="ar-SA"/>
     </w:rPr>
   </w:style>
   <w:style w:type="character" w:styleId="Bodytext4NotItalic">
@@ -12504,7 +12284,7 @@
       <w:color w:val="000000"/>
       <w:sz w:val="22"/>
       <w:szCs w:val="24"/>
-      <w:lang w:bidi="ar-SA"/>
+      <w:lang w:val="en-US" w:bidi="ar-SA"/>
     </w:rPr>
   </w:style>
   <w:style w:type="character" w:styleId="88Char">
@@ -12514,7 +12294,7 @@
       <w:rFonts w:ascii="Arial" w:hAnsi="Arial" w:cs="Arial"/>
       <w:sz w:val="24"/>
       <w:szCs w:val="24"/>
-      <w:lang w:val="en-US" w:bidi="ar-SA"/>
+      <w:lang w:val="vi-VN" w:bidi="ar-SA"/>
     </w:rPr>
   </w:style>
   <w:style w:type="character" w:styleId="1ngoacChar">
@@ -12524,7 +12304,7 @@
       <w:rFonts w:ascii="Arial" w:hAnsi="Arial" w:cs="Arial"/>
       <w:sz w:val="24"/>
       <w:szCs w:val="24"/>
-      <w:lang w:bidi="ar-SA"/>
+      <w:lang w:val="en-US" w:bidi="ar-SA"/>
     </w:rPr>
   </w:style>
   <w:style w:type="character" w:styleId="168Char">
@@ -12535,7 +12315,7 @@
       <w:bCs/>
       <w:sz w:val="24"/>
       <w:szCs w:val="24"/>
-      <w:lang w:val="en-US" w:bidi="ar-SA"/>
+      <w:lang w:val="vi-VN" w:bidi="ar-SA"/>
     </w:rPr>
   </w:style>
   <w:style w:type="character" w:styleId="1congoacChar">
@@ -12545,7 +12325,7 @@
       <w:rFonts w:ascii="Arial" w:hAnsi="Arial" w:cs="Arial"/>
       <w:sz w:val="24"/>
       <w:szCs w:val="24"/>
-      <w:lang w:bidi="ar-SA"/>
+      <w:lang w:val="en-US" w:bidi="ar-SA"/>
     </w:rPr>
   </w:style>
   <w:style w:type="character" w:styleId="ANgoacChar">
@@ -12555,7 +12335,7 @@
       <w:rFonts w:ascii="Arial" w:hAnsi="Arial" w:cs="Arial"/>
       <w:sz w:val="24"/>
       <w:szCs w:val="24"/>
-      <w:lang w:val="en-US" w:bidi="ar-SA"/>
+      <w:lang w:val="vi-VN" w:bidi="ar-SA"/>
     </w:rPr>
   </w:style>
   <w:style w:type="character" w:styleId="248Char">
@@ -12566,7 +12346,7 @@
       <w:bCs/>
       <w:sz w:val="24"/>
       <w:szCs w:val="24"/>
-      <w:lang w:val="en-US" w:bidi="ar-SA"/>
+      <w:lang w:val="vi-VN" w:bidi="ar-SA"/>
     </w:rPr>
   </w:style>
   <w:style w:type="character" w:styleId="368Char">
@@ -12577,7 +12357,7 @@
       <w:bCs/>
       <w:sz w:val="24"/>
       <w:szCs w:val="24"/>
-      <w:lang w:bidi="ar-SA"/>
+      <w:lang w:val="en-US" w:bidi="ar-SA"/>
     </w:rPr>
   </w:style>
   <w:style w:type="character" w:styleId="08Char">
@@ -12586,7 +12366,7 @@
     <w:rPr>
       <w:rFonts w:ascii="Arial" w:hAnsi="Arial" w:cs="Arial"/>
       <w:sz w:val="24"/>
-      <w:lang w:val="en-US" w:bidi="ar-SA"/>
+      <w:lang w:val="vi-VN" w:bidi="ar-SA"/>
     </w:rPr>
   </w:style>
   <w:style w:type="character" w:styleId="0BangChar">
@@ -12596,7 +12376,7 @@
       <w:rFonts w:ascii="Arial" w:hAnsi="Arial" w:cs="Arial"/>
       <w:b/>
       <w:sz w:val="24"/>
-      <w:lang w:val="en-US" w:bidi="ar-SA"/>
+      <w:lang w:val="vi-VN" w:bidi="ar-SA"/>
     </w:rPr>
   </w:style>
   <w:style w:type="character" w:styleId="CommentTextChar1">
@@ -12626,7 +12406,7 @@
       <w:b/>
       <w:sz w:val="24"/>
       <w:szCs w:val="22"/>
-      <w:lang w:val="en-US" w:bidi="ar-SA"/>
+      <w:lang w:val="vi-VN" w:bidi="ar-SA"/>
     </w:rPr>
   </w:style>
   <w:style w:type="character" w:styleId="BPhanMuclucChar">
@@ -12637,7 +12417,7 @@
       <w:b/>
       <w:sz w:val="24"/>
       <w:szCs w:val="22"/>
-      <w:lang w:val="en-US" w:bidi="ar-SA"/>
+      <w:lang w:val="vi-VN" w:bidi="ar-SA"/>
     </w:rPr>
   </w:style>
   <w:style w:type="character" w:styleId="Style4Char">
@@ -12649,7 +12429,7 @@
       <w:kern w:val="2"/>
       <w:sz w:val="28"/>
       <w:szCs w:val="28"/>
-      <w:lang w:bidi="ar-SA"/>
+      <w:lang w:val="en-US" w:bidi="ar-SA"/>
     </w:rPr>
   </w:style>
   <w:style w:type="character" w:styleId="1phanChar">
@@ -12660,7 +12440,7 @@
       <w:b/>
       <w:sz w:val="24"/>
       <w:szCs w:val="24"/>
-      <w:lang w:bidi="ar-SA"/>
+      <w:lang w:val="en-US" w:bidi="ar-SA"/>
     </w:rPr>
   </w:style>
   <w:style w:type="character" w:styleId="016Char">
@@ -12670,7 +12450,7 @@
       <w:rFonts w:ascii="Arial" w:hAnsi="Arial" w:cs="Arial"/>
       <w:b/>
       <w:sz w:val="24"/>
-      <w:lang w:bidi="ar-SA"/>
+      <w:lang w:val="en-US" w:bidi="ar-SA"/>
     </w:rPr>
   </w:style>
   <w:style w:type="character" w:styleId="3chamChar">
@@ -12680,7 +12460,7 @@
       <w:rFonts w:ascii="Arial" w:hAnsi="Arial" w:cs="Arial"/>
       <w:b/>
       <w:sz w:val="24"/>
-      <w:lang w:bidi="ar-SA"/>
+      <w:lang w:val="en-US" w:bidi="ar-SA"/>
     </w:rPr>
   </w:style>
   <w:style w:type="character" w:styleId="StyleArial12ptBoldJustifiedLeft0cmHanging195cmChar">
@@ -12691,7 +12471,7 @@
       <w:b/>
       <w:bCs/>
       <w:sz w:val="24"/>
-      <w:lang w:bidi="ar-SA"/>
+      <w:lang w:val="en-US" w:bidi="ar-SA"/>
     </w:rPr>
   </w:style>
   <w:style w:type="character" w:styleId="3cham1Char">
@@ -12701,7 +12481,7 @@
       <w:rFonts w:ascii="Arial" w:hAnsi="Arial" w:eastAsia="Malgun Gothic" w:cs="Arial"/>
       <w:sz w:val="24"/>
       <w:szCs w:val="24"/>
-      <w:lang w:bidi="ar-SA"/>
+      <w:lang w:val="en-US" w:bidi="ar-SA"/>
     </w:rPr>
   </w:style>
   <w:style w:type="character" w:styleId="NORMAL1Char">
@@ -12722,7 +12502,7 @@
       <w:rFonts w:ascii="Arial" w:hAnsi="Arial" w:eastAsia="MS Mincho" w:cs="Arial"/>
       <w:sz w:val="24"/>
       <w:szCs w:val="24"/>
-      <w:lang w:val="en-US" w:bidi="ar-SA"/>
+      <w:lang w:val="vi-VN" w:bidi="ar-SA"/>
     </w:rPr>
   </w:style>
   <w:style w:type="character" w:styleId="NORMAL111Char">
@@ -12732,7 +12512,7 @@
       <w:rFonts w:ascii="Arial" w:hAnsi="Arial" w:cs="Arial"/>
       <w:sz w:val="24"/>
       <w:szCs w:val="24"/>
-      <w:lang w:bidi="ar-SA"/>
+      <w:lang w:val="en-US" w:bidi="ar-SA"/>
     </w:rPr>
   </w:style>
   <w:style w:type="character" w:styleId="NORMAL1Char1">
@@ -12742,7 +12522,7 @@
       <w:rFonts w:ascii="Arial" w:hAnsi="Arial" w:cs="Arial"/>
       <w:sz w:val="24"/>
       <w:szCs w:val="24"/>
-      <w:lang w:bidi="ar-SA"/>
+      <w:lang w:val="en-US" w:bidi="ar-SA"/>
     </w:rPr>
   </w:style>
   <w:style w:type="character" w:styleId="normal1indentChar">
@@ -12757,7 +12537,7 @@
     <w:rPr>
       <w:rFonts w:ascii="VNTime" w:hAnsi="VNTime" w:cs="VNTime"/>
       <w:sz w:val="22"/>
-      <w:lang w:bidi="ar-SA"/>
+      <w:lang w:val="en-US" w:bidi="ar-SA"/>
     </w:rPr>
   </w:style>
   <w:style w:type="character" w:styleId="texChar">
@@ -12765,7 +12545,7 @@
     <w:qFormat/>
     <w:rPr>
       <w:rFonts w:ascii="VNTime" w:hAnsi="VNTime" w:cs="VNTime"/>
-      <w:lang w:bidi="ar-SA"/>
+      <w:lang w:val="en-US" w:bidi="ar-SA"/>
     </w:rPr>
   </w:style>
   <w:style w:type="character" w:styleId="ChapterCharChar">
@@ -12798,7 +12578,7 @@
       <w:rFonts w:ascii=".VnTime" w:hAnsi=".VnTime" w:cs=".VnTime"/>
       <w:sz w:val="28"/>
       <w:szCs w:val="28"/>
-      <w:lang w:bidi="ar-SA"/>
+      <w:lang w:val="en-US" w:bidi="ar-SA"/>
     </w:rPr>
   </w:style>
   <w:style w:type="character" w:styleId="Vnbnnidung">
@@ -12868,7 +12648,7 @@
       <w:rFonts w:eastAsia="Calibri"/>
       <w:sz w:val="28"/>
       <w:szCs w:val="22"/>
-      <w:lang w:bidi="ar-SA"/>
+      <w:lang w:val="en-US" w:bidi="ar-SA"/>
     </w:rPr>
   </w:style>
   <w:style w:type="character" w:styleId="Vnbnnidung2">
@@ -12878,7 +12658,7 @@
       <w:rFonts w:eastAsia="Calibri"/>
       <w:sz w:val="28"/>
       <w:szCs w:val="22"/>
-      <w:lang w:bidi="ar-SA"/>
+      <w:lang w:val="en-US" w:bidi="ar-SA"/>
     </w:rPr>
   </w:style>
   <w:style w:type="character" w:styleId="Vnbnnidung5">
@@ -13049,7 +12829,7 @@
       <w:b/>
       <w:sz w:val="32"/>
       <w:szCs w:val="26"/>
-      <w:lang w:val="en-US" w:eastAsia="en-US"/>
+      <w:lang w:val="vi-VN" w:eastAsia="vi-VN"/>
     </w:rPr>
   </w:style>
   <w:style w:type="paragraph" w:styleId="BodyText212">
@@ -13096,8 +12876,8 @@
       <w:suppressLineNumbers/>
       <w:tabs>
         <w:tab w:val="clear" w:pos="709"/>
-        <w:tab w:val="center" w:pos="4986" w:leader="none"/>
-        <w:tab w:val="right" w:pos="9972" w:leader="none"/>
+        <w:tab w:val="center" w:pos="4819" w:leader="none"/>
+        <w:tab w:val="right" w:pos="9638" w:leader="none"/>
       </w:tabs>
     </w:pPr>
     <w:rPr/>
@@ -14221,7 +14001,7 @@
     <w:rPr>
       <w:sz w:val="20"/>
       <w:szCs w:val="20"/>
-      <w:lang w:val="en-AU" w:eastAsia="en-US"/>
+      <w:lang w:val="en-AU" w:eastAsia="vi-VN"/>
     </w:rPr>
   </w:style>
   <w:style w:type="paragraph" w:styleId="Style11">
@@ -14295,7 +14075,7 @@
     </w:pPr>
     <w:rPr>
       <w:spacing w:val="-10"/>
-      <w:lang w:val="en-US" w:eastAsia="en-US"/>
+      <w:lang w:val="vi-VN" w:eastAsia="vi-VN"/>
     </w:rPr>
   </w:style>
   <w:style w:type="paragraph" w:styleId="TOC2">
@@ -14312,7 +14092,7 @@
       <w:rFonts w:ascii="Arial" w:hAnsi="Arial" w:cs="Arial"/>
       <w:sz w:val="25"/>
       <w:szCs w:val="25"/>
-      <w:lang w:val="en-US" w:eastAsia="en-US"/>
+      <w:lang w:val="vi-VN" w:eastAsia="vi-VN"/>
     </w:rPr>
   </w:style>
   <w:style w:type="paragraph" w:styleId="TOC3">
@@ -14853,7 +14633,7 @@
       <w:color w:val="000000"/>
       <w:sz w:val="24"/>
       <w:szCs w:val="24"/>
-      <w:lang w:bidi="ar-SA" w:val="en-US" w:eastAsia="zh-CN"/>
+      <w:lang w:val="en-US" w:bidi="ar-SA" w:eastAsia="zh-CN"/>
     </w:rPr>
   </w:style>
   <w:style w:type="paragraph" w:styleId="Char1CharCharChar1CharCharChar">
@@ -15328,7 +15108,7 @@
       <w:color w:val="auto"/>
       <w:sz w:val="32"/>
       <w:szCs w:val="32"/>
-      <w:lang w:bidi="ar-SA" w:val="en-US" w:eastAsia="zh-CN"/>
+      <w:lang w:val="en-US" w:bidi="ar-SA" w:eastAsia="zh-CN"/>
     </w:rPr>
   </w:style>
   <w:style w:type="paragraph" w:styleId="than">
@@ -15346,7 +15126,7 @@
       <w:color w:val="auto"/>
       <w:sz w:val="28"/>
       <w:szCs w:val="28"/>
-      <w:lang w:bidi="ar-SA" w:val="en-US" w:eastAsia="zh-CN"/>
+      <w:lang w:val="en-US" w:bidi="ar-SA" w:eastAsia="zh-CN"/>
     </w:rPr>
   </w:style>
   <w:style w:type="paragraph" w:styleId="tenmon">
@@ -15364,7 +15144,7 @@
       <w:color w:val="auto"/>
       <w:sz w:val="28"/>
       <w:szCs w:val="28"/>
-      <w:lang w:bidi="ar-SA" w:val="en-US" w:eastAsia="zh-CN"/>
+      <w:lang w:val="en-US" w:bidi="ar-SA" w:eastAsia="zh-CN"/>
     </w:rPr>
   </w:style>
   <w:style w:type="paragraph" w:styleId="bang1">
@@ -15380,7 +15160,7 @@
       <w:color w:val="auto"/>
       <w:sz w:val="28"/>
       <w:szCs w:val="28"/>
-      <w:lang w:bidi="ar-SA" w:val="en-US" w:eastAsia="zh-CN"/>
+      <w:lang w:val="en-US" w:bidi="ar-SA" w:eastAsia="zh-CN"/>
     </w:rPr>
   </w:style>
   <w:style w:type="paragraph" w:styleId="bang2">
@@ -15395,7 +15175,7 @@
       <w:color w:val="auto"/>
       <w:sz w:val="28"/>
       <w:szCs w:val="28"/>
-      <w:lang w:bidi="ar-SA" w:val="en-US" w:eastAsia="zh-CN"/>
+      <w:lang w:val="en-US" w:bidi="ar-SA" w:eastAsia="zh-CN"/>
     </w:rPr>
   </w:style>
   <w:style w:type="paragraph" w:styleId="bang21">
@@ -15422,7 +15202,7 @@
       <w:color w:val="auto"/>
       <w:sz w:val="36"/>
       <w:szCs w:val="36"/>
-      <w:lang w:bidi="ar-SA" w:val="en-US" w:eastAsia="zh-CN"/>
+      <w:lang w:val="en-US" w:bidi="ar-SA" w:eastAsia="zh-CN"/>
     </w:rPr>
   </w:style>
   <w:style w:type="paragraph" w:styleId="bang3">
@@ -15438,7 +15218,7 @@
       <w:color w:val="auto"/>
       <w:sz w:val="28"/>
       <w:szCs w:val="28"/>
-      <w:lang w:bidi="ar-SA" w:val="en-US" w:eastAsia="zh-CN"/>
+      <w:lang w:val="en-US" w:bidi="ar-SA" w:eastAsia="zh-CN"/>
     </w:rPr>
   </w:style>
   <w:style w:type="paragraph" w:styleId="BodyTextFirstIndent2">
@@ -15595,7 +15375,7 @@
       <w:color w:val="auto"/>
       <w:sz w:val="24"/>
       <w:szCs w:val="24"/>
-      <w:lang w:bidi="ar-SA" w:val="en-US" w:eastAsia="zh-CN"/>
+      <w:lang w:val="en-US" w:bidi="ar-SA" w:eastAsia="zh-CN"/>
     </w:rPr>
   </w:style>
   <w:style w:type="paragraph" w:styleId="i2">
@@ -15682,7 +15462,7 @@
       <w:color w:val="auto"/>
       <w:sz w:val="26"/>
       <w:szCs w:val="26"/>
-      <w:lang w:bidi="ar-SA" w:val="en-US" w:eastAsia="zh-CN"/>
+      <w:lang w:val="en-US" w:bidi="ar-SA" w:eastAsia="zh-CN"/>
     </w:rPr>
   </w:style>
   <w:style w:type="paragraph" w:styleId="Form">
@@ -15824,7 +15604,7 @@
       <w:color w:val="auto"/>
       <w:sz w:val="28"/>
       <w:szCs w:val="28"/>
-      <w:lang w:bidi="ar-SA" w:val="en-US" w:eastAsia="zh-CN"/>
+      <w:lang w:val="en-US" w:bidi="ar-SA" w:eastAsia="zh-CN"/>
     </w:rPr>
   </w:style>
   <w:style w:type="paragraph" w:styleId="TieuDeMuc">
@@ -15842,7 +15622,7 @@
       <w:color w:val="auto"/>
       <w:sz w:val="26"/>
       <w:szCs w:val="28"/>
-      <w:lang w:bidi="ar-SA" w:val="en-US" w:eastAsia="zh-CN"/>
+      <w:lang w:val="en-US" w:bidi="ar-SA" w:eastAsia="zh-CN"/>
     </w:rPr>
   </w:style>
   <w:style w:type="paragraph" w:styleId="Than1">
@@ -15870,7 +15650,7 @@
       <w:color w:val="auto"/>
       <w:sz w:val="24"/>
       <w:szCs w:val="24"/>
-      <w:lang w:bidi="ar-SA" w:val="en-US" w:eastAsia="zh-CN"/>
+      <w:lang w:val="en-US" w:bidi="ar-SA" w:eastAsia="zh-CN"/>
     </w:rPr>
   </w:style>
   <w:style w:type="paragraph" w:styleId="font5">
@@ -17416,7 +17196,7 @@
     <w:rPr>
       <w:sz w:val="20"/>
       <w:szCs w:val="20"/>
-      <w:lang w:val="en-AU" w:eastAsia="en-US"/>
+      <w:lang w:val="en-AU" w:eastAsia="vi-VN"/>
     </w:rPr>
   </w:style>
   <w:style w:type="paragraph" w:styleId="Char1CharChar11">
@@ -18036,7 +17816,7 @@
       <w:color w:val="auto"/>
       <w:sz w:val="20"/>
       <w:szCs w:val="20"/>
-      <w:lang w:bidi="ar-SA" w:val="en-US" w:eastAsia="zh-CN"/>
+      <w:lang w:val="en-US" w:bidi="ar-SA" w:eastAsia="zh-CN"/>
     </w:rPr>
   </w:style>
   <w:style w:type="paragraph" w:styleId="MessageHeader">
@@ -18471,7 +18251,7 @@
       <w:color w:val="auto"/>
       <w:sz w:val="22"/>
       <w:szCs w:val="22"/>
-      <w:lang w:bidi="en-US" w:val="en-US" w:eastAsia="zh-CN"/>
+      <w:lang w:val="en-US" w:bidi="en-US" w:eastAsia="zh-CN"/>
     </w:rPr>
   </w:style>
   <w:style w:type="paragraph" w:styleId="Quote">
@@ -18544,7 +18324,7 @@
       <w:vanish/>
       <w:sz w:val="16"/>
       <w:szCs w:val="16"/>
-      <w:lang w:val="en-US" w:eastAsia="en-US"/>
+      <w:lang w:val="vi-VN" w:eastAsia="vi-VN"/>
     </w:rPr>
   </w:style>
   <w:style w:type="paragraph" w:styleId="CharCharCharCharCharChar1CharCharChar">
@@ -23547,7 +23327,7 @@
       <w:kern w:val="2"/>
       <w:sz w:val="28"/>
       <w:szCs w:val="28"/>
-      <w:lang w:bidi="ar-SA" w:val="en-US" w:eastAsia="zh-CN"/>
+      <w:lang w:val="en-US" w:bidi="ar-SA" w:eastAsia="zh-CN"/>
     </w:rPr>
   </w:style>
   <w:style w:type="paragraph" w:styleId="Headline">
@@ -23566,7 +23346,7 @@
       <w:kern w:val="2"/>
       <w:sz w:val="46"/>
       <w:szCs w:val="46"/>
-      <w:lang w:bidi="ar-SA" w:val="en-US" w:eastAsia="zh-CN"/>
+      <w:lang w:val="en-US" w:bidi="ar-SA" w:eastAsia="zh-CN"/>
     </w:rPr>
   </w:style>
   <w:style w:type="paragraph" w:styleId="PublicationName">
@@ -23587,7 +23367,7 @@
       <w:kern w:val="2"/>
       <w:sz w:val="32"/>
       <w:szCs w:val="32"/>
-      <w:lang w:bidi="ar-SA" w:val="en-US" w:eastAsia="zh-CN"/>
+      <w:lang w:val="en-US" w:bidi="ar-SA" w:eastAsia="zh-CN"/>
     </w:rPr>
   </w:style>
   <w:style w:type="paragraph" w:styleId="PublicationDate">
@@ -23607,7 +23387,7 @@
       <w:kern w:val="2"/>
       <w:sz w:val="28"/>
       <w:szCs w:val="28"/>
-      <w:lang w:bidi="ar-SA" w:val="en-US" w:eastAsia="zh-CN"/>
+      <w:lang w:val="en-US" w:bidi="ar-SA" w:eastAsia="zh-CN"/>
     </w:rPr>
   </w:style>
   <w:style w:type="paragraph" w:styleId="Name">
@@ -24140,7 +23920,7 @@
       <w:color w:val="auto"/>
       <w:sz w:val="28"/>
       <w:szCs w:val="28"/>
-      <w:lang w:bidi="ar-SA" w:val="en-US" w:eastAsia="zh-CN"/>
+      <w:lang w:val="en-US" w:bidi="ar-SA" w:eastAsia="zh-CN"/>
     </w:rPr>
   </w:style>
   <w:style w:type="paragraph" w:styleId="NumberedParagraphCharChar">
@@ -24732,7 +24512,7 @@
       <w:color w:val="FF0000"/>
       <w:sz w:val="28"/>
       <w:szCs w:val="28"/>
-      <w:lang w:val="vi-VN" w:eastAsia="en-US"/>
+      <w:lang w:val="vi-VN" w:eastAsia="vi-VN"/>
     </w:rPr>
   </w:style>
   <w:style w:type="paragraph" w:styleId="MERSskillsknowledge">
@@ -24760,7 +24540,7 @@
     </w:pPr>
     <w:rPr>
       <w:color w:val="000000"/>
-      <w:lang w:val="en-AU" w:eastAsia="en-US"/>
+      <w:lang w:val="en-AU" w:eastAsia="vi-VN"/>
     </w:rPr>
   </w:style>
   <w:style w:type="paragraph" w:styleId="t1">
@@ -25698,7 +25478,7 @@
       <w:color w:val="auto"/>
       <w:sz w:val="26"/>
       <w:szCs w:val="20"/>
-      <w:lang w:val="en-US" w:eastAsia="en-US" w:bidi="ar-SA"/>
+      <w:lang w:val="en-US" w:eastAsia="vi-VN" w:bidi="ar-SA"/>
     </w:rPr>
   </w:style>
   <w:style w:type="paragraph" w:styleId="Style9CharChar1">
@@ -25715,7 +25495,7 @@
       <w:rFonts w:ascii=".VnTime" w:hAnsi=".VnTime" w:cs=".VnTime"/>
       <w:sz w:val="26"/>
       <w:szCs w:val="24"/>
-      <w:lang w:val="it-IT" w:eastAsia="en-US"/>
+      <w:lang w:val="it-IT" w:eastAsia="vi-VN"/>
     </w:rPr>
   </w:style>
   <w:style w:type="paragraph" w:styleId="StyleTimesNewRomanFirstline127cmBefore3pt">
@@ -25889,7 +25669,7 @@
       <w:rFonts w:ascii=".VnTime" w:hAnsi=".VnTime" w:cs=".VnTime"/>
       <w:sz w:val="26"/>
       <w:szCs w:val="24"/>
-      <w:lang w:val="it-IT" w:eastAsia="en-US"/>
+      <w:lang w:val="it-IT" w:eastAsia="vi-VN"/>
     </w:rPr>
   </w:style>
   <w:style w:type="paragraph" w:styleId="Style9CharCharCharChar">
@@ -26238,7 +26018,7 @@
       <w:rFonts w:ascii="Arial" w:hAnsi="Arial" w:cs="Arial"/>
       <w:sz w:val="24"/>
       <w:szCs w:val="20"/>
-      <w:lang w:val="en-US"/>
+      <w:lang w:val="vi-VN"/>
     </w:rPr>
   </w:style>
   <w:style w:type="paragraph" w:styleId="1phan">
@@ -26726,7 +26506,7 @@
     <w:rPr>
       <w:rFonts w:ascii=".VnTime" w:hAnsi=".VnTime" w:cs=".VnTime"/>
       <w:szCs w:val="20"/>
-      <w:lang w:val="vi-VN" w:eastAsia="en-US"/>
+      <w:lang w:val="vi-VN" w:eastAsia="vi-VN"/>
     </w:rPr>
   </w:style>
   <w:style w:type="paragraph" w:styleId="GiuaCharChar">
@@ -26766,7 +26546,7 @@
     <w:rPr>
       <w:sz w:val="20"/>
       <w:szCs w:val="20"/>
-      <w:lang w:val="en-AU" w:eastAsia="en-US"/>
+      <w:lang w:val="en-AU" w:eastAsia="vi-VN"/>
     </w:rPr>
   </w:style>
   <w:style w:type="paragraph" w:styleId="CharCharCharCharCharCharCharCharCharCharCharCharCharCharCharCharCharCharCharCharChar">
@@ -26779,7 +26559,7 @@
     <w:rPr>
       <w:sz w:val="20"/>
       <w:szCs w:val="20"/>
-      <w:lang w:val="en-AU" w:eastAsia="en-US"/>
+      <w:lang w:val="en-AU" w:eastAsia="vi-VN"/>
     </w:rPr>
   </w:style>
   <w:style w:type="paragraph" w:styleId="MB">
@@ -26843,7 +26623,7 @@
       <w:color w:val="auto"/>
       <w:sz w:val="26"/>
       <w:szCs w:val="22"/>
-      <w:lang w:bidi="ar-SA" w:val="en-US" w:eastAsia="zh-CN"/>
+      <w:lang w:val="en-US" w:bidi="ar-SA" w:eastAsia="zh-CN"/>
     </w:rPr>
   </w:style>
   <w:style w:type="paragraph" w:styleId="ThongTu">
@@ -26858,7 +26638,7 @@
       <w:rFonts w:eastAsia="Batang"/>
       <w:bCs/>
       <w:color w:val="1F497D"/>
-      <w:lang w:val="en-US" w:eastAsia="en-US"/>
+      <w:lang w:val="vi-VN" w:eastAsia="vi-VN"/>
     </w:rPr>
   </w:style>
   <w:style w:type="paragraph" w:styleId="su">
@@ -27103,7 +26883,7 @@
       <w:color w:val="000000"/>
       <w:sz w:val="22"/>
       <w:szCs w:val="22"/>
-      <w:lang w:val="en-US" w:eastAsia="en-US"/>
+      <w:lang w:val="vi-VN" w:eastAsia="vi-VN"/>
     </w:rPr>
   </w:style>
   <w:style w:type="paragraph" w:styleId="8DakyCharCharChar">
@@ -27154,7 +26934,7 @@
       <w:color w:val="000000"/>
       <w:sz w:val="36"/>
       <w:szCs w:val="36"/>
-      <w:lang w:bidi="ar-SA" w:val="en-US" w:eastAsia="zh-CN"/>
+      <w:lang w:val="en-US" w:bidi="ar-SA" w:eastAsia="zh-CN"/>
     </w:rPr>
   </w:style>
   <w:style w:type="paragraph" w:styleId="10chutrongbang">
@@ -27193,7 +26973,7 @@
       <w:color w:val="000000"/>
       <w:sz w:val="26"/>
       <w:szCs w:val="20"/>
-      <w:lang w:bidi="ar-SA" w:val="en-US" w:eastAsia="zh-CN"/>
+      <w:lang w:val="en-US" w:bidi="ar-SA" w:eastAsia="zh-CN"/>
     </w:rPr>
   </w:style>
   <w:style w:type="paragraph" w:styleId="cChar1CharCharChar">
@@ -27286,7 +27066,7 @@
       <w:color w:val="000000"/>
       <w:sz w:val="22"/>
       <w:szCs w:val="20"/>
-      <w:lang w:bidi="ar-SA" w:val="en-US" w:eastAsia="zh-CN"/>
+      <w:lang w:val="en-US" w:bidi="ar-SA" w:eastAsia="zh-CN"/>
     </w:rPr>
   </w:style>
   <w:style w:type="paragraph" w:styleId="5somucCharChar">
@@ -27502,7 +27282,7 @@
       <w:color w:val="000000"/>
       <w:sz w:val="22"/>
       <w:szCs w:val="22"/>
-      <w:lang w:bidi="ar-SA" w:val="en-US" w:eastAsia="zh-CN"/>
+      <w:lang w:val="en-US" w:bidi="ar-SA" w:eastAsia="zh-CN"/>
     </w:rPr>
   </w:style>
   <w:style w:type="paragraph" w:styleId="DNtd1tencq">
@@ -27521,7 +27301,7 @@
       <w:color w:val="000000"/>
       <w:sz w:val="20"/>
       <w:szCs w:val="20"/>
-      <w:lang w:bidi="ar-SA" w:val="en-US" w:eastAsia="zh-CN"/>
+      <w:lang w:val="en-US" w:bidi="ar-SA" w:eastAsia="zh-CN"/>
     </w:rPr>
   </w:style>
   <w:style w:type="paragraph" w:styleId="tk">
@@ -27570,7 +27350,7 @@
       <w:color w:val="000000"/>
       <w:sz w:val="32"/>
       <w:szCs w:val="32"/>
-      <w:lang w:bidi="ar-SA" w:val="en-US" w:eastAsia="zh-CN"/>
+      <w:lang w:val="en-US" w:bidi="ar-SA" w:eastAsia="zh-CN"/>
     </w:rPr>
   </w:style>
   <w:style w:type="paragraph" w:styleId="cChar1">
@@ -27724,7 +27504,7 @@
       <w:color w:val="000000"/>
       <w:sz w:val="20"/>
       <w:szCs w:val="22"/>
-      <w:lang w:bidi="ar-SA" w:val="en-US" w:eastAsia="zh-CN"/>
+      <w:lang w:val="en-US" w:bidi="ar-SA" w:eastAsia="zh-CN"/>
     </w:rPr>
   </w:style>
   <w:style w:type="paragraph" w:styleId="DNkyCQky">
@@ -27747,7 +27527,7 @@
       <w:color w:val="auto"/>
       <w:sz w:val="20"/>
       <w:szCs w:val="20"/>
-      <w:lang w:bidi="ar-SA" w:val="en-US" w:eastAsia="zh-CN"/>
+      <w:lang w:val="en-US" w:bidi="ar-SA" w:eastAsia="zh-CN"/>
     </w:rPr>
   </w:style>
   <w:style w:type="paragraph" w:styleId="c1d">
@@ -28060,7 +27840,7 @@
       <w:color w:val="000000"/>
       <w:sz w:val="21"/>
       <w:szCs w:val="22"/>
-      <w:lang w:bidi="ar-SA" w:val="en-US" w:eastAsia="zh-CN"/>
+      <w:lang w:val="en-US" w:bidi="ar-SA" w:eastAsia="zh-CN"/>
     </w:rPr>
   </w:style>
   <w:style w:type="paragraph" w:styleId="DNbangtieude">
@@ -28079,7 +27859,7 @@
       <w:color w:val="000000"/>
       <w:sz w:val="21"/>
       <w:szCs w:val="22"/>
-      <w:lang w:bidi="ar-SA" w:val="en-US" w:eastAsia="zh-CN"/>
+      <w:lang w:val="en-US" w:bidi="ar-SA" w:eastAsia="zh-CN"/>
     </w:rPr>
   </w:style>
   <w:style w:type="paragraph" w:styleId="DNbieusauky">
@@ -28098,7 +27878,7 @@
       <w:color w:val="000000"/>
       <w:sz w:val="22"/>
       <w:szCs w:val="22"/>
-      <w:lang w:bidi="ar-SA" w:val="en-US" w:eastAsia="zh-CN"/>
+      <w:lang w:val="en-US" w:bidi="ar-SA" w:eastAsia="zh-CN"/>
     </w:rPr>
   </w:style>
   <w:style w:type="paragraph" w:styleId="DNkynguoiky">
@@ -28121,7 +27901,7 @@
       <w:color w:val="000000"/>
       <w:sz w:val="22"/>
       <w:szCs w:val="22"/>
-      <w:lang w:bidi="ar-SA" w:val="en-US" w:eastAsia="zh-CN"/>
+      <w:lang w:val="en-US" w:bidi="ar-SA" w:eastAsia="zh-CN"/>
     </w:rPr>
   </w:style>
   <w:style w:type="paragraph" w:styleId="DNnd3mucA">
@@ -28139,7 +27919,7 @@
       <w:color w:val="000000"/>
       <w:sz w:val="22"/>
       <w:szCs w:val="22"/>
-      <w:lang w:bidi="ar-SA" w:val="en-US" w:eastAsia="zh-CN"/>
+      <w:lang w:val="en-US" w:bidi="ar-SA" w:eastAsia="zh-CN"/>
     </w:rPr>
   </w:style>
   <w:style w:type="paragraph" w:styleId="DNnd4dieu">
@@ -28160,7 +27940,7 @@
       <w:color w:val="000000"/>
       <w:sz w:val="22"/>
       <w:szCs w:val="22"/>
-      <w:lang w:bidi="ar-SA" w:val="en-US" w:eastAsia="zh-CN"/>
+      <w:lang w:val="en-US" w:bidi="ar-SA" w:eastAsia="zh-CN"/>
     </w:rPr>
   </w:style>
   <w:style w:type="paragraph" w:styleId="DNnd5mucnho12ab">
@@ -28182,7 +27962,7 @@
       <w:color w:val="000000"/>
       <w:sz w:val="22"/>
       <w:szCs w:val="22"/>
-      <w:lang w:bidi="ar-SA" w:val="en-US" w:eastAsia="zh-CN"/>
+      <w:lang w:val="en-US" w:bidi="ar-SA" w:eastAsia="zh-CN"/>
     </w:rPr>
   </w:style>
   <w:style w:type="paragraph" w:styleId="DNnd6vanban">
@@ -28202,7 +27982,7 @@
       <w:color w:val="000000"/>
       <w:sz w:val="22"/>
       <w:szCs w:val="22"/>
-      <w:lang w:bidi="ar-SA" w:val="en-US" w:eastAsia="zh-CN"/>
+      <w:lang w:val="en-US" w:bidi="ar-SA" w:eastAsia="zh-CN"/>
     </w:rPr>
   </w:style>
   <w:style w:type="paragraph" w:styleId="DNnd7VBnghieng">
@@ -28223,7 +28003,7 @@
       <w:color w:val="000000"/>
       <w:sz w:val="22"/>
       <w:szCs w:val="22"/>
-      <w:lang w:bidi="ar-SA" w:val="en-US" w:eastAsia="zh-CN"/>
+      <w:lang w:val="en-US" w:bidi="ar-SA" w:eastAsia="zh-CN"/>
     </w:rPr>
   </w:style>
   <w:style w:type="paragraph" w:styleId="DNplphuluc">
@@ -28239,7 +28019,7 @@
       <w:color w:val="000000"/>
       <w:sz w:val="22"/>
       <w:szCs w:val="32"/>
-      <w:lang w:bidi="ar-SA" w:val="en-US" w:eastAsia="zh-CN"/>
+      <w:lang w:val="en-US" w:bidi="ar-SA" w:eastAsia="zh-CN"/>
     </w:rPr>
   </w:style>
   <w:style w:type="paragraph" w:styleId="DNtd2tennuoc">
@@ -28258,7 +28038,7 @@
       <w:color w:val="000000"/>
       <w:sz w:val="20"/>
       <w:szCs w:val="20"/>
-      <w:lang w:bidi="ar-SA" w:val="en-US" w:eastAsia="zh-CN"/>
+      <w:lang w:val="en-US" w:bidi="ar-SA" w:eastAsia="zh-CN"/>
     </w:rPr>
   </w:style>
   <w:style w:type="paragraph" w:styleId="DNtd3DLTDHP">
@@ -28277,7 +28057,7 @@
       <w:color w:val="000000"/>
       <w:sz w:val="22"/>
       <w:szCs w:val="22"/>
-      <w:lang w:bidi="ar-SA" w:val="en-US" w:eastAsia="zh-CN"/>
+      <w:lang w:val="en-US" w:bidi="ar-SA" w:eastAsia="zh-CN"/>
     </w:rPr>
   </w:style>
   <w:style w:type="paragraph" w:styleId="DNtd4so">
@@ -28300,7 +28080,7 @@
       <w:color w:val="000000"/>
       <w:sz w:val="22"/>
       <w:szCs w:val="22"/>
-      <w:lang w:bidi="ar-SA" w:val="en-US" w:eastAsia="zh-CN"/>
+      <w:lang w:val="en-US" w:bidi="ar-SA" w:eastAsia="zh-CN"/>
     </w:rPr>
   </w:style>
   <w:style w:type="paragraph" w:styleId="StylecLeft">
@@ -28851,7 +28631,7 @@
       <w:color w:val="0000FF"/>
       <w:sz w:val="24"/>
       <w:szCs w:val="24"/>
-      <w:lang w:val="en-US" w:eastAsia="en-US" w:bidi="ar-SA"/>
+      <w:lang w:val="en-US" w:eastAsia="vi-VN" w:bidi="ar-SA"/>
     </w:rPr>
   </w:style>
   <w:style w:type="paragraph" w:styleId="chucdanh">
@@ -28868,7 +28648,7 @@
       <w:color w:val="0000FF"/>
       <w:sz w:val="20"/>
       <w:szCs w:val="20"/>
-      <w:lang w:val="en-US" w:eastAsia="en-US" w:bidi="ar-SA"/>
+      <w:lang w:val="en-US" w:eastAsia="vi-VN" w:bidi="ar-SA"/>
     </w:rPr>
   </w:style>
   <w:style w:type="paragraph" w:styleId="loai-vb">
@@ -28890,7 +28670,7 @@
       <w:spacing w:val="100"/>
       <w:sz w:val="32"/>
       <w:szCs w:val="32"/>
-      <w:lang w:val="en-US" w:eastAsia="en-US" w:bidi="ar-SA"/>
+      <w:lang w:val="en-US" w:eastAsia="vi-VN" w:bidi="ar-SA"/>
     </w:rPr>
   </w:style>
   <w:style w:type="paragraph" w:styleId="ten-vb">
@@ -28910,7 +28690,7 @@
       <w:spacing w:val="24"/>
       <w:sz w:val="20"/>
       <w:szCs w:val="20"/>
-      <w:lang w:val="en-US" w:eastAsia="en-US" w:bidi="ar-SA"/>
+      <w:lang w:val="en-US" w:eastAsia="vi-VN" w:bidi="ar-SA"/>
     </w:rPr>
   </w:style>
   <w:style w:type="paragraph" w:styleId="congbo">
@@ -28930,7 +28710,7 @@
       <w:color w:val="0000FF"/>
       <w:sz w:val="20"/>
       <w:szCs w:val="20"/>
-      <w:lang w:val="en-US" w:eastAsia="en-US" w:bidi="ar-SA"/>
+      <w:lang w:val="en-US" w:eastAsia="vi-VN" w:bidi="ar-SA"/>
     </w:rPr>
   </w:style>
   <w:style w:type="paragraph" w:styleId="n-chuong1">
@@ -28964,7 +28744,7 @@
       <w:color w:val="0000FF"/>
       <w:sz w:val="22"/>
       <w:szCs w:val="22"/>
-      <w:lang w:val="en-US" w:eastAsia="en-US" w:bidi="ar-SA"/>
+      <w:lang w:val="en-US" w:eastAsia="vi-VN" w:bidi="ar-SA"/>
     </w:rPr>
   </w:style>
   <w:style w:type="paragraph" w:styleId="giua-nghieng">
@@ -28983,7 +28763,7 @@
       <w:color w:val="0000FF"/>
       <w:sz w:val="20"/>
       <w:szCs w:val="24"/>
-      <w:lang w:val="en-US" w:eastAsia="en-US" w:bidi="ar-SA"/>
+      <w:lang w:val="en-US" w:eastAsia="vi-VN" w:bidi="ar-SA"/>
     </w:rPr>
   </w:style>
   <w:style w:type="paragraph" w:styleId="141">
@@ -29560,7 +29340,7 @@
       <w:color w:val="000000"/>
       <w:sz w:val="22"/>
       <w:szCs w:val="22"/>
-      <w:lang w:val="en-US" w:eastAsia="en-US"/>
+      <w:lang w:val="vi-VN" w:eastAsia="vi-VN"/>
     </w:rPr>
   </w:style>
   <w:style w:type="paragraph" w:styleId="3sochuongChar">
@@ -30516,7 +30296,7 @@
       <w:color w:val="000000"/>
       <w:sz w:val="22"/>
       <w:szCs w:val="22"/>
-      <w:lang w:bidi="ar-SA" w:val="en-US" w:eastAsia="zh-CN"/>
+      <w:lang w:val="en-US" w:bidi="ar-SA" w:eastAsia="zh-CN"/>
     </w:rPr>
   </w:style>
   <w:style w:type="paragraph" w:styleId="headingsample">
@@ -30994,7 +30774,7 @@
     <w:qFormat/>
     <w:pPr/>
     <w:rPr>
-      <w:lang w:val="en-US" w:eastAsia="en-US"/>
+      <w:lang w:val="vi-VN" w:eastAsia="vi-VN"/>
     </w:rPr>
   </w:style>
   <w:style w:type="paragraph" w:styleId="CharCharCharChar11">
@@ -31459,7 +31239,7 @@
       <w:color w:val="FF00FF"/>
       <w:sz w:val="26"/>
       <w:szCs w:val="20"/>
-      <w:lang w:val="en-US"/>
+      <w:lang w:val="vi-VN"/>
     </w:rPr>
   </w:style>
   <w:style w:type="paragraph" w:styleId="d2">
@@ -31513,7 +31293,7 @@
     <w:rPr>
       <w:rFonts w:eastAsia="Batang"/>
       <w:szCs w:val="26"/>
-      <w:lang w:val="en-US"/>
+      <w:lang w:val="vi-VN"/>
     </w:rPr>
   </w:style>
   <w:style w:type="paragraph" w:styleId="Reference">
@@ -31645,7 +31425,7 @@
       <w:b/>
       <w:sz w:val="24"/>
       <w:szCs w:val="24"/>
-      <w:lang w:val="en-US" w:eastAsia="en-US"/>
+      <w:lang w:val="vi-VN" w:eastAsia="vi-VN"/>
     </w:rPr>
   </w:style>
   <w:style w:type="paragraph" w:styleId="dieu11">
@@ -31693,7 +31473,7 @@
       <w:color w:val="000000"/>
       <w:sz w:val="22"/>
       <w:szCs w:val="22"/>
-      <w:lang w:val="en-US" w:eastAsia="en-US"/>
+      <w:lang w:val="vi-VN" w:eastAsia="vi-VN"/>
     </w:rPr>
   </w:style>
   <w:style w:type="paragraph" w:styleId="Co9th">
@@ -31734,7 +31514,7 @@
     <w:rPr>
       <w:sz w:val="20"/>
       <w:szCs w:val="20"/>
-      <w:lang w:val="en-US" w:eastAsia="en-US"/>
+      <w:lang w:val="vi-VN" w:eastAsia="vi-VN"/>
     </w:rPr>
   </w:style>
   <w:style w:type="paragraph" w:styleId="StyleBodyTextVnArial11pt3">
@@ -31749,7 +31529,7 @@
       <w:rFonts w:ascii="Times New Roman" w:hAnsi="Times New Roman" w:eastAsia="SimSun" w:cs="Times New Roman"/>
       <w:b w:val="false"/>
       <w:szCs w:val="24"/>
-      <w:lang w:val="en-US"/>
+      <w:lang w:val="vi-VN"/>
     </w:rPr>
   </w:style>
   <w:style w:type="paragraph" w:styleId="InsertionNote">
@@ -31780,7 +31560,7 @@
       <w:color w:val="FF0000"/>
       <w:sz w:val="26"/>
       <w:szCs w:val="26"/>
-      <w:lang w:val="en-US" w:eastAsia="en-US"/>
+      <w:lang w:val="vi-VN" w:eastAsia="vi-VN"/>
     </w:rPr>
   </w:style>
   <w:style w:type="paragraph" w:styleId="MainItem">
@@ -31803,7 +31583,7 @@
       <w:rFonts w:ascii="Arial" w:hAnsi="Arial" w:cs="Arial"/>
       <w:sz w:val="40"/>
       <w:szCs w:val="26"/>
-      <w:lang w:val="en-US" w:eastAsia="en-US"/>
+      <w:lang w:val="vi-VN" w:eastAsia="vi-VN"/>
     </w:rPr>
   </w:style>
   <w:style w:type="paragraph" w:styleId="Normal-Bullet">
@@ -31822,7 +31602,7 @@
       <w:rFonts w:ascii="Arial" w:hAnsi="Arial" w:cs="Arial"/>
       <w:sz w:val="20"/>
       <w:szCs w:val="20"/>
-      <w:lang w:val="en-US" w:eastAsia="en-US"/>
+      <w:lang w:val="vi-VN" w:eastAsia="vi-VN"/>
     </w:rPr>
   </w:style>
   <w:style w:type="paragraph" w:styleId="SpeakerNotes">
@@ -31862,7 +31642,7 @@
       <w:color w:val="000000"/>
       <w:sz w:val="20"/>
       <w:szCs w:val="23"/>
-      <w:lang w:val="en-US" w:eastAsia="en-US"/>
+      <w:lang w:val="vi-VN" w:eastAsia="vi-VN"/>
     </w:rPr>
   </w:style>
   <w:style w:type="paragraph" w:styleId="Normal21">
@@ -31886,7 +31666,7 @@
       <w:rFonts w:ascii="Arial" w:hAnsi="Arial" w:cs="Arial"/>
       <w:sz w:val="20"/>
       <w:szCs w:val="20"/>
-      <w:lang w:val="en-US" w:eastAsia="en-US"/>
+      <w:lang w:val="vi-VN" w:eastAsia="vi-VN"/>
     </w:rPr>
   </w:style>
   <w:style w:type="paragraph" w:styleId="Normal2-Bullet">
@@ -31921,7 +31701,7 @@
       <w:rFonts w:ascii="Arial" w:hAnsi="Arial" w:cs="Arial"/>
       <w:sz w:val="18"/>
       <w:szCs w:val="18"/>
-      <w:lang w:val="en-US" w:eastAsia="en-US"/>
+      <w:lang w:val="vi-VN" w:eastAsia="vi-VN"/>
     </w:rPr>
   </w:style>
   <w:style w:type="paragraph" w:styleId="Tabletext1">
@@ -31938,7 +31718,7 @@
       <w:bCs/>
       <w:sz w:val="20"/>
       <w:szCs w:val="20"/>
-      <w:lang w:val="en-US" w:eastAsia="en-US"/>
+      <w:lang w:val="vi-VN" w:eastAsia="vi-VN"/>
     </w:rPr>
   </w:style>
   <w:style w:type="paragraph" w:styleId="Appendixheading1">
@@ -31959,7 +31739,7 @@
       <w:b/>
       <w:sz w:val="20"/>
       <w:szCs w:val="20"/>
-      <w:lang w:val="en-US" w:eastAsia="en-US"/>
+      <w:lang w:val="vi-VN" w:eastAsia="vi-VN"/>
     </w:rPr>
   </w:style>
   <w:style w:type="paragraph" w:styleId="Appendixheading2">
@@ -31998,7 +31778,7 @@
     </w:pPr>
     <w:rPr>
       <w:rFonts w:ascii="Arial" w:hAnsi="Arial" w:cs="Arial"/>
-      <w:lang w:val="en-US" w:eastAsia="en-US"/>
+      <w:lang w:val="vi-VN" w:eastAsia="vi-VN"/>
     </w:rPr>
   </w:style>
   <w:style w:type="paragraph" w:styleId="Normal-Bullet2">
@@ -32052,7 +31832,7 @@
       <w:caps/>
       <w:sz w:val="22"/>
       <w:szCs w:val="26"/>
-      <w:lang w:val="en-US" w:eastAsia="en-US"/>
+      <w:lang w:val="vi-VN" w:eastAsia="vi-VN"/>
     </w:rPr>
   </w:style>
   <w:style w:type="paragraph" w:styleId="HeadingC3L2">
@@ -32079,7 +31859,7 @@
       <w:w w:val="90"/>
       <w:sz w:val="22"/>
       <w:szCs w:val="36"/>
-      <w:lang w:val="en-US" w:eastAsia="en-US"/>
+      <w:lang w:val="vi-VN" w:eastAsia="vi-VN"/>
     </w:rPr>
   </w:style>
   <w:style w:type="paragraph" w:styleId="Heading3SS4">
@@ -32103,7 +31883,7 @@
       <w:color w:val="000000"/>
       <w:sz w:val="20"/>
       <w:szCs w:val="20"/>
-      <w:lang w:val="en-US"/>
+      <w:lang w:val="vi-VN"/>
     </w:rPr>
   </w:style>
   <w:style w:type="paragraph" w:styleId="Heading4SS4">
@@ -32296,7 +32076,7 @@
     </w:pPr>
     <w:rPr>
       <w:rFonts w:ascii="Arial" w:hAnsi="Arial" w:cs="Arial"/>
-      <w:lang w:val="en-US" w:eastAsia="en-US"/>
+      <w:lang w:val="vi-VN" w:eastAsia="vi-VN"/>
     </w:rPr>
   </w:style>
   <w:style w:type="paragraph" w:styleId="Stylemuc1ComplexArialComplex13pt1">
@@ -32437,7 +32217,7 @@
       <w:b/>
       <w:sz w:val="26"/>
       <w:szCs w:val="20"/>
-      <w:lang w:val="en-GB" w:eastAsia="en-US"/>
+      <w:lang w:val="en-GB" w:eastAsia="vi-VN"/>
     </w:rPr>
   </w:style>
   <w:style w:type="paragraph" w:styleId="FAATableText">
@@ -32452,7 +32232,7 @@
       <w:rFonts w:ascii="Arial Narrow" w:hAnsi="Arial Narrow" w:eastAsia="Calibri" w:cs="Arial Narrow"/>
       <w:sz w:val="20"/>
       <w:szCs w:val="20"/>
-      <w:lang w:val="en-US"/>
+      <w:lang w:val="vi-VN"/>
     </w:rPr>
   </w:style>
   <w:style w:type="paragraph" w:styleId="StyleHeading213ptJustifiedBefore0ptAfter0pt">
@@ -32584,7 +32364,7 @@
       <w:color w:val="FF0000"/>
       <w:sz w:val="22"/>
       <w:szCs w:val="22"/>
-      <w:lang w:val="en-US"/>
+      <w:lang w:val="vi-VN"/>
     </w:rPr>
   </w:style>
   <w:style w:type="paragraph" w:styleId="StyleStyleHeading213ptJustifiedBefore0ptAfter0pt">
@@ -32956,7 +32736,7 @@
       <w:bCs/>
       <w:sz w:val="26"/>
       <w:szCs w:val="26"/>
-      <w:lang w:val="en-US"/>
+      <w:lang w:val="vi-VN"/>
     </w:rPr>
   </w:style>
   <w:style w:type="paragraph" w:styleId="CharCharCharCharCharCharCharCharChar">
@@ -32979,7 +32759,7 @@
       <w:jc w:val="both"/>
     </w:pPr>
     <w:rPr>
-      <w:lang w:val="vi-VN" w:eastAsia="en-US"/>
+      <w:lang w:val="vi-VN" w:eastAsia="vi-VN"/>
     </w:rPr>
   </w:style>
   <w:style w:type="paragraph" w:styleId="Nidung">
@@ -33074,7 +32854,7 @@
       <w:color w:val="auto"/>
       <w:sz w:val="24"/>
       <w:szCs w:val="24"/>
-      <w:lang w:bidi="ar-SA" w:val="en-US" w:eastAsia="zh-CN"/>
+      <w:lang w:val="en-US" w:bidi="ar-SA" w:eastAsia="zh-CN"/>
     </w:rPr>
   </w:style>
   <w:style w:type="paragraph" w:styleId="Quydinhchung">
@@ -33092,7 +32872,7 @@
       <w:color w:val="auto"/>
       <w:sz w:val="24"/>
       <w:szCs w:val="24"/>
-      <w:lang w:bidi="ar-SA" w:val="en-US" w:eastAsia="zh-CN"/>
+      <w:lang w:val="en-US" w:bidi="ar-SA" w:eastAsia="zh-CN"/>
     </w:rPr>
   </w:style>
   <w:style w:type="paragraph" w:styleId="coditab">
@@ -33123,7 +32903,7 @@
       <w:color w:val="auto"/>
       <w:sz w:val="28"/>
       <w:szCs w:val="28"/>
-      <w:lang w:bidi="ar-SA" w:val="en-US" w:eastAsia="zh-CN"/>
+      <w:lang w:val="en-US" w:bidi="ar-SA" w:eastAsia="zh-CN"/>
     </w:rPr>
   </w:style>
   <w:style w:type="paragraph" w:styleId="Char2">
@@ -33154,7 +32934,7 @@
       <w:sz w:val="20"/>
       <w:szCs w:val="20"/>
       <w:shd w:fill="FFFFFF" w:val="clear"/>
-      <w:lang w:val="en-US"/>
+      <w:lang w:val="vi-VN"/>
     </w:rPr>
   </w:style>
   <w:style w:type="paragraph" w:styleId="Heading111">
@@ -33173,7 +32953,7 @@
       <w:sz w:val="20"/>
       <w:szCs w:val="20"/>
       <w:shd w:fill="FFFFFF" w:val="clear"/>
-      <w:lang w:val="en-US"/>
+      <w:lang w:val="vi-VN"/>
     </w:rPr>
   </w:style>
   <w:style w:type="paragraph" w:styleId="Bodytext1101">
@@ -33190,7 +32970,7 @@
       <w:sz w:val="20"/>
       <w:szCs w:val="20"/>
       <w:shd w:fill="FFFFFF" w:val="clear"/>
-      <w:lang w:val="en-US"/>
+      <w:lang w:val="vi-VN"/>
     </w:rPr>
   </w:style>
   <w:style w:type="paragraph" w:styleId="Bodytext215">
@@ -33209,7 +32989,7 @@
       <w:bCs/>
       <w:sz w:val="20"/>
       <w:szCs w:val="20"/>
-      <w:lang w:val="en-US"/>
+      <w:lang w:val="vi-VN"/>
     </w:rPr>
   </w:style>
   <w:style w:type="paragraph" w:styleId="Bodytext35">
@@ -33227,7 +33007,7 @@
       <w:sz w:val="26"/>
       <w:szCs w:val="26"/>
       <w:shd w:fill="FFFFFF" w:val="clear"/>
-      <w:lang w:val="en-US"/>
+      <w:lang w:val="vi-VN"/>
     </w:rPr>
   </w:style>
   <w:style w:type="paragraph" w:styleId="Headerorfooter11">
@@ -33243,7 +33023,7 @@
       <w:sz w:val="20"/>
       <w:szCs w:val="20"/>
       <w:shd w:fill="FFFFFF" w:val="clear"/>
-      <w:lang w:val="en-US"/>
+      <w:lang w:val="vi-VN"/>
     </w:rPr>
   </w:style>
   <w:style w:type="paragraph" w:styleId="Bodytext43">
@@ -33264,7 +33044,7 @@
       <w:sz w:val="22"/>
       <w:szCs w:val="22"/>
       <w:shd w:fill="FFFFFF" w:val="clear"/>
-      <w:lang w:val="en-US"/>
+      <w:lang w:val="vi-VN"/>
     </w:rPr>
   </w:style>
   <w:style w:type="paragraph" w:styleId="Bodytext52">
@@ -33283,7 +33063,7 @@
       <w:sz w:val="18"/>
       <w:szCs w:val="18"/>
       <w:shd w:fill="FFFFFF" w:val="clear"/>
-      <w:lang w:val="en-US"/>
+      <w:lang w:val="vi-VN"/>
     </w:rPr>
   </w:style>
   <w:style w:type="paragraph" w:styleId="Tablecaption11">
@@ -33300,7 +33080,7 @@
       <w:sz w:val="20"/>
       <w:szCs w:val="20"/>
       <w:shd w:fill="FFFFFF" w:val="clear"/>
-      <w:lang w:val="en-US"/>
+      <w:lang w:val="vi-VN"/>
     </w:rPr>
   </w:style>
   <w:style w:type="paragraph" w:styleId="Tablecaption211">
@@ -33318,7 +33098,7 @@
       <w:sz w:val="20"/>
       <w:szCs w:val="20"/>
       <w:shd w:fill="FFFFFF" w:val="clear"/>
-      <w:lang w:val="en-US" w:eastAsia="en-US"/>
+      <w:lang w:val="vi-VN" w:eastAsia="vi-VN"/>
     </w:rPr>
   </w:style>
   <w:style w:type="paragraph" w:styleId="Bodytext62">
@@ -33334,7 +33114,7 @@
       <w:sz w:val="20"/>
       <w:szCs w:val="20"/>
       <w:shd w:fill="FFFFFF" w:val="clear"/>
-      <w:lang w:val="en-US"/>
+      <w:lang w:val="vi-VN"/>
     </w:rPr>
   </w:style>
   <w:style w:type="paragraph" w:styleId="Bodytext72">
@@ -33350,7 +33130,7 @@
       <w:sz w:val="22"/>
       <w:szCs w:val="22"/>
       <w:shd w:fill="FFFFFF" w:val="clear"/>
-      <w:lang w:val="en-US"/>
+      <w:lang w:val="vi-VN"/>
     </w:rPr>
   </w:style>
   <w:style w:type="paragraph" w:styleId="Bodytext82">
@@ -33366,7 +33146,7 @@
       <w:sz w:val="20"/>
       <w:szCs w:val="20"/>
       <w:shd w:fill="FFFFFF" w:val="clear"/>
-      <w:lang w:val="en-US"/>
+      <w:lang w:val="vi-VN"/>
     </w:rPr>
   </w:style>
   <w:style w:type="paragraph" w:styleId="Tablecaption311">
@@ -33384,7 +33164,7 @@
       <w:sz w:val="20"/>
       <w:szCs w:val="20"/>
       <w:shd w:fill="FFFFFF" w:val="clear"/>
-      <w:lang w:val="en-US"/>
+      <w:lang w:val="vi-VN"/>
     </w:rPr>
   </w:style>
   <w:style w:type="paragraph" w:styleId="Tablecaption41">
@@ -33403,7 +33183,7 @@
       <w:sz w:val="10"/>
       <w:szCs w:val="10"/>
       <w:shd w:fill="FFFFFF" w:val="clear"/>
-      <w:lang w:val="en-US" w:eastAsia="en-US"/>
+      <w:lang w:val="vi-VN" w:eastAsia="vi-VN"/>
     </w:rPr>
   </w:style>
   <w:style w:type="paragraph" w:styleId="Bodytext92">
@@ -33419,7 +33199,7 @@
       <w:sz w:val="23"/>
       <w:szCs w:val="23"/>
       <w:shd w:fill="FFFFFF" w:val="clear"/>
-      <w:lang w:val="en-US"/>
+      <w:lang w:val="vi-VN"/>
     </w:rPr>
   </w:style>
   <w:style w:type="paragraph" w:styleId="Bodytext102">
@@ -33435,7 +33215,7 @@
       <w:sz w:val="23"/>
       <w:szCs w:val="23"/>
       <w:shd w:fill="FFFFFF" w:val="clear"/>
-      <w:lang w:val="en-US"/>
+      <w:lang w:val="vi-VN"/>
     </w:rPr>
   </w:style>
   <w:style w:type="paragraph" w:styleId="Bodytext112">
@@ -33451,7 +33231,7 @@
       <w:sz w:val="25"/>
       <w:szCs w:val="25"/>
       <w:shd w:fill="FFFFFF" w:val="clear"/>
-      <w:lang w:val="en-US"/>
+      <w:lang w:val="vi-VN"/>
     </w:rPr>
   </w:style>
   <w:style w:type="paragraph" w:styleId="Bodytext122">
@@ -33467,7 +33247,7 @@
       <w:sz w:val="23"/>
       <w:szCs w:val="23"/>
       <w:shd w:fill="FFFFFF" w:val="clear"/>
-      <w:lang w:val="en-US"/>
+      <w:lang w:val="vi-VN"/>
     </w:rPr>
   </w:style>
   <w:style w:type="paragraph" w:styleId="Bodytext132">
@@ -33484,7 +33264,7 @@
       <w:sz w:val="23"/>
       <w:szCs w:val="23"/>
       <w:shd w:fill="FFFFFF" w:val="clear"/>
-      <w:lang w:val="en-US"/>
+      <w:lang w:val="vi-VN"/>
     </w:rPr>
   </w:style>
   <w:style w:type="paragraph" w:styleId="Bodytext142">
@@ -33500,7 +33280,7 @@
       <w:sz w:val="23"/>
       <w:szCs w:val="23"/>
       <w:shd w:fill="FFFFFF" w:val="clear"/>
-      <w:lang w:val="en-US"/>
+      <w:lang w:val="vi-VN"/>
     </w:rPr>
   </w:style>
   <w:style w:type="paragraph" w:styleId="Bodytext152">
@@ -33516,7 +33296,7 @@
       <w:sz w:val="23"/>
       <w:szCs w:val="23"/>
       <w:shd w:fill="FFFFFF" w:val="clear"/>
-      <w:lang w:val="en-US"/>
+      <w:lang w:val="vi-VN"/>
     </w:rPr>
   </w:style>
   <w:style w:type="paragraph" w:styleId="Bodytext162">
@@ -33532,7 +33312,7 @@
       <w:sz w:val="23"/>
       <w:szCs w:val="23"/>
       <w:shd w:fill="FFFFFF" w:val="clear"/>
-      <w:lang w:val="en-US"/>
+      <w:lang w:val="vi-VN"/>
     </w:rPr>
   </w:style>
   <w:style w:type="paragraph" w:styleId="Bodytext172">
@@ -33548,7 +33328,7 @@
       <w:sz w:val="23"/>
       <w:szCs w:val="23"/>
       <w:shd w:fill="FFFFFF" w:val="clear"/>
-      <w:lang w:val="en-US"/>
+      <w:lang w:val="vi-VN"/>
     </w:rPr>
   </w:style>
   <w:style w:type="paragraph" w:styleId="Bodytext182">
@@ -33564,7 +33344,7 @@
       <w:sz w:val="23"/>
       <w:szCs w:val="23"/>
       <w:shd w:fill="FFFFFF" w:val="clear"/>
-      <w:lang w:val="en-US"/>
+      <w:lang w:val="vi-VN"/>
     </w:rPr>
   </w:style>
   <w:style w:type="paragraph" w:styleId="Bodytext192">
@@ -33581,7 +33361,7 @@
       <w:sz w:val="23"/>
       <w:szCs w:val="23"/>
       <w:shd w:fill="FFFFFF" w:val="clear"/>
-      <w:lang w:val="en-US"/>
+      <w:lang w:val="vi-VN"/>
     </w:rPr>
   </w:style>
   <w:style w:type="paragraph" w:styleId="Bodytext202">
@@ -33598,7 +33378,7 @@
       <w:sz w:val="23"/>
       <w:szCs w:val="23"/>
       <w:shd w:fill="FFFFFF" w:val="clear"/>
-      <w:lang w:val="en-US"/>
+      <w:lang w:val="vi-VN"/>
     </w:rPr>
   </w:style>
   <w:style w:type="paragraph" w:styleId="Bodytext216">
@@ -33615,7 +33395,7 @@
       <w:sz w:val="23"/>
       <w:szCs w:val="23"/>
       <w:shd w:fill="FFFFFF" w:val="clear"/>
-      <w:lang w:val="en-US"/>
+      <w:lang w:val="vi-VN"/>
     </w:rPr>
   </w:style>
   <w:style w:type="paragraph" w:styleId="Bodytext224">
@@ -33632,7 +33412,7 @@
       <w:sz w:val="22"/>
       <w:szCs w:val="22"/>
       <w:shd w:fill="FFFFFF" w:val="clear"/>
-      <w:lang w:val="en-US"/>
+      <w:lang w:val="vi-VN"/>
     </w:rPr>
   </w:style>
   <w:style w:type="paragraph" w:styleId="Bodytext233">
@@ -33649,7 +33429,7 @@
       <w:sz w:val="22"/>
       <w:szCs w:val="22"/>
       <w:shd w:fill="FFFFFF" w:val="clear"/>
-      <w:lang w:val="en-US"/>
+      <w:lang w:val="vi-VN"/>
     </w:rPr>
   </w:style>
   <w:style w:type="paragraph" w:styleId="Bodytext242">
@@ -33665,7 +33445,7 @@
       <w:sz w:val="20"/>
       <w:szCs w:val="20"/>
       <w:shd w:fill="FFFFFF" w:val="clear"/>
-      <w:lang w:val="en-US"/>
+      <w:lang w:val="vi-VN"/>
     </w:rPr>
   </w:style>
   <w:style w:type="paragraph" w:styleId="Bodytext252">
@@ -33682,7 +33462,7 @@
       <w:sz w:val="22"/>
       <w:szCs w:val="22"/>
       <w:shd w:fill="FFFFFF" w:val="clear"/>
-      <w:lang w:val="en-US"/>
+      <w:lang w:val="vi-VN"/>
     </w:rPr>
   </w:style>
   <w:style w:type="paragraph" w:styleId="Bodytext261">
@@ -33699,7 +33479,7 @@
       <w:sz w:val="12"/>
       <w:szCs w:val="12"/>
       <w:shd w:fill="FFFFFF" w:val="clear"/>
-      <w:lang w:val="en-US" w:eastAsia="en-US"/>
+      <w:lang w:val="vi-VN" w:eastAsia="vi-VN"/>
     </w:rPr>
   </w:style>
   <w:style w:type="paragraph" w:styleId="Bodytext271">
@@ -33715,7 +33495,7 @@
       <w:sz w:val="23"/>
       <w:szCs w:val="23"/>
       <w:shd w:fill="FFFFFF" w:val="clear"/>
-      <w:lang w:val="en-US"/>
+      <w:lang w:val="vi-VN"/>
     </w:rPr>
   </w:style>
   <w:style w:type="paragraph" w:styleId="Bodytext281">
@@ -33732,7 +33512,7 @@
       <w:sz w:val="23"/>
       <w:szCs w:val="23"/>
       <w:shd w:fill="FFFFFF" w:val="clear"/>
-      <w:lang w:val="en-US"/>
+      <w:lang w:val="vi-VN"/>
     </w:rPr>
   </w:style>
   <w:style w:type="paragraph" w:styleId="Bodytext291">
@@ -33748,7 +33528,7 @@
       <w:sz w:val="23"/>
       <w:szCs w:val="23"/>
       <w:shd w:fill="FFFFFF" w:val="clear"/>
-      <w:lang w:val="en-US"/>
+      <w:lang w:val="vi-VN"/>
     </w:rPr>
   </w:style>
   <w:style w:type="paragraph" w:styleId="Bodytext301">
@@ -33765,7 +33545,7 @@
       <w:sz w:val="23"/>
       <w:szCs w:val="23"/>
       <w:shd w:fill="FFFFFF" w:val="clear"/>
-      <w:lang w:val="en-US"/>
+      <w:lang w:val="vi-VN"/>
     </w:rPr>
   </w:style>
   <w:style w:type="paragraph" w:styleId="Bodytext311">
@@ -33782,7 +33562,7 @@
       <w:sz w:val="22"/>
       <w:szCs w:val="22"/>
       <w:shd w:fill="FFFFFF" w:val="clear"/>
-      <w:lang w:val="en-US"/>
+      <w:lang w:val="vi-VN"/>
     </w:rPr>
   </w:style>
   <w:style w:type="paragraph" w:styleId="Bodytext321">
@@ -33798,7 +33578,7 @@
       <w:sz w:val="23"/>
       <w:szCs w:val="23"/>
       <w:shd w:fill="FFFFFF" w:val="clear"/>
-      <w:lang w:val="en-US"/>
+      <w:lang w:val="vi-VN"/>
     </w:rPr>
   </w:style>
   <w:style w:type="paragraph" w:styleId="Heading123">
@@ -33816,7 +33596,7 @@
       <w:sz w:val="20"/>
       <w:szCs w:val="20"/>
       <w:shd w:fill="FFFFFF" w:val="clear"/>
-      <w:lang w:val="en-US"/>
+      <w:lang w:val="vi-VN"/>
     </w:rPr>
   </w:style>
   <w:style w:type="paragraph" w:styleId="Heading212">
@@ -33836,7 +33616,7 @@
       <w:sz w:val="20"/>
       <w:szCs w:val="20"/>
       <w:shd w:fill="FFFFFF" w:val="clear"/>
-      <w:lang w:val="en-US"/>
+      <w:lang w:val="vi-VN"/>
     </w:rPr>
   </w:style>
   <w:style w:type="paragraph" w:styleId="Tablecaption51">
@@ -33856,7 +33636,7 @@
       <w:sz w:val="8"/>
       <w:szCs w:val="8"/>
       <w:shd w:fill="FFFFFF" w:val="clear"/>
-      <w:lang w:val="en-US" w:eastAsia="en-US"/>
+      <w:lang w:val="vi-VN" w:eastAsia="vi-VN"/>
     </w:rPr>
   </w:style>
   <w:style w:type="paragraph" w:styleId="Tablecaption61">
@@ -33873,7 +33653,7 @@
       <w:sz w:val="22"/>
       <w:szCs w:val="22"/>
       <w:shd w:fill="FFFFFF" w:val="clear"/>
-      <w:lang w:val="en-US" w:eastAsia="en-US"/>
+      <w:lang w:val="vi-VN" w:eastAsia="vi-VN"/>
     </w:rPr>
   </w:style>
   <w:style w:type="paragraph" w:styleId="Tablecaption71">
@@ -33890,7 +33670,7 @@
       <w:sz w:val="20"/>
       <w:szCs w:val="20"/>
       <w:shd w:fill="FFFFFF" w:val="clear"/>
-      <w:lang w:val="en-US" w:eastAsia="en-US"/>
+      <w:lang w:val="vi-VN" w:eastAsia="vi-VN"/>
     </w:rPr>
   </w:style>
   <w:style w:type="paragraph" w:styleId="msonormal">
@@ -38558,7 +38338,7 @@
       <w:color w:val="auto"/>
       <w:sz w:val="24"/>
       <w:szCs w:val="24"/>
-      <w:lang w:val="vi-VN" w:bidi="ar-SA" w:eastAsia="zh-CN"/>
+      <w:lang w:bidi="ar-SA" w:val="vi-VN" w:eastAsia="zh-CN"/>
     </w:rPr>
   </w:style>
   <w:style w:type="paragraph" w:styleId="Tenchitieu">
@@ -38741,7 +38521,7 @@
       <w:color w:val="auto"/>
       <w:sz w:val="20"/>
       <w:szCs w:val="20"/>
-      <w:lang w:bidi="ar-SA" w:val="en-US" w:eastAsia="zh-CN"/>
+      <w:lang w:val="en-US" w:bidi="ar-SA" w:eastAsia="zh-CN"/>
     </w:rPr>
   </w:style>
   <w:style w:type="paragraph" w:styleId="heading51">
@@ -38831,7 +38611,7 @@
     <w:rPr>
       <w:rFonts w:ascii="Times New Roman" w:hAnsi="Times New Roman" w:cs="Times New Roman"/>
       <w:sz w:val="28"/>
-      <w:lang w:val="en-US"/>
+      <w:lang w:val="vi-VN"/>
     </w:rPr>
   </w:style>
   <w:style w:type="paragraph" w:styleId="CM21">
@@ -38920,7 +38700,7 @@
       <w:iCs w:val="false"/>
       <w:sz w:val="24"/>
       <w:szCs w:val="24"/>
-      <w:lang w:val="en-US"/>
+      <w:lang w:val="vi-VN"/>
     </w:rPr>
   </w:style>
   <w:style w:type="paragraph" w:styleId="248">
@@ -38954,7 +38734,7 @@
       <w:rFonts w:ascii="Arial" w:hAnsi="Arial" w:cs="Arial"/>
       <w:sz w:val="24"/>
       <w:szCs w:val="24"/>
-      <w:lang w:val="en-US"/>
+      <w:lang w:val="vi-VN"/>
     </w:rPr>
   </w:style>
   <w:style w:type="paragraph" w:styleId="A11">
@@ -39089,7 +38869,7 @@
       <w:rFonts w:ascii="Arial" w:hAnsi="Arial" w:cs="Arial"/>
       <w:sz w:val="24"/>
       <w:szCs w:val="20"/>
-      <w:lang w:val="en-US"/>
+      <w:lang w:val="vi-VN"/>
     </w:rPr>
   </w:style>
   <w:style w:type="paragraph" w:styleId="Congthuc">
@@ -39204,7 +38984,7 @@
       <w:rFonts w:ascii="Arial" w:hAnsi="Arial" w:cs="Arial"/>
       <w:sz w:val="24"/>
       <w:szCs w:val="24"/>
-      <w:lang w:val="en-US"/>
+      <w:lang w:val="vi-VN"/>
     </w:rPr>
   </w:style>
   <w:style w:type="paragraph" w:styleId="0Bang">
@@ -39216,7 +38996,7 @@
       <w:jc w:val="center"/>
     </w:pPr>
     <w:rPr>
-      <w:lang w:val="en-US"/>
+      <w:lang w:val="vi-VN"/>
     </w:rPr>
   </w:style>
   <w:style w:type="paragraph" w:styleId="368">
@@ -39444,7 +39224,7 @@
       <w:b/>
       <w:i/>
       <w:szCs w:val="28"/>
-      <w:lang w:val="en-US"/>
+      <w:lang w:val="vi-VN"/>
     </w:rPr>
   </w:style>
   <w:style w:type="paragraph" w:styleId="Style168Left23cmHanging12cmBefore3pt">
@@ -39587,7 +39367,7 @@
       <w:b/>
       <w:sz w:val="24"/>
       <w:szCs w:val="22"/>
-      <w:lang w:val="en-US"/>
+      <w:lang w:val="vi-VN"/>
     </w:rPr>
   </w:style>
   <w:style w:type="paragraph" w:styleId="BPhanMucluc">
@@ -39610,7 +39390,7 @@
       <w:spacing w:val="0"/>
       <w:sz w:val="24"/>
       <w:szCs w:val="22"/>
-      <w:lang w:val="en-US"/>
+      <w:lang w:val="vi-VN"/>
     </w:rPr>
   </w:style>
   <w:style w:type="paragraph" w:styleId="Angoaccongthuc">
@@ -39983,7 +39763,7 @@
       <w:color w:val="auto"/>
       <w:sz w:val="28"/>
       <w:szCs w:val="28"/>
-      <w:lang w:bidi="ar-SA" w:val="en-US" w:eastAsia="zh-CN"/>
+      <w:lang w:val="en-US" w:bidi="ar-SA" w:eastAsia="zh-CN"/>
     </w:rPr>
   </w:style>
   <w:style w:type="paragraph" w:styleId="preamble">
@@ -40092,7 +39872,7 @@
       <w:color w:val="auto"/>
       <w:sz w:val="24"/>
       <w:szCs w:val="24"/>
-      <w:lang w:bidi="ar-SA" w:val="en-US" w:eastAsia="zh-CN"/>
+      <w:lang w:val="en-US" w:bidi="ar-SA" w:eastAsia="zh-CN"/>
     </w:rPr>
   </w:style>
   <w:style w:type="paragraph" w:styleId="cover1">
@@ -40109,7 +39889,7 @@
       <w:color w:val="auto"/>
       <w:sz w:val="28"/>
       <w:szCs w:val="28"/>
-      <w:lang w:bidi="ar-SA" w:val="en-US" w:eastAsia="zh-CN"/>
+      <w:lang w:val="en-US" w:bidi="ar-SA" w:eastAsia="zh-CN"/>
     </w:rPr>
   </w:style>
   <w:style w:type="paragraph" w:styleId="cover2">
@@ -40556,7 +40336,7 @@
       <w:rFonts w:ascii="Arial" w:hAnsi="Arial" w:eastAsia="MS Mincho" w:cs="Arial"/>
       <w:sz w:val="24"/>
       <w:szCs w:val="24"/>
-      <w:lang w:val="en-US"/>
+      <w:lang w:val="vi-VN"/>
     </w:rPr>
   </w:style>
   <w:style w:type="paragraph" w:styleId="NORMALa">
@@ -40668,7 +40448,7 @@
       <w:color w:val="auto"/>
       <w:sz w:val="22"/>
       <w:szCs w:val="22"/>
-      <w:lang w:bidi="ar-SA" w:val="en-US" w:eastAsia="zh-CN"/>
+      <w:lang w:val="en-US" w:bidi="ar-SA" w:eastAsia="zh-CN"/>
     </w:rPr>
   </w:style>
   <w:style w:type="paragraph" w:styleId="tableindent">
@@ -40701,7 +40481,7 @@
       <w:color w:val="auto"/>
       <w:sz w:val="24"/>
       <w:szCs w:val="24"/>
-      <w:lang w:bidi="ar-SA" w:val="en-US" w:eastAsia="zh-CN"/>
+      <w:lang w:val="en-US" w:bidi="ar-SA" w:eastAsia="zh-CN"/>
     </w:rPr>
   </w:style>
   <w:style w:type="paragraph" w:styleId="TENCHUONG2">
@@ -40720,7 +40500,7 @@
       <w:color w:val="auto"/>
       <w:sz w:val="24"/>
       <w:szCs w:val="24"/>
-      <w:lang w:bidi="ar-SA" w:val="en-US" w:eastAsia="zh-CN"/>
+      <w:lang w:val="en-US" w:bidi="ar-SA" w:eastAsia="zh-CN"/>
     </w:rPr>
   </w:style>
   <w:style w:type="paragraph" w:styleId="111reindent">
@@ -40868,7 +40648,7 @@
       <w:color w:val="auto"/>
       <w:sz w:val="32"/>
       <w:szCs w:val="32"/>
-      <w:lang w:bidi="ar-SA" w:val="en-US" w:eastAsia="zh-CN"/>
+      <w:lang w:val="en-US" w:bidi="ar-SA" w:eastAsia="zh-CN"/>
     </w:rPr>
   </w:style>
   <w:style w:type="paragraph" w:styleId="aindent">
@@ -40903,7 +40683,7 @@
       <w:color w:val="auto"/>
       <w:sz w:val="24"/>
       <w:szCs w:val="24"/>
-      <w:lang w:bidi="ar-SA" w:val="en-US" w:eastAsia="zh-CN"/>
+      <w:lang w:val="en-US" w:bidi="ar-SA" w:eastAsia="zh-CN"/>
     </w:rPr>
   </w:style>
   <w:style w:type="paragraph" w:styleId="iindent">
@@ -40963,7 +40743,7 @@
       <w:color w:val="auto"/>
       <w:sz w:val="24"/>
       <w:szCs w:val="24"/>
-      <w:lang w:bidi="ar-SA" w:val="en-US" w:eastAsia="zh-CN"/>
+      <w:lang w:val="en-US" w:bidi="ar-SA" w:eastAsia="zh-CN"/>
     </w:rPr>
   </w:style>
   <w:style w:type="paragraph" w:styleId="content11">
@@ -40997,7 +40777,7 @@
       <w:color w:val="auto"/>
       <w:sz w:val="24"/>
       <w:szCs w:val="24"/>
-      <w:lang w:bidi="ar-SA" w:val="en-US" w:eastAsia="zh-CN"/>
+      <w:lang w:val="en-US" w:bidi="ar-SA" w:eastAsia="zh-CN"/>
     </w:rPr>
   </w:style>
   <w:style w:type="paragraph" w:styleId="Footer2">
@@ -41013,7 +40793,7 @@
       <w:color w:val="auto"/>
       <w:sz w:val="24"/>
       <w:szCs w:val="24"/>
-      <w:lang w:bidi="ar-SA" w:val="en-US" w:eastAsia="zh-CN"/>
+      <w:lang w:val="en-US" w:bidi="ar-SA" w:eastAsia="zh-CN"/>
     </w:rPr>
   </w:style>
   <w:style w:type="paragraph" w:styleId="gridtable">
@@ -41044,7 +40824,7 @@
       <w:color w:val="auto"/>
       <w:sz w:val="24"/>
       <w:szCs w:val="24"/>
-      <w:lang w:bidi="ar-SA" w:val="en-US" w:eastAsia="zh-CN"/>
+      <w:lang w:val="en-US" w:bidi="ar-SA" w:eastAsia="zh-CN"/>
     </w:rPr>
   </w:style>
   <w:style w:type="paragraph" w:styleId="Header2">
@@ -41061,7 +40841,7 @@
       <w:color w:val="auto"/>
       <w:sz w:val="24"/>
       <w:szCs w:val="24"/>
-      <w:lang w:bidi="ar-SA" w:val="en-US" w:eastAsia="zh-CN"/>
+      <w:lang w:val="en-US" w:bidi="ar-SA" w:eastAsia="zh-CN"/>
     </w:rPr>
   </w:style>
   <w:style w:type="paragraph" w:styleId="normalleft01">
@@ -41116,7 +40896,7 @@
       <w:color w:val="auto"/>
       <w:sz w:val="24"/>
       <w:szCs w:val="24"/>
-      <w:lang w:bidi="ar-SA" w:val="en-US" w:eastAsia="zh-CN"/>
+      <w:lang w:val="en-US" w:bidi="ar-SA" w:eastAsia="zh-CN"/>
     </w:rPr>
   </w:style>
   <w:style w:type="paragraph" w:styleId="Char1CharCharCharCharCharChar">
@@ -41186,7 +40966,7 @@
       <w:color w:val="auto"/>
       <w:sz w:val="20"/>
       <w:szCs w:val="20"/>
-      <w:lang w:eastAsia="ko-KR" w:bidi="ar-SA" w:val="en-US"/>
+      <w:lang w:val="en-US" w:eastAsia="ko-KR" w:bidi="ar-SA"/>
     </w:rPr>
   </w:style>
   <w:style w:type="paragraph" w:styleId="heading2-p">
@@ -41273,7 +41053,7 @@
       <w:spacing w:val="-2"/>
       <w:sz w:val="26"/>
       <w:szCs w:val="20"/>
-      <w:lang w:val="en-US"/>
+      <w:lang w:val="vi-VN"/>
     </w:rPr>
   </w:style>
   <w:style w:type="paragraph" w:styleId="f">
@@ -41310,7 +41090,7 @@
     <w:rPr>
       <w:sz w:val="26"/>
       <w:szCs w:val="26"/>
-      <w:lang w:val="en-US" w:eastAsia="en-US"/>
+      <w:lang w:val="vi-VN" w:eastAsia="vi-VN"/>
     </w:rPr>
   </w:style>
   <w:style w:type="paragraph" w:styleId="Tiu31">
@@ -41328,7 +41108,7 @@
       <w:bCs/>
       <w:sz w:val="26"/>
       <w:szCs w:val="26"/>
-      <w:lang w:val="en-US" w:eastAsia="en-US"/>
+      <w:lang w:val="vi-VN" w:eastAsia="vi-VN"/>
     </w:rPr>
   </w:style>
   <w:style w:type="paragraph" w:styleId="Khc1">
@@ -41343,7 +41123,7 @@
     <w:rPr>
       <w:sz w:val="26"/>
       <w:szCs w:val="26"/>
-      <w:lang w:val="en-US" w:eastAsia="en-US"/>
+      <w:lang w:val="vi-VN" w:eastAsia="vi-VN"/>
     </w:rPr>
   </w:style>
   <w:style w:type="paragraph" w:styleId="Chthchnh1">
@@ -41358,7 +41138,7 @@
     <w:rPr>
       <w:sz w:val="26"/>
       <w:szCs w:val="26"/>
-      <w:lang w:val="en-US" w:eastAsia="en-US"/>
+      <w:lang w:val="vi-VN" w:eastAsia="vi-VN"/>
     </w:rPr>
   </w:style>
   <w:style w:type="paragraph" w:styleId="Other1">
@@ -41375,7 +41155,7 @@
       <w:sz w:val="26"/>
       <w:szCs w:val="26"/>
       <w:shd w:fill="FFFFFF" w:val="clear"/>
-      <w:lang w:val="en-US" w:eastAsia="en-US"/>
+      <w:lang w:val="vi-VN" w:eastAsia="vi-VN"/>
     </w:rPr>
   </w:style>
   <w:style w:type="paragraph" w:styleId="Picturecaption1">
@@ -41392,7 +41172,7 @@
       <w:sz w:val="26"/>
       <w:szCs w:val="26"/>
       <w:shd w:fill="FFFFFF" w:val="clear"/>
-      <w:lang w:val="en-US" w:eastAsia="en-US"/>
+      <w:lang w:val="vi-VN" w:eastAsia="vi-VN"/>
     </w:rPr>
   </w:style>
   <w:style w:type="paragraph" w:styleId="Ghichcuitrang1">
@@ -41435,7 +41215,7 @@
       <w:bCs/>
       <w:sz w:val="18"/>
       <w:szCs w:val="18"/>
-      <w:lang w:val="en-US" w:eastAsia="en-US"/>
+      <w:lang w:val="vi-VN" w:eastAsia="vi-VN"/>
     </w:rPr>
   </w:style>
   <w:style w:type="paragraph" w:styleId="Tiu21">
@@ -41452,7 +41232,7 @@
       <w:iCs/>
       <w:sz w:val="34"/>
       <w:szCs w:val="34"/>
-      <w:lang w:val="en-US" w:eastAsia="en-US"/>
+      <w:lang w:val="vi-VN" w:eastAsia="vi-VN"/>
     </w:rPr>
   </w:style>
   <w:style w:type="paragraph" w:styleId="Chthchbng1">
@@ -41466,7 +41246,7 @@
     <w:rPr>
       <w:sz w:val="26"/>
       <w:szCs w:val="26"/>
-      <w:lang w:val="en-US" w:eastAsia="en-US"/>
+      <w:lang w:val="vi-VN" w:eastAsia="vi-VN"/>
     </w:rPr>
   </w:style>
   <w:style w:type="paragraph" w:styleId="Tiu11">
@@ -41485,7 +41265,7 @@
       <w:sz w:val="36"/>
       <w:szCs w:val="36"/>
       <w:shd w:fill="FFFFFF" w:val="clear"/>
-      <w:lang w:val="en-US" w:eastAsia="en-US"/>
+      <w:lang w:val="vi-VN" w:eastAsia="vi-VN"/>
     </w:rPr>
   </w:style>
   <w:style w:type="numbering" w:styleId="WW8Num1">
@@ -41623,7 +41403,7 @@
 </w:styles>
 </file>
 
-<file path=./word/theme/theme1.xml><?xml version="1.0" encoding="utf-8"?>
+<file path=word/theme/theme1.xml><?xml version="1.0" encoding="utf-8"?>
 <a:theme xmlns:a="http://schemas.openxmlformats.org/drawingml/2006/main" xmlns:r="http://schemas.openxmlformats.org/officeDocument/2006/relationships" name="Office">
   <a:themeElements>
     <a:clrScheme name="LibreOffice">
